--- a/Parcial 1/Guias/01_Guia_PlantUML_CU_Analisis_TeKMess_V1.0.docx
+++ b/Parcial 1/Guias/01_Guia_PlantUML_CU_Analisis_TeKMess_V1.0.docx
@@ -38,7 +38,6 @@
           <w:lang w:val="es-EC"/>
         </w:rPr>
       </w:pPr>
-      <w:proofErr w:type="spellStart"/>
       <w:r>
         <w:rPr>
           <w:b/>
@@ -48,7 +47,6 @@
         </w:rPr>
         <w:t>TekMess</w:t>
       </w:r>
-      <w:proofErr w:type="spellEnd"/>
     </w:p>
     <w:p>
       <w:pPr>
@@ -81,7 +79,6 @@
     </w:p>
     <w:p>
       <w:pPr>
-        <w:spacing w:after="120" w:line="252" w:lineRule="auto"/>
         <w:rPr>
           <w:lang w:val="es-EC"/>
         </w:rPr>
@@ -90,21 +87,7 @@
         <w:rPr>
           <w:lang w:val="es-EC"/>
         </w:rPr>
-        <w:t xml:space="preserve">El propósito de este desarrollo es orientar la transición desde los Requisitos Funcionales (RF) definidos en la ERS del sistema </w:t>
-      </w:r>
-      <w:proofErr w:type="spellStart"/>
-      <w:r>
-        <w:rPr>
-          <w:lang w:val="es-EC"/>
-        </w:rPr>
-        <w:t>TekMess</w:t>
-      </w:r>
-      <w:proofErr w:type="spellEnd"/>
-      <w:r>
-        <w:rPr>
-          <w:lang w:val="es-EC"/>
-        </w:rPr>
-        <w:t>, hacia un Modelo de uso de análisis, que sea claro, trazable y verificable.</w:t>
+        <w:t>Proyecto: TeKMess</w:t>
       </w:r>
     </w:p>
     <w:p>
@@ -114,6 +97,26 @@
           <w:lang w:val="es-EC"/>
         </w:rPr>
       </w:pPr>
+      <w:r>
+        <w:rPr>
+          <w:lang w:val="es-EC"/>
+        </w:rPr>
+        <w:t>El propósito de este desarrollo es orientar la transición desde los Requisitos Funcionales (RF) definidos en la ERS del sistema TekMess, hacia un Modelo de uso de análisis, que sea claro, trazable y verificable.</w:t>
+      </w:r>
+    </w:p>
+    <w:p>
+      <w:pPr>
+        <w:spacing w:after="120" w:line="252" w:lineRule="auto"/>
+        <w:rPr>
+          <w:lang w:val="es-EC"/>
+        </w:rPr>
+      </w:pPr>
+      <w:r>
+        <w:rPr>
+          <w:lang w:val="es-EC"/>
+        </w:rPr>
+        <w:t>Mediante este proceso se busca garantizar que cada funcionalidad se encuentre representado por un caso de uso especifico, en donde se definirá de manera clara que actor interactúa con cada proceso del negocio, sentando las bases y con una estandarización de lenguaje de modelado UML con el cual asegurar que el diseño sea consistente, profesional y fácil de actualizar ante cualquier cambio en los requisitos operativos de TeKMess</w:t>
+      </w:r>
     </w:p>
     <w:p>
       <w:pPr>
@@ -138,10 +141,10 @@
         <w:tblLook w:val="04A0" w:firstRow="1" w:lastRow="0" w:firstColumn="1" w:lastColumn="0" w:noHBand="0" w:noVBand="1"/>
       </w:tblPr>
       <w:tblGrid>
-        <w:gridCol w:w="2481"/>
+        <w:gridCol w:w="2482"/>
         <w:gridCol w:w="2482"/>
         <w:gridCol w:w="2481"/>
-        <w:gridCol w:w="2482"/>
+        <w:gridCol w:w="2481"/>
       </w:tblGrid>
       <w:tr>
         <w:trPr>
@@ -157,7 +160,6 @@
             <w:pPr>
               <w:spacing w:after="40"/>
             </w:pPr>
-            <w:proofErr w:type="spellStart"/>
             <w:r>
               <w:rPr>
                 <w:b/>
@@ -166,7 +168,6 @@
               </w:rPr>
               <w:t>Momento</w:t>
             </w:r>
-            <w:proofErr w:type="spellEnd"/>
           </w:p>
         </w:tc>
         <w:tc>
@@ -255,35 +256,7 @@
               <w:rPr>
                 <w:sz w:val="18"/>
               </w:rPr>
-              <w:t xml:space="preserve"> - </w:t>
-            </w:r>
-            <w:proofErr w:type="spellStart"/>
-            <w:r>
-              <w:rPr>
-                <w:sz w:val="18"/>
-              </w:rPr>
-              <w:t>Análisis</w:t>
-            </w:r>
-            <w:proofErr w:type="spellEnd"/>
-            <w:r>
-              <w:rPr>
-                <w:sz w:val="18"/>
-              </w:rPr>
-              <w:t xml:space="preserve"> </w:t>
-            </w:r>
-            <w:proofErr w:type="spellStart"/>
-            <w:r>
-              <w:rPr>
-                <w:sz w:val="18"/>
-              </w:rPr>
-              <w:t>funcional</w:t>
-            </w:r>
-            <w:proofErr w:type="spellEnd"/>
-            <w:r>
-              <w:rPr>
-                <w:sz w:val="18"/>
-              </w:rPr>
-              <w:t xml:space="preserve"> inicial</w:t>
+              <w:t xml:space="preserve"> - Análisis funcional inicial</w:t>
             </w:r>
           </w:p>
         </w:tc>
@@ -323,28 +296,11 @@
                 <w:sz w:val="18"/>
                 <w:lang w:val="es-EC"/>
               </w:rPr>
-              <w:t xml:space="preserve">Diagrama de casos de uso en </w:t>
-            </w:r>
-            <w:proofErr w:type="spellStart"/>
-            <w:r>
-              <w:rPr>
-                <w:sz w:val="18"/>
-                <w:lang w:val="es-EC"/>
-              </w:rPr>
-              <w:t>PlantUML</w:t>
-            </w:r>
-            <w:proofErr w:type="spellEnd"/>
-            <w:r>
-              <w:rPr>
-                <w:sz w:val="18"/>
-                <w:lang w:val="es-EC"/>
-              </w:rPr>
-              <w:t xml:space="preserve"> y </w:t>
+              <w:t xml:space="preserve">Diagrama de casos de uso en PlantUML y </w:t>
             </w:r>
             <w:r>
               <w:rPr>
                 <w:sz w:val="18"/>
-                <w:highlight w:val="yellow"/>
                 <w:lang w:val="es-EC"/>
               </w:rPr>
               <w:t>matriz RF-CU.</w:t>
@@ -367,15 +323,7 @@
                 <w:sz w:val="18"/>
                 <w:lang w:val="es-EC"/>
               </w:rPr>
-              <w:t xml:space="preserve">Permite </w:t>
-            </w:r>
-            <w:r>
-              <w:rPr>
-                <w:sz w:val="18"/>
-                <w:highlight w:val="yellow"/>
-                <w:lang w:val="es-EC"/>
-              </w:rPr>
-              <w:t>identificar clases, atributos y responsabilidades para el análisis estructural.</w:t>
+              <w:t>Permite identificar clases de análisis (Entidad, Control y Frontera) para el sistema de mensajería y auditoría.</w:t>
             </w:r>
           </w:p>
         </w:tc>
@@ -404,49 +352,7 @@
               <w:rPr>
                 <w:sz w:val="18"/>
               </w:rPr>
-              <w:t xml:space="preserve"> - </w:t>
-            </w:r>
-            <w:proofErr w:type="spellStart"/>
-            <w:r>
-              <w:rPr>
-                <w:sz w:val="18"/>
-              </w:rPr>
-              <w:t>Modelado</w:t>
-            </w:r>
-            <w:proofErr w:type="spellEnd"/>
-            <w:r>
-              <w:rPr>
-                <w:sz w:val="18"/>
-              </w:rPr>
-              <w:t xml:space="preserve"> </w:t>
-            </w:r>
-            <w:proofErr w:type="spellStart"/>
-            <w:r>
-              <w:rPr>
-                <w:sz w:val="18"/>
-              </w:rPr>
-              <w:t>estructural</w:t>
-            </w:r>
-            <w:proofErr w:type="spellEnd"/>
-          </w:p>
-        </w:tc>
-        <w:tc>
-          <w:tcPr>
-            <w:tcW w:w="2484" w:type="dxa"/>
-          </w:tcPr>
-          <w:p>
-            <w:pPr>
-              <w:spacing w:after="40"/>
-              <w:rPr>
-                <w:lang w:val="es-EC"/>
-              </w:rPr>
-            </w:pPr>
-            <w:r>
-              <w:rPr>
-                <w:sz w:val="18"/>
-                <w:lang w:val="es-EC"/>
-              </w:rPr>
-              <w:t>¿Qué clases principales se derivan de los casos de uso?</w:t>
+              <w:t xml:space="preserve"> - Modelado estructural</w:t>
             </w:r>
           </w:p>
         </w:tc>
@@ -466,22 +372,7 @@
                 <w:sz w:val="18"/>
                 <w:lang w:val="es-EC"/>
               </w:rPr>
-              <w:t xml:space="preserve">Diagrama de clases de análisis con </w:t>
-            </w:r>
-            <w:r>
-              <w:rPr>
-                <w:sz w:val="18"/>
-                <w:highlight w:val="yellow"/>
-                <w:lang w:val="es-EC"/>
-              </w:rPr>
-              <w:t>clases de entidad, control y frontera</w:t>
-            </w:r>
-            <w:r>
-              <w:rPr>
-                <w:sz w:val="18"/>
-                <w:lang w:val="es-EC"/>
-              </w:rPr>
-              <w:t xml:space="preserve"> cuando corresponda.</w:t>
+              <w:t>¿Qué objetos y responsabilidades se necesitan para cumplir con los casos de uso?</w:t>
             </w:r>
           </w:p>
         </w:tc>
@@ -501,7 +392,27 @@
                 <w:sz w:val="18"/>
                 <w:lang w:val="es-EC"/>
               </w:rPr>
-              <w:t>Entrega objetos base para diagramas de secuencia.</w:t>
+              <w:t>Diagrama de clases de análisis (Clases de borde, control y entidad).</w:t>
+            </w:r>
+          </w:p>
+        </w:tc>
+        <w:tc>
+          <w:tcPr>
+            <w:tcW w:w="2484" w:type="dxa"/>
+          </w:tcPr>
+          <w:p>
+            <w:pPr>
+              <w:spacing w:after="40"/>
+              <w:rPr>
+                <w:lang w:val="es-EC"/>
+              </w:rPr>
+            </w:pPr>
+            <w:r>
+              <w:rPr>
+                <w:sz w:val="18"/>
+                <w:lang w:val="es-EC"/>
+              </w:rPr>
+              <w:t>Insumo para el diseño de la arquitectura de software y la base de datos de TekMess.</w:t>
             </w:r>
           </w:p>
         </w:tc>
@@ -530,30 +441,8 @@
               <w:rPr>
                 <w:sz w:val="18"/>
               </w:rPr>
-              <w:t xml:space="preserve"> - </w:t>
+              <w:t xml:space="preserve"> - Modelado dinámico</w:t>
             </w:r>
-            <w:proofErr w:type="spellStart"/>
-            <w:r>
-              <w:rPr>
-                <w:sz w:val="18"/>
-              </w:rPr>
-              <w:t>Modelado</w:t>
-            </w:r>
-            <w:proofErr w:type="spellEnd"/>
-            <w:r>
-              <w:rPr>
-                <w:sz w:val="18"/>
-              </w:rPr>
-              <w:t xml:space="preserve"> </w:t>
-            </w:r>
-            <w:proofErr w:type="spellStart"/>
-            <w:r>
-              <w:rPr>
-                <w:sz w:val="18"/>
-              </w:rPr>
-              <w:t>dinámico</w:t>
-            </w:r>
-            <w:proofErr w:type="spellEnd"/>
           </w:p>
         </w:tc>
         <w:tc>
@@ -590,7 +479,6 @@
             <w:r>
               <w:rPr>
                 <w:sz w:val="18"/>
-                <w:highlight w:val="yellow"/>
                 <w:lang w:val="es-EC"/>
               </w:rPr>
               <w:t>Diagramas de secuencia</w:t>
@@ -638,149 +526,120 @@
         <w:rPr>
           <w:lang w:val="es-EC"/>
         </w:rPr>
-        <w:t>3. Conceptos mínimos para modelar casos de uso</w:t>
+        <w:t xml:space="preserve">3. </w:t>
+      </w:r>
+      <w:r>
+        <w:rPr>
+          <w:lang w:val="es-EC"/>
+        </w:rPr>
+        <w:t xml:space="preserve">Identificación de los actores </w:t>
       </w:r>
     </w:p>
     <w:p>
       <w:pPr>
-        <w:pStyle w:val="ListBullet"/>
-        <w:spacing w:after="120" w:line="252" w:lineRule="auto"/>
+        <w:pStyle w:val="ListParagraph"/>
+        <w:numPr>
+          <w:ilvl w:val="0"/>
+          <w:numId w:val="10"/>
+        </w:numPr>
         <w:rPr>
           <w:lang w:val="es-EC"/>
         </w:rPr>
       </w:pPr>
       <w:r>
         <w:rPr>
-          <w:b/>
-          <w:lang w:val="es-EC"/>
-        </w:rPr>
-        <w:t xml:space="preserve">Actor: </w:t>
-      </w:r>
-      <w:r>
-        <w:rPr>
-          <w:lang w:val="es-EC"/>
-        </w:rPr>
-        <w:t>Rol externo que interactúa con el sistema. Puede ser una persona, área, dispositivo u otro sistema.</w:t>
+          <w:lang w:val="es-EC"/>
+        </w:rPr>
+        <w:t xml:space="preserve">Centralista: Actor principal de administración, encargado de la gestión de la base de datos de empleados, la configuración de accesos y la supervisión de la importancia de datos externos </w:t>
       </w:r>
     </w:p>
     <w:p>
       <w:pPr>
-        <w:pStyle w:val="ListBullet"/>
-        <w:spacing w:after="120" w:line="252" w:lineRule="auto"/>
+        <w:pStyle w:val="ListParagraph"/>
+        <w:numPr>
+          <w:ilvl w:val="0"/>
+          <w:numId w:val="10"/>
+        </w:numPr>
+        <w:rPr>
+          <w:lang w:val="es-EC"/>
+        </w:rPr>
       </w:pPr>
       <w:r>
         <w:rPr>
-          <w:b/>
-          <w:lang w:val="es-EC"/>
-        </w:rPr>
-        <w:t xml:space="preserve">Caso de uso: Funcionalidad observable desde el punto de vista del actor. </w:t>
-      </w:r>
-      <w:r>
-        <w:rPr>
-          <w:b/>
-        </w:rPr>
-        <w:t xml:space="preserve">Debe </w:t>
-      </w:r>
-      <w:proofErr w:type="spellStart"/>
-      <w:r>
-        <w:rPr>
-          <w:b/>
-        </w:rPr>
-        <w:t>nombrarse</w:t>
-      </w:r>
-      <w:proofErr w:type="spellEnd"/>
-      <w:r>
-        <w:rPr>
-          <w:b/>
-        </w:rPr>
-        <w:t xml:space="preserve"> con verbo + objeto, por ejemplo: Agregar estudiante.</w:t>
+          <w:lang w:val="es-EC"/>
+        </w:rPr>
+        <w:t>Supervisor: Actor con privilegios de revisión, su función principal es el auditar reportes operativos en donde se garantice que la información enviada por los guardias sea verídica y este mismo cumpla con los estándares de la empresa</w:t>
       </w:r>
     </w:p>
     <w:p>
       <w:pPr>
-        <w:pStyle w:val="ListBullet"/>
-        <w:spacing w:after="120" w:line="252" w:lineRule="auto"/>
+        <w:pStyle w:val="ListParagraph"/>
+        <w:numPr>
+          <w:ilvl w:val="0"/>
+          <w:numId w:val="10"/>
+        </w:numPr>
         <w:rPr>
           <w:lang w:val="es-EC"/>
         </w:rPr>
       </w:pPr>
       <w:r>
         <w:rPr>
-          <w:b/>
-          <w:lang w:val="es-EC"/>
-        </w:rPr>
-        <w:t xml:space="preserve">Límite del sistema: </w:t>
-      </w:r>
-      <w:r>
-        <w:rPr>
-          <w:lang w:val="es-EC"/>
-        </w:rPr>
-        <w:t>Caja o frontera que delimita qué funcionalidades pertenecen al sistema y qué elementos están fuera.</w:t>
+          <w:lang w:val="es-EC"/>
+        </w:rPr>
+        <w:t xml:space="preserve">Guardia: Usuario operativo en campo, la función principal es la detección de incidentes mediante el envió de reportes operativos en tiempo real </w:t>
       </w:r>
     </w:p>
     <w:p>
       <w:pPr>
-        <w:pStyle w:val="ListBullet"/>
-        <w:spacing w:after="120" w:line="252" w:lineRule="auto"/>
+        <w:pStyle w:val="ListParagraph"/>
+        <w:numPr>
+          <w:ilvl w:val="0"/>
+          <w:numId w:val="10"/>
+        </w:numPr>
         <w:rPr>
           <w:lang w:val="es-EC"/>
         </w:rPr>
       </w:pPr>
       <w:r>
         <w:rPr>
-          <w:b/>
-          <w:lang w:val="es-EC"/>
-        </w:rPr>
-        <w:t xml:space="preserve">Relación actor-caso de uso: </w:t>
-      </w:r>
-      <w:r>
-        <w:rPr>
-          <w:lang w:val="es-EC"/>
-        </w:rPr>
-        <w:t>Comunicación directa entre un actor y una funcionalidad del sistema.</w:t>
+          <w:lang w:val="es-EC"/>
+        </w:rPr>
+        <w:t xml:space="preserve">Jefe Logística: este perfil es de nivel estratégico, el cual consume los reportes consolidados y estadísticas de tiempos de respuesta para la toma de decisiones </w:t>
       </w:r>
     </w:p>
     <w:p>
       <w:pPr>
-        <w:pStyle w:val="ListBullet"/>
-        <w:spacing w:after="120" w:line="252" w:lineRule="auto"/>
+        <w:pStyle w:val="ListParagraph"/>
+        <w:numPr>
+          <w:ilvl w:val="0"/>
+          <w:numId w:val="10"/>
+        </w:numPr>
         <w:rPr>
           <w:lang w:val="es-EC"/>
         </w:rPr>
       </w:pPr>
       <w:r>
         <w:rPr>
-          <w:b/>
-          <w:lang w:val="es-EC"/>
-        </w:rPr>
-        <w:t>Relación &lt;&lt;</w:t>
-      </w:r>
-      <w:proofErr w:type="spellStart"/>
-      <w:r>
-        <w:rPr>
-          <w:b/>
-          <w:lang w:val="es-EC"/>
-        </w:rPr>
-        <w:t>include</w:t>
-      </w:r>
-      <w:proofErr w:type="spellEnd"/>
-      <w:r>
-        <w:rPr>
-          <w:b/>
-          <w:lang w:val="es-EC"/>
-        </w:rPr>
-        <w:t xml:space="preserve">&gt;&gt;: </w:t>
+          <w:lang w:val="es-EC"/>
+        </w:rPr>
+        <w:t xml:space="preserve">Usuario: </w:t>
       </w:r>
       <w:r>
         <w:rPr>
           <w:lang w:val="es-EC"/>
         </w:rPr>
-        <w:t>Se usa cuando un caso de uso siempre reutiliza un comportamiento obligatorio de otro.</w:t>
+        <w:t>Rol abstracto mediante el cual se realiza acciones comunes de seguridad, como el inicio de sesión y autenticación multifactor</w:t>
+      </w:r>
+      <w:r>
+        <w:rPr>
+          <w:lang w:val="es-EC"/>
+        </w:rPr>
+        <w:t xml:space="preserve"> </w:t>
       </w:r>
     </w:p>
     <w:p>
       <w:pPr>
-        <w:pStyle w:val="ListBullet"/>
+        <w:pStyle w:val="Heading1"/>
         <w:spacing w:after="120" w:line="252" w:lineRule="auto"/>
         <w:rPr>
           <w:lang w:val="es-EC"/>
@@ -788,133 +647,16 @@
       </w:pPr>
       <w:r>
         <w:rPr>
-          <w:b/>
-          <w:lang w:val="es-EC"/>
-        </w:rPr>
-        <w:t>Relación &lt;&lt;</w:t>
-      </w:r>
-      <w:proofErr w:type="spellStart"/>
-      <w:r>
-        <w:rPr>
-          <w:b/>
-          <w:lang w:val="es-EC"/>
-        </w:rPr>
-        <w:t>extend</w:t>
-      </w:r>
-      <w:proofErr w:type="spellEnd"/>
-      <w:r>
-        <w:rPr>
-          <w:b/>
-          <w:lang w:val="es-EC"/>
-        </w:rPr>
-        <w:t xml:space="preserve">&gt;&gt;: </w:t>
+          <w:lang w:val="es-EC"/>
+        </w:rPr>
+        <w:lastRenderedPageBreak/>
+        <w:t xml:space="preserve">4. </w:t>
       </w:r>
       <w:r>
         <w:rPr>
           <w:lang w:val="es-EC"/>
         </w:rPr>
-        <w:t>Se usa cuando un comportamiento opcional o condicionado amplía otro caso de uso.</w:t>
-      </w:r>
-    </w:p>
-    <w:tbl>
-      <w:tblPr>
-        <w:tblW w:w="0" w:type="auto"/>
-        <w:jc w:val="center"/>
-        <w:tblLook w:val="04A0" w:firstRow="1" w:lastRow="0" w:firstColumn="1" w:lastColumn="0" w:noHBand="0" w:noVBand="1"/>
-      </w:tblPr>
-      <w:tblGrid>
-        <w:gridCol w:w="9936"/>
-      </w:tblGrid>
-      <w:tr>
-        <w:trPr>
-          <w:cantSplit/>
-          <w:jc w:val="center"/>
-        </w:trPr>
-        <w:tc>
-          <w:tcPr>
-            <w:tcW w:w="9936" w:type="dxa"/>
-            <w:shd w:val="clear" w:color="auto" w:fill="EAF3F8"/>
-          </w:tcPr>
-          <w:p>
-            <w:pPr>
-              <w:spacing w:after="40"/>
-              <w:rPr>
-                <w:lang w:val="es-EC"/>
-              </w:rPr>
-            </w:pPr>
-            <w:r>
-              <w:rPr>
-                <w:b/>
-                <w:color w:val="1F4E79"/>
-                <w:sz w:val="18"/>
-                <w:lang w:val="es-EC"/>
-              </w:rPr>
-              <w:t xml:space="preserve">Cuidado académico: </w:t>
-            </w:r>
-            <w:r>
-              <w:rPr>
-                <w:sz w:val="18"/>
-                <w:lang w:val="es-EC"/>
-              </w:rPr>
-              <w:t>Las relaciones &lt;&lt;</w:t>
-            </w:r>
-            <w:proofErr w:type="spellStart"/>
-            <w:r>
-              <w:rPr>
-                <w:sz w:val="18"/>
-                <w:lang w:val="es-EC"/>
-              </w:rPr>
-              <w:t>include</w:t>
-            </w:r>
-            <w:proofErr w:type="spellEnd"/>
-            <w:r>
-              <w:rPr>
-                <w:sz w:val="18"/>
-                <w:lang w:val="es-EC"/>
-              </w:rPr>
-              <w:t>&gt;&gt; y &lt;&lt;</w:t>
-            </w:r>
-            <w:proofErr w:type="spellStart"/>
-            <w:r>
-              <w:rPr>
-                <w:sz w:val="18"/>
-                <w:lang w:val="es-EC"/>
-              </w:rPr>
-              <w:t>extend</w:t>
-            </w:r>
-            <w:proofErr w:type="spellEnd"/>
-            <w:r>
-              <w:rPr>
-                <w:sz w:val="18"/>
-                <w:lang w:val="es-EC"/>
-              </w:rPr>
-              <w:t xml:space="preserve">&gt;&gt; no deben usarse para “decorar” el diagrama. </w:t>
-            </w:r>
-            <w:r>
-              <w:rPr>
-                <w:sz w:val="18"/>
-                <w:highlight w:val="yellow"/>
-                <w:lang w:val="es-EC"/>
-              </w:rPr>
-              <w:t>Solo se incorporan cuando aportan claridad al análisis y mantienen coherencia con los requisitos.</w:t>
-            </w:r>
-          </w:p>
-        </w:tc>
-      </w:tr>
-    </w:tbl>
-    <w:p>
-      <w:pPr>
-        <w:pStyle w:val="Heading1"/>
-        <w:spacing w:after="120" w:line="252" w:lineRule="auto"/>
-        <w:rPr>
-          <w:lang w:val="es-EC"/>
-        </w:rPr>
-      </w:pPr>
-      <w:r>
-        <w:rPr>
-          <w:lang w:val="es-EC"/>
-        </w:rPr>
-        <w:t>4. Caso base: CRUD de Estudiante</w:t>
+        <w:t xml:space="preserve">Datos sugeridos para la gestión de empleados </w:t>
       </w:r>
     </w:p>
     <w:p>
@@ -928,7 +670,7 @@
         <w:rPr>
           <w:lang w:val="es-EC"/>
         </w:rPr>
-        <w:t>El sistema debe permitir gestionar estudiantes. Según la interfaz referencial del CRUD, cada estudiante tendrá la siguiente información mínima: ID, Nombre y Edad. Las operaciones principales disponibles son Agregar, Actualizar, Eliminar y Mostrar Todo.</w:t>
+        <w:t>Esta tabla define la información mínima que manejará tu sistema para cada trabajado</w:t>
       </w:r>
     </w:p>
     <w:tbl>
@@ -939,8 +681,8 @@
         <w:tblLook w:val="04A0" w:firstRow="1" w:lastRow="0" w:firstColumn="1" w:lastColumn="0" w:noHBand="0" w:noVBand="1"/>
       </w:tblPr>
       <w:tblGrid>
-        <w:gridCol w:w="2481"/>
-        <w:gridCol w:w="2481"/>
+        <w:gridCol w:w="2480"/>
+        <w:gridCol w:w="2482"/>
         <w:gridCol w:w="2482"/>
         <w:gridCol w:w="2482"/>
       </w:tblGrid>
@@ -955,8 +697,87 @@
             <w:shd w:val="clear" w:color="auto" w:fill="1F4E79"/>
           </w:tcPr>
           <w:p>
+            <w:pPr>
+              <w:rPr>
+                <w:rFonts w:ascii="Google Sans Text" w:hAnsi="Google Sans Text"/>
+                <w:b/>
+                <w:bCs/>
+                <w:color w:val="C7C7C7"/>
+                <w:sz w:val="21"/>
+                <w:szCs w:val="21"/>
+              </w:rPr>
+            </w:pPr>
             <w:r>
-              <w:t>Dato</w:t>
+              <w:rPr>
+                <w:rStyle w:val="ng-star-inserted"/>
+                <w:rFonts w:ascii="Google Sans Text" w:hAnsi="Google Sans Text"/>
+                <w:b/>
+                <w:bCs/>
+                <w:color w:val="C7C7C7"/>
+                <w:sz w:val="21"/>
+                <w:szCs w:val="21"/>
+              </w:rPr>
+              <w:t>Código</w:t>
+            </w:r>
+          </w:p>
+        </w:tc>
+        <w:tc>
+          <w:tcPr>
+            <w:tcW w:w="2484" w:type="dxa"/>
+            <w:shd w:val="clear" w:color="auto" w:fill="1F4E79"/>
+          </w:tcPr>
+          <w:p>
+            <w:pPr>
+              <w:rPr>
+                <w:rFonts w:ascii="Google Sans Text" w:hAnsi="Google Sans Text"/>
+                <w:b/>
+                <w:bCs/>
+                <w:color w:val="C7C7C7"/>
+                <w:sz w:val="21"/>
+                <w:szCs w:val="21"/>
+              </w:rPr>
+            </w:pPr>
+            <w:r>
+              <w:rPr>
+                <w:rStyle w:val="ng-star-inserted"/>
+                <w:rFonts w:ascii="Google Sans Text" w:hAnsi="Google Sans Text"/>
+                <w:b/>
+                <w:bCs/>
+                <w:color w:val="C7C7C7"/>
+                <w:sz w:val="21"/>
+                <w:szCs w:val="21"/>
+              </w:rPr>
+              <w:t>Requisito funcional de nivel 0</w:t>
+            </w:r>
+          </w:p>
+        </w:tc>
+        <w:tc>
+          <w:tcPr>
+            <w:tcW w:w="2484" w:type="dxa"/>
+            <w:shd w:val="clear" w:color="auto" w:fill="1F4E79"/>
+          </w:tcPr>
+          <w:p>
+            <w:pPr>
+              <w:rPr>
+                <w:rFonts w:ascii="Google Sans Text" w:hAnsi="Google Sans Text"/>
+                <w:b/>
+                <w:bCs/>
+                <w:color w:val="C7C7C7"/>
+                <w:sz w:val="21"/>
+                <w:szCs w:val="21"/>
+              </w:rPr>
+            </w:pPr>
+            <w:r>
+              <w:rPr>
+                <w:rStyle w:val="ng-star-inserted"/>
+                <w:rFonts w:ascii="Google Sans Text" w:hAnsi="Google Sans Text"/>
+                <w:b/>
+                <w:bCs/>
+                <w:color w:val="C7C7C7"/>
+                <w:sz w:val="21"/>
+                <w:szCs w:val="21"/>
+              </w:rPr>
+              <w:t>Actor principal</w:t>
             </w:r>
           </w:p>
         </w:tc>
@@ -967,29 +788,16 @@
           </w:tcPr>
           <w:p>
             <w:r>
-              <w:t>Tipo sugerido</w:t>
-            </w:r>
-          </w:p>
-        </w:tc>
-        <w:tc>
-          <w:tcPr>
-            <w:tcW w:w="2484" w:type="dxa"/>
-            <w:shd w:val="clear" w:color="auto" w:fill="1F4E79"/>
-          </w:tcPr>
-          <w:p>
-            <w:r>
-              <w:t>Descripción</w:t>
-            </w:r>
-          </w:p>
-        </w:tc>
-        <w:tc>
-          <w:tcPr>
-            <w:tcW w:w="2484" w:type="dxa"/>
-            <w:shd w:val="clear" w:color="auto" w:fill="1F4E79"/>
-          </w:tcPr>
-          <w:p>
-            <w:r>
-              <w:t>Validación mínima</w:t>
+              <w:rPr>
+                <w:rStyle w:val="ng-star-inserted"/>
+                <w:rFonts w:ascii="Google Sans Text" w:hAnsi="Google Sans Text"/>
+                <w:b/>
+                <w:bCs/>
+                <w:color w:val="C7C7C7"/>
+                <w:sz w:val="21"/>
+                <w:szCs w:val="21"/>
+              </w:rPr>
+              <w:t xml:space="preserve">Caso de uso  asociado </w:t>
             </w:r>
           </w:p>
         </w:tc>
@@ -1005,8 +813,7 @@
           </w:tcPr>
           <w:p>
             <w:r>
-              <w:lastRenderedPageBreak/>
-              <w:t>ID</w:t>
+              <w:t>Cedula</w:t>
             </w:r>
           </w:p>
         </w:tc>
@@ -1026,7 +833,13 @@
           </w:tcPr>
           <w:p>
             <w:r>
-              <w:t>Identificador único del estudiante.</w:t>
+              <w:t xml:space="preserve">Identificador único del </w:t>
+            </w:r>
+            <w:r>
+              <w:t>empleado</w:t>
+            </w:r>
+            <w:r>
+              <w:t>.</w:t>
             </w:r>
           </w:p>
         </w:tc>
@@ -1052,7 +865,10 @@
           </w:tcPr>
           <w:p>
             <w:r>
-              <w:t>Nombre</w:t>
+              <w:t>Nombr</w:t>
+            </w:r>
+            <w:r>
+              <w:t>e</w:t>
             </w:r>
           </w:p>
         </w:tc>
@@ -1080,7 +896,19 @@
               <w:rPr>
                 <w:lang w:val="es-EC"/>
               </w:rPr>
-              <w:t>Nombre del estudiante registrado en la interfaz.</w:t>
+              <w:t xml:space="preserve">Nombre del </w:t>
+            </w:r>
+            <w:r>
+              <w:rPr>
+                <w:lang w:val="es-EC"/>
+              </w:rPr>
+              <w:t>personal registrado</w:t>
+            </w:r>
+            <w:r>
+              <w:rPr>
+                <w:lang w:val="es-EC"/>
+              </w:rPr>
+              <w:t>.</w:t>
             </w:r>
           </w:p>
         </w:tc>
@@ -1089,13 +917,8 @@
             <w:tcW w:w="2484" w:type="dxa"/>
           </w:tcPr>
           <w:p>
-            <w:proofErr w:type="spellStart"/>
             <w:r>
-              <w:t>Obligatorio</w:t>
-            </w:r>
-            <w:proofErr w:type="spellEnd"/>
-            <w:r>
-              <w:t>.</w:t>
+              <w:t>Obligatorio.</w:t>
             </w:r>
           </w:p>
         </w:tc>
@@ -1111,9 +934,10 @@
           </w:tcPr>
           <w:p>
             <w:r>
-              <w:t>Edad</w:t>
+              <w:t>Rol</w:t>
             </w:r>
           </w:p>
+          <w:p/>
         </w:tc>
         <w:tc>
           <w:tcPr>
@@ -1121,17 +945,7 @@
           </w:tcPr>
           <w:p>
             <w:r>
-              <w:t>Entero</w:t>
-            </w:r>
-          </w:p>
-        </w:tc>
-        <w:tc>
-          <w:tcPr>
-            <w:tcW w:w="2484" w:type="dxa"/>
-          </w:tcPr>
-          <w:p>
-            <w:r>
-              <w:t>Edad del estudiante.</w:t>
+              <w:t>Texto(Enum)</w:t>
             </w:r>
           </w:p>
         </w:tc>
@@ -1149,7 +963,111 @@
               <w:rPr>
                 <w:lang w:val="es-EC"/>
               </w:rPr>
-              <w:t>Obligatoria; debe ser numérica y estar en un rango válido.</w:t>
+              <w:t>Cargo (Guardia, Supervisor, Centralista, Jefe)</w:t>
+            </w:r>
+            <w:r>
+              <w:rPr>
+                <w:lang w:val="es-EC"/>
+              </w:rPr>
+              <w:t>.</w:t>
+            </w:r>
+          </w:p>
+        </w:tc>
+        <w:tc>
+          <w:tcPr>
+            <w:tcW w:w="2484" w:type="dxa"/>
+          </w:tcPr>
+          <w:p>
+            <w:pPr>
+              <w:rPr>
+                <w:lang w:val="es-EC"/>
+              </w:rPr>
+            </w:pPr>
+            <w:r>
+              <w:rPr>
+                <w:lang w:val="es-EC"/>
+              </w:rPr>
+              <w:t xml:space="preserve">Obligatoria; </w:t>
+            </w:r>
+            <w:r>
+              <w:rPr>
+                <w:lang w:val="es-EC"/>
+              </w:rPr>
+              <w:t>debe ser uno de los cuatro perfiles existentes</w:t>
+            </w:r>
+            <w:r>
+              <w:rPr>
+                <w:lang w:val="es-EC"/>
+              </w:rPr>
+              <w:t>.</w:t>
+            </w:r>
+          </w:p>
+        </w:tc>
+      </w:tr>
+      <w:tr>
+        <w:trPr>
+          <w:cantSplit/>
+          <w:jc w:val="center"/>
+        </w:trPr>
+        <w:tc>
+          <w:tcPr>
+            <w:tcW w:w="2484" w:type="dxa"/>
+          </w:tcPr>
+          <w:p>
+            <w:r>
+              <w:t>Correo</w:t>
+            </w:r>
+          </w:p>
+        </w:tc>
+        <w:tc>
+          <w:tcPr>
+            <w:tcW w:w="2484" w:type="dxa"/>
+          </w:tcPr>
+          <w:p>
+            <w:r>
+              <w:t>Texto</w:t>
+            </w:r>
+          </w:p>
+        </w:tc>
+        <w:tc>
+          <w:tcPr>
+            <w:tcW w:w="2484" w:type="dxa"/>
+          </w:tcPr>
+          <w:p>
+            <w:pPr>
+              <w:rPr>
+                <w:lang w:val="es-EC"/>
+              </w:rPr>
+            </w:pPr>
+            <w:r>
+              <w:rPr>
+                <w:lang w:val="es-EC"/>
+              </w:rPr>
+              <w:t>Dirección de envío para c</w:t>
+            </w:r>
+            <w:r>
+              <w:rPr>
+                <w:lang w:val="es-EC"/>
+              </w:rPr>
+              <w:t>redenciales y OTP</w:t>
+            </w:r>
+          </w:p>
+        </w:tc>
+        <w:tc>
+          <w:tcPr>
+            <w:tcW w:w="2484" w:type="dxa"/>
+          </w:tcPr>
+          <w:p>
+            <w:pPr>
+              <w:rPr>
+                <w:lang w:val="es-EC"/>
+              </w:rPr>
+            </w:pPr>
+            <w:r>
+              <w:rPr>
+                <w:lang w:val="es-EC"/>
+              </w:rPr>
+              <w:t>Obligatorio formato de correo valido</w:t>
             </w:r>
           </w:p>
         </w:tc>
@@ -1167,7 +1085,25 @@
         <w:rPr>
           <w:lang w:val="es-EC"/>
         </w:rPr>
-        <w:t>5. Requisitos funcionales de nivel 0 para el CRUD</w:t>
+        <w:t xml:space="preserve">5. Requisitos funcionales de nivel 0 </w:t>
+      </w:r>
+      <w:r>
+        <w:rPr>
+          <w:lang w:val="es-EC"/>
+        </w:rPr>
+        <w:t>(M</w:t>
+      </w:r>
+      <w:r>
+        <w:rPr>
+          <w:lang w:val="es-MX"/>
+        </w:rPr>
+        <w:t>ó</w:t>
+      </w:r>
+      <w:r>
+        <w:rPr>
+          <w:lang w:val="es-EC"/>
+        </w:rPr>
+        <w:t>dulo RF-01)</w:t>
       </w:r>
     </w:p>
     <w:tbl>
@@ -1180,8 +1116,8 @@
       <w:tblGrid>
         <w:gridCol w:w="2481"/>
         <w:gridCol w:w="2482"/>
+        <w:gridCol w:w="2481"/>
         <w:gridCol w:w="2482"/>
-        <w:gridCol w:w="2481"/>
       </w:tblGrid>
       <w:tr>
         <w:trPr>
@@ -1246,69 +1182,8 @@
             <w:r>
               <w:t>RF-01</w:t>
             </w:r>
-          </w:p>
-        </w:tc>
-        <w:tc>
-          <w:tcPr>
-            <w:tcW w:w="2484" w:type="dxa"/>
-          </w:tcPr>
-          <w:p>
-            <w:pPr>
-              <w:rPr>
-                <w:lang w:val="es-EC"/>
-              </w:rPr>
-            </w:pPr>
             <w:r>
-              <w:rPr>
-                <w:lang w:val="es-EC"/>
-              </w:rPr>
-              <w:t>El sistema debe permitir agregar un nuevo estudiante con ID, Nombre y Edad.</w:t>
-            </w:r>
-          </w:p>
-        </w:tc>
-        <w:tc>
-          <w:tcPr>
-            <w:tcW w:w="2484" w:type="dxa"/>
-          </w:tcPr>
-          <w:p>
-            <w:proofErr w:type="spellStart"/>
-            <w:r>
-              <w:t>Administrador</w:t>
-            </w:r>
-            <w:proofErr w:type="spellEnd"/>
-            <w:r>
-              <w:t xml:space="preserve"> </w:t>
-            </w:r>
-            <w:proofErr w:type="spellStart"/>
-            <w:r>
-              <w:t>académico</w:t>
-            </w:r>
-            <w:proofErr w:type="spellEnd"/>
-          </w:p>
-        </w:tc>
-        <w:tc>
-          <w:tcPr>
-            <w:tcW w:w="2484" w:type="dxa"/>
-          </w:tcPr>
-          <w:p>
-            <w:r>
-              <w:t>Agregar estudiante</w:t>
-            </w:r>
-          </w:p>
-        </w:tc>
-      </w:tr>
-      <w:tr>
-        <w:trPr>
-          <w:cantSplit/>
-          <w:jc w:val="center"/>
-        </w:trPr>
-        <w:tc>
-          <w:tcPr>
-            <w:tcW w:w="2484" w:type="dxa"/>
-          </w:tcPr>
-          <w:p>
-            <w:r>
-              <w:t>RF-02</w:t>
+              <w:t>.01</w:t>
             </w:r>
           </w:p>
         </w:tc>
@@ -1326,7 +1201,7 @@
               <w:rPr>
                 <w:lang w:val="es-EC"/>
               </w:rPr>
-              <w:t>El sistema debe permitir actualizar los datos de un estudiante existente usando ID, Nombre y Edad.</w:t>
+              <w:t>El sistema debe permitir la creación de un nuevo empleado</w:t>
             </w:r>
           </w:p>
         </w:tc>
@@ -1335,19 +1210,9 @@
             <w:tcW w:w="2484" w:type="dxa"/>
           </w:tcPr>
           <w:p>
-            <w:proofErr w:type="spellStart"/>
             <w:r>
-              <w:t>Administrador</w:t>
+              <w:t>Jefe de logística</w:t>
             </w:r>
-            <w:proofErr w:type="spellEnd"/>
-            <w:r>
-              <w:t xml:space="preserve"> </w:t>
-            </w:r>
-            <w:proofErr w:type="spellStart"/>
-            <w:r>
-              <w:t>académico</w:t>
-            </w:r>
-            <w:proofErr w:type="spellEnd"/>
           </w:p>
         </w:tc>
         <w:tc>
@@ -1356,7 +1221,76 @@
           </w:tcPr>
           <w:p>
             <w:r>
-              <w:t>Actualizar estudiante</w:t>
+              <w:t>Crear empleado</w:t>
+            </w:r>
+          </w:p>
+        </w:tc>
+      </w:tr>
+      <w:tr>
+        <w:trPr>
+          <w:cantSplit/>
+          <w:jc w:val="center"/>
+        </w:trPr>
+        <w:tc>
+          <w:tcPr>
+            <w:tcW w:w="2484" w:type="dxa"/>
+          </w:tcPr>
+          <w:p>
+            <w:r>
+              <w:t>RF-</w:t>
+            </w:r>
+            <w:r>
+              <w:t>01.05</w:t>
+            </w:r>
+          </w:p>
+        </w:tc>
+        <w:tc>
+          <w:tcPr>
+            <w:tcW w:w="2484" w:type="dxa"/>
+          </w:tcPr>
+          <w:p>
+            <w:pPr>
+              <w:rPr>
+                <w:lang w:val="es-MX"/>
+              </w:rPr>
+            </w:pPr>
+            <w:r>
+              <w:rPr>
+                <w:lang w:val="es-EC"/>
+              </w:rPr>
+              <w:t xml:space="preserve">El sistema debe permitir </w:t>
+            </w:r>
+            <w:r>
+              <w:rPr>
+                <w:lang w:val="es-EC"/>
+              </w:rPr>
+              <w:t xml:space="preserve">editar la información </w:t>
+            </w:r>
+            <w:r>
+              <w:rPr>
+                <w:lang w:val="es-MX"/>
+              </w:rPr>
+              <w:t>de un empleado</w:t>
+            </w:r>
+          </w:p>
+        </w:tc>
+        <w:tc>
+          <w:tcPr>
+            <w:tcW w:w="2484" w:type="dxa"/>
+          </w:tcPr>
+          <w:p>
+            <w:r>
+              <w:t>Jefe de logística</w:t>
+            </w:r>
+          </w:p>
+        </w:tc>
+        <w:tc>
+          <w:tcPr>
+            <w:tcW w:w="2484" w:type="dxa"/>
+          </w:tcPr>
+          <w:p>
+            <w:r>
+              <w:t>Editar empleado</w:t>
             </w:r>
           </w:p>
         </w:tc>
@@ -1390,7 +1324,31 @@
               <w:rPr>
                 <w:lang w:val="es-EC"/>
               </w:rPr>
-              <w:t>El sistema debe permitir eliminar un estudiante seleccionado cuando corresponda según la regla académica definida.</w:t>
+              <w:t xml:space="preserve">El sistema debe permitir eliminar un </w:t>
+            </w:r>
+            <w:r>
+              <w:rPr>
+                <w:lang w:val="es-EC"/>
+              </w:rPr>
+              <w:t>empleado</w:t>
+            </w:r>
+            <w:r>
+              <w:rPr>
+                <w:lang w:val="es-EC"/>
+              </w:rPr>
+              <w:t xml:space="preserve"> seleccionado </w:t>
+            </w:r>
+            <w:r>
+              <w:rPr>
+                <w:lang w:val="es-EC"/>
+              </w:rPr>
+              <w:t>del sistema</w:t>
+            </w:r>
+            <w:r>
+              <w:rPr>
+                <w:lang w:val="es-EC"/>
+              </w:rPr>
+              <w:t>.</w:t>
             </w:r>
           </w:p>
         </w:tc>
@@ -1399,19 +1357,9 @@
             <w:tcW w:w="2484" w:type="dxa"/>
           </w:tcPr>
           <w:p>
-            <w:proofErr w:type="spellStart"/>
             <w:r>
-              <w:t>Administrador</w:t>
+              <w:t>Jefe de logística</w:t>
             </w:r>
-            <w:proofErr w:type="spellEnd"/>
-            <w:r>
-              <w:t xml:space="preserve"> </w:t>
-            </w:r>
-            <w:proofErr w:type="spellStart"/>
-            <w:r>
-              <w:t>académico</w:t>
-            </w:r>
-            <w:proofErr w:type="spellEnd"/>
           </w:p>
         </w:tc>
         <w:tc>
@@ -1463,19 +1411,9 @@
             <w:tcW w:w="2484" w:type="dxa"/>
           </w:tcPr>
           <w:p>
-            <w:proofErr w:type="spellStart"/>
             <w:r>
-              <w:t>Administrador</w:t>
+              <w:t>Sistema</w:t>
             </w:r>
-            <w:proofErr w:type="spellEnd"/>
-            <w:r>
-              <w:t xml:space="preserve"> </w:t>
-            </w:r>
-            <w:proofErr w:type="spellStart"/>
-            <w:r>
-              <w:t>académico</w:t>
-            </w:r>
-            <w:proofErr w:type="spellEnd"/>
           </w:p>
         </w:tc>
         <w:tc>
@@ -1484,7 +1422,7 @@
           </w:tcPr>
           <w:p>
             <w:r>
-              <w:t>Mostrar todo</w:t>
+              <w:t>Generar credenciales</w:t>
             </w:r>
           </w:p>
         </w:tc>
@@ -1538,7 +1476,10 @@
           </w:tcPr>
           <w:p>
             <w:r>
-              <w:t>Validar datos del estudiante</w:t>
+              <w:t xml:space="preserve">Validar </w:t>
+            </w:r>
+            <w:r>
+              <w:t>identidad (OTP)</w:t>
             </w:r>
           </w:p>
         </w:tc>
@@ -1556,214 +1497,165 @@
         <w:rPr>
           <w:lang w:val="es-EC"/>
         </w:rPr>
-        <w:t xml:space="preserve">6. Procedimiento para construir el diagrama en </w:t>
-      </w:r>
-      <w:proofErr w:type="spellStart"/>
-      <w:r>
-        <w:rPr>
-          <w:lang w:val="es-EC"/>
-        </w:rPr>
-        <w:t>PlantUML</w:t>
-      </w:r>
-      <w:proofErr w:type="spellEnd"/>
-    </w:p>
-    <w:p>
-      <w:pPr>
-        <w:pStyle w:val="ListNumber"/>
-        <w:spacing w:after="120" w:line="252" w:lineRule="auto"/>
-        <w:rPr>
-          <w:lang w:val="es-EC"/>
-        </w:rPr>
-      </w:pPr>
-      <w:r>
-        <w:rPr>
-          <w:lang w:val="es-EC"/>
-        </w:rPr>
-        <w:t>Revisar la ERS/SRS o descripción del problema y seleccionar</w:t>
+        <w:t>6</w:t>
       </w:r>
       <w:r>
         <w:rPr>
           <w:lang w:val="es-EC"/>
         </w:rPr>
-        <w:t xml:space="preserve"> 4(cuatro)</w:t>
+        <w:t xml:space="preserve">. Código PlantUML: diagrama de casos de uso </w:t>
       </w:r>
       <w:r>
         <w:rPr>
           <w:lang w:val="es-EC"/>
         </w:rPr>
-        <w:t xml:space="preserve"> requisitos funcionales de nivel 0.</w:t>
+        <w:t>GestionarEmpleados</w:t>
       </w:r>
     </w:p>
     <w:p>
       <w:pPr>
-        <w:pStyle w:val="ListNumber"/>
-        <w:spacing w:after="120" w:line="252" w:lineRule="auto"/>
-        <w:rPr>
-          <w:lang w:val="es-EC"/>
+        <w:pStyle w:val="CodeBlock"/>
+        <w:shd w:val="clear" w:color="auto" w:fill="F2F2F2"/>
+        <w:rPr>
+          <w:sz w:val="18"/>
         </w:rPr>
       </w:pPr>
       <w:r>
         <w:rPr>
-          <w:lang w:val="es-EC"/>
-        </w:rPr>
-        <w:t>Identificar actores primarios, secundarios y sistemas externos. En el ejemplo, el actor principal será Administrador académico.</w:t>
+          <w:sz w:val="18"/>
+        </w:rPr>
+        <w:t>@startuml</w:t>
       </w:r>
     </w:p>
     <w:p>
       <w:pPr>
-        <w:pStyle w:val="ListNumber"/>
-        <w:spacing w:after="120" w:line="252" w:lineRule="auto"/>
-        <w:rPr>
-          <w:lang w:val="es-EC"/>
+        <w:pStyle w:val="CodeBlock"/>
+        <w:shd w:val="clear" w:color="auto" w:fill="F2F2F2"/>
+        <w:rPr>
+          <w:sz w:val="18"/>
+        </w:rPr>
+      </w:pPr>
+    </w:p>
+    <w:p>
+      <w:pPr>
+        <w:pStyle w:val="CodeBlock"/>
+        <w:shd w:val="clear" w:color="auto" w:fill="F2F2F2"/>
+        <w:rPr>
+          <w:sz w:val="18"/>
         </w:rPr>
       </w:pPr>
       <w:r>
         <w:rPr>
-          <w:lang w:val="es-EC"/>
-        </w:rPr>
-        <w:t>Redactar casos de uso con nombres claros orientados al objetivo del usuario y coherentes con la interfaz: Agregar estudiante, Actualizar estudiante, Eliminar estudiante y Mostrar todo.</w:t>
+          <w:sz w:val="18"/>
+        </w:rPr>
+        <w:t>skinparam actorStyle awesome</w:t>
       </w:r>
     </w:p>
     <w:p>
       <w:pPr>
-        <w:pStyle w:val="ListNumber"/>
-        <w:spacing w:after="120" w:line="252" w:lineRule="auto"/>
-        <w:rPr>
-          <w:lang w:val="es-EC"/>
+        <w:pStyle w:val="CodeBlock"/>
+        <w:shd w:val="clear" w:color="auto" w:fill="F2F2F2"/>
+        <w:rPr>
+          <w:sz w:val="18"/>
         </w:rPr>
       </w:pPr>
       <w:r>
         <w:rPr>
-          <w:lang w:val="es-EC"/>
-        </w:rPr>
-        <w:t>Dibujar el límite del sistema para separar lo que pertenece a la solución de lo que está fuera.</w:t>
+          <w:sz w:val="18"/>
+        </w:rPr>
+        <w:t>left to right direction</w:t>
       </w:r>
     </w:p>
     <w:p>
       <w:pPr>
-        <w:pStyle w:val="ListNumber"/>
-        <w:spacing w:after="120" w:line="252" w:lineRule="auto"/>
-        <w:rPr>
-          <w:lang w:val="es-EC"/>
+        <w:pStyle w:val="CodeBlock"/>
+        <w:shd w:val="clear" w:color="auto" w:fill="F2F2F2"/>
+        <w:rPr>
+          <w:sz w:val="18"/>
+        </w:rPr>
+      </w:pPr>
+    </w:p>
+    <w:p>
+      <w:pPr>
+        <w:pStyle w:val="CodeBlock"/>
+        <w:shd w:val="clear" w:color="auto" w:fill="F2F2F2"/>
+        <w:rPr>
+          <w:sz w:val="18"/>
         </w:rPr>
       </w:pPr>
       <w:r>
         <w:rPr>
-          <w:lang w:val="es-EC"/>
-        </w:rPr>
-        <w:t>Agregar relaciones actor-caso de uso y, solo si se justifica, relaciones &lt;&lt;</w:t>
-      </w:r>
-      <w:proofErr w:type="spellStart"/>
-      <w:r>
-        <w:rPr>
-          <w:lang w:val="es-EC"/>
-        </w:rPr>
-        <w:t>include</w:t>
-      </w:r>
-      <w:proofErr w:type="spellEnd"/>
-      <w:r>
-        <w:rPr>
-          <w:lang w:val="es-EC"/>
-        </w:rPr>
-        <w:t>&gt;&gt; o &lt;&lt;</w:t>
-      </w:r>
-      <w:proofErr w:type="spellStart"/>
-      <w:r>
-        <w:rPr>
-          <w:lang w:val="es-EC"/>
-        </w:rPr>
-        <w:t>extend</w:t>
-      </w:r>
-      <w:proofErr w:type="spellEnd"/>
-      <w:r>
-        <w:rPr>
-          <w:lang w:val="es-EC"/>
-        </w:rPr>
-        <w:t>&gt;&gt;.</w:t>
+          <w:sz w:val="18"/>
+        </w:rPr>
+        <w:t>skinparam DefaultFontColor black</w:t>
       </w:r>
     </w:p>
     <w:p>
       <w:pPr>
-        <w:pStyle w:val="ListNumber"/>
-        <w:spacing w:after="120" w:line="252" w:lineRule="auto"/>
-        <w:rPr>
-          <w:highlight w:val="yellow"/>
-          <w:lang w:val="es-EC"/>
+        <w:pStyle w:val="CodeBlock"/>
+        <w:shd w:val="clear" w:color="auto" w:fill="F2F2F2"/>
+        <w:rPr>
+          <w:sz w:val="18"/>
         </w:rPr>
       </w:pPr>
       <w:r>
         <w:rPr>
-          <w:highlight w:val="yellow"/>
-          <w:lang w:val="es-EC"/>
-        </w:rPr>
-        <w:t>Construir una matriz de trazabilidad RF-CU para verificar que ningún caso de uso aparezca sin requisito asociado.</w:t>
+          <w:sz w:val="18"/>
+        </w:rPr>
+        <w:t>skinparam BackgroundColor white</w:t>
       </w:r>
     </w:p>
     <w:p>
       <w:pPr>
-        <w:pStyle w:val="ListNumber"/>
-        <w:spacing w:after="120" w:line="252" w:lineRule="auto"/>
-        <w:rPr>
+        <w:pStyle w:val="CodeBlock"/>
+        <w:shd w:val="clear" w:color="auto" w:fill="F2F2F2"/>
+        <w:rPr>
+          <w:sz w:val="18"/>
+        </w:rPr>
+      </w:pPr>
+    </w:p>
+    <w:p>
+      <w:pPr>
+        <w:pStyle w:val="CodeBlock"/>
+        <w:shd w:val="clear" w:color="auto" w:fill="F2F2F2"/>
+        <w:rPr>
+          <w:sz w:val="18"/>
           <w:lang w:val="es-EC"/>
         </w:rPr>
       </w:pPr>
       <w:r>
         <w:rPr>
-          <w:highlight w:val="yellow"/>
-          <w:lang w:val="es-EC"/>
-        </w:rPr>
-        <w:t xml:space="preserve">Validar que el código </w:t>
-      </w:r>
-      <w:proofErr w:type="spellStart"/>
-      <w:r>
-        <w:rPr>
-          <w:highlight w:val="yellow"/>
-          <w:lang w:val="es-EC"/>
-        </w:rPr>
-        <w:t>PlantUML</w:t>
-      </w:r>
-      <w:proofErr w:type="spellEnd"/>
-      <w:r>
-        <w:rPr>
-          <w:highlight w:val="yellow"/>
-          <w:lang w:val="es-EC"/>
-        </w:rPr>
-        <w:t xml:space="preserve"> funcione y que el diagrama generado sea comprensible</w:t>
-      </w:r>
-      <w:r>
-        <w:rPr>
-          <w:lang w:val="es-EC"/>
-        </w:rPr>
-        <w:t>.</w:t>
+          <w:sz w:val="18"/>
+          <w:lang w:val="es-EC"/>
+        </w:rPr>
+        <w:t>actor "Jefe Operativo/Logística" as Jefe</w:t>
       </w:r>
     </w:p>
     <w:p>
       <w:pPr>
-        <w:pStyle w:val="Heading1"/>
-        <w:spacing w:after="120" w:line="252" w:lineRule="auto"/>
-        <w:rPr>
+        <w:pStyle w:val="CodeBlock"/>
+        <w:shd w:val="clear" w:color="auto" w:fill="F2F2F2"/>
+        <w:rPr>
+          <w:sz w:val="18"/>
+          <w:lang w:val="es-EC"/>
+        </w:rPr>
+      </w:pPr>
+    </w:p>
+    <w:p>
+      <w:pPr>
+        <w:pStyle w:val="CodeBlock"/>
+        <w:shd w:val="clear" w:color="auto" w:fill="F2F2F2"/>
+        <w:rPr>
+          <w:sz w:val="18"/>
           <w:lang w:val="es-EC"/>
         </w:rPr>
       </w:pPr>
       <w:r>
         <w:rPr>
-          <w:lang w:val="es-EC"/>
-        </w:rPr>
-        <w:t xml:space="preserve">7. Código </w:t>
-      </w:r>
-      <w:proofErr w:type="spellStart"/>
-      <w:r>
-        <w:rPr>
-          <w:lang w:val="es-EC"/>
-        </w:rPr>
-        <w:t>PlantUML</w:t>
-      </w:r>
-      <w:proofErr w:type="spellEnd"/>
-      <w:r>
-        <w:rPr>
-          <w:lang w:val="es-EC"/>
-        </w:rPr>
-        <w:t>: diagrama de casos de uso CRUD Estudiante</w:t>
+          <w:sz w:val="18"/>
+          <w:lang w:val="es-EC"/>
+        </w:rPr>
+        <w:t>rectangle "SNAAR - GESTIONAR EMPLEADOS (GE)" #White {</w:t>
       </w:r>
     </w:p>
     <w:p>
@@ -1771,6 +1663,7 @@
         <w:pStyle w:val="CodeBlock"/>
         <w:shd w:val="clear" w:color="auto" w:fill="F2F2F2"/>
         <w:rPr>
+          <w:sz w:val="18"/>
           <w:lang w:val="es-EC"/>
         </w:rPr>
       </w:pPr>
@@ -1779,605 +1672,485 @@
           <w:sz w:val="18"/>
           <w:lang w:val="es-EC"/>
         </w:rPr>
-        <w:t>@startuml</w:t>
+        <w:lastRenderedPageBreak/>
+        <w:t xml:space="preserve">    </w:t>
       </w:r>
+    </w:p>
+    <w:p>
+      <w:pPr>
+        <w:pStyle w:val="CodeBlock"/>
+        <w:shd w:val="clear" w:color="auto" w:fill="F2F2F2"/>
+        <w:rPr>
+          <w:sz w:val="18"/>
+          <w:lang w:val="es-EC"/>
+        </w:rPr>
+      </w:pPr>
       <w:r>
         <w:rPr>
           <w:sz w:val="18"/>
           <w:lang w:val="es-EC"/>
         </w:rPr>
-        <w:br/>
+        <w:t xml:space="preserve">    </w:t>
       </w:r>
-      <w:proofErr w:type="spellStart"/>
+    </w:p>
+    <w:p>
+      <w:pPr>
+        <w:pStyle w:val="CodeBlock"/>
+        <w:shd w:val="clear" w:color="auto" w:fill="F2F2F2"/>
+        <w:rPr>
+          <w:sz w:val="18"/>
+          <w:lang w:val="es-EC"/>
+        </w:rPr>
+      </w:pPr>
       <w:r>
         <w:rPr>
           <w:sz w:val="18"/>
           <w:lang w:val="es-EC"/>
         </w:rPr>
-        <w:t>left</w:t>
+        <w:t xml:space="preserve">    usecase "Crear Empleado" as UC_Crear</w:t>
       </w:r>
-      <w:proofErr w:type="spellEnd"/>
+    </w:p>
+    <w:p>
+      <w:pPr>
+        <w:pStyle w:val="CodeBlock"/>
+        <w:shd w:val="clear" w:color="auto" w:fill="F2F2F2"/>
+        <w:rPr>
+          <w:sz w:val="18"/>
+          <w:lang w:val="es-EC"/>
+        </w:rPr>
+      </w:pPr>
       <w:r>
         <w:rPr>
           <w:sz w:val="18"/>
           <w:lang w:val="es-EC"/>
         </w:rPr>
-        <w:t xml:space="preserve"> </w:t>
+        <w:t xml:space="preserve">    usecase "Generar Credenciales de Acceso" as UC_Generar</w:t>
       </w:r>
-      <w:proofErr w:type="spellStart"/>
+    </w:p>
+    <w:p>
+      <w:pPr>
+        <w:pStyle w:val="CodeBlock"/>
+        <w:shd w:val="clear" w:color="auto" w:fill="F2F2F2"/>
+        <w:rPr>
+          <w:sz w:val="18"/>
+          <w:lang w:val="es-EC"/>
+        </w:rPr>
+      </w:pPr>
       <w:r>
         <w:rPr>
           <w:sz w:val="18"/>
           <w:lang w:val="es-EC"/>
         </w:rPr>
-        <w:t>to</w:t>
+        <w:t xml:space="preserve">    usecase "Asignar relaciones laborales" as UC_Asignar</w:t>
       </w:r>
-      <w:proofErr w:type="spellEnd"/>
+    </w:p>
+    <w:p>
+      <w:pPr>
+        <w:pStyle w:val="CodeBlock"/>
+        <w:shd w:val="clear" w:color="auto" w:fill="F2F2F2"/>
+        <w:rPr>
+          <w:sz w:val="18"/>
+          <w:lang w:val="es-EC"/>
+        </w:rPr>
+      </w:pPr>
       <w:r>
         <w:rPr>
           <w:sz w:val="18"/>
           <w:lang w:val="es-EC"/>
         </w:rPr>
-        <w:t xml:space="preserve"> </w:t>
+        <w:t xml:space="preserve">    usecase "Habilitar chat de mensajería" as UC_Habilitar</w:t>
       </w:r>
-      <w:proofErr w:type="spellStart"/>
+    </w:p>
+    <w:p>
+      <w:pPr>
+        <w:pStyle w:val="CodeBlock"/>
+        <w:shd w:val="clear" w:color="auto" w:fill="F2F2F2"/>
+        <w:rPr>
+          <w:sz w:val="18"/>
+          <w:lang w:val="es-EC"/>
+        </w:rPr>
+      </w:pPr>
       <w:r>
         <w:rPr>
           <w:sz w:val="18"/>
           <w:lang w:val="es-EC"/>
         </w:rPr>
-        <w:t>right</w:t>
+        <w:t xml:space="preserve">    usecase "Editar Empleado" as UC_Editar</w:t>
       </w:r>
-      <w:proofErr w:type="spellEnd"/>
+    </w:p>
+    <w:p>
+      <w:pPr>
+        <w:pStyle w:val="CodeBlock"/>
+        <w:shd w:val="clear" w:color="auto" w:fill="F2F2F2"/>
+        <w:rPr>
+          <w:sz w:val="18"/>
+          <w:lang w:val="es-EC"/>
+        </w:rPr>
+      </w:pPr>
       <w:r>
         <w:rPr>
           <w:sz w:val="18"/>
           <w:lang w:val="es-EC"/>
         </w:rPr>
-        <w:t xml:space="preserve"> </w:t>
+        <w:t xml:space="preserve">    usecase "Eliminar Empleado" as UC_Eliminar</w:t>
       </w:r>
-      <w:proofErr w:type="spellStart"/>
+    </w:p>
+    <w:p>
+      <w:pPr>
+        <w:pStyle w:val="CodeBlock"/>
+        <w:shd w:val="clear" w:color="auto" w:fill="F2F2F2"/>
+        <w:rPr>
+          <w:sz w:val="18"/>
+          <w:lang w:val="es-EC"/>
+        </w:rPr>
+      </w:pPr>
+    </w:p>
+    <w:p>
+      <w:pPr>
+        <w:pStyle w:val="CodeBlock"/>
+        <w:shd w:val="clear" w:color="auto" w:fill="F2F2F2"/>
+        <w:rPr>
+          <w:sz w:val="18"/>
+          <w:lang w:val="es-EC"/>
+        </w:rPr>
+      </w:pPr>
       <w:r>
         <w:rPr>
           <w:sz w:val="18"/>
           <w:lang w:val="es-EC"/>
         </w:rPr>
-        <w:t>direction</w:t>
-      </w:r>
-      <w:proofErr w:type="spellEnd"/>
-      <w:r>
-        <w:rPr>
-          <w:sz w:val="18"/>
-          <w:lang w:val="es-EC"/>
-        </w:rPr>
-        <w:br/>
-      </w:r>
-      <w:proofErr w:type="spellStart"/>
-      <w:r>
-        <w:rPr>
-          <w:sz w:val="18"/>
-          <w:lang w:val="es-EC"/>
-        </w:rPr>
-        <w:lastRenderedPageBreak/>
-        <w:t>skinparam</w:t>
-      </w:r>
-      <w:proofErr w:type="spellEnd"/>
-      <w:r>
-        <w:rPr>
-          <w:sz w:val="18"/>
-          <w:lang w:val="es-EC"/>
-        </w:rPr>
-        <w:t xml:space="preserve"> </w:t>
-      </w:r>
-      <w:proofErr w:type="spellStart"/>
-      <w:r>
-        <w:rPr>
-          <w:sz w:val="18"/>
-          <w:lang w:val="es-EC"/>
-        </w:rPr>
-        <w:t>packageStyle</w:t>
-      </w:r>
-      <w:proofErr w:type="spellEnd"/>
-      <w:r>
-        <w:rPr>
-          <w:sz w:val="18"/>
-          <w:lang w:val="es-EC"/>
-        </w:rPr>
-        <w:t xml:space="preserve"> </w:t>
-      </w:r>
-      <w:proofErr w:type="spellStart"/>
-      <w:r>
-        <w:rPr>
-          <w:sz w:val="18"/>
-          <w:lang w:val="es-EC"/>
-        </w:rPr>
-        <w:t>rectangle</w:t>
-      </w:r>
-      <w:proofErr w:type="spellEnd"/>
-      <w:r>
-        <w:rPr>
-          <w:sz w:val="18"/>
-          <w:lang w:val="es-EC"/>
-        </w:rPr>
-        <w:br/>
-      </w:r>
-      <w:proofErr w:type="spellStart"/>
-      <w:r>
-        <w:rPr>
-          <w:sz w:val="18"/>
-          <w:lang w:val="es-EC"/>
-        </w:rPr>
-        <w:t>skinparam</w:t>
-      </w:r>
-      <w:proofErr w:type="spellEnd"/>
-      <w:r>
-        <w:rPr>
-          <w:sz w:val="18"/>
-          <w:lang w:val="es-EC"/>
-        </w:rPr>
-        <w:t xml:space="preserve"> </w:t>
-      </w:r>
-      <w:proofErr w:type="spellStart"/>
-      <w:r>
-        <w:rPr>
-          <w:sz w:val="18"/>
-          <w:lang w:val="es-EC"/>
-        </w:rPr>
-        <w:t>shadowing</w:t>
-      </w:r>
-      <w:proofErr w:type="spellEnd"/>
-      <w:r>
-        <w:rPr>
-          <w:sz w:val="18"/>
-          <w:lang w:val="es-EC"/>
-        </w:rPr>
-        <w:t xml:space="preserve"> false</w:t>
-      </w:r>
-      <w:r>
-        <w:rPr>
-          <w:sz w:val="18"/>
-          <w:lang w:val="es-EC"/>
-        </w:rPr>
-        <w:br/>
-      </w:r>
-      <w:r>
-        <w:rPr>
-          <w:sz w:val="18"/>
-          <w:lang w:val="es-EC"/>
-        </w:rPr>
-        <w:br/>
-        <w:t xml:space="preserve">actor "Administrador académico" as </w:t>
-      </w:r>
-      <w:proofErr w:type="spellStart"/>
-      <w:r>
-        <w:rPr>
-          <w:sz w:val="18"/>
-          <w:lang w:val="es-EC"/>
-        </w:rPr>
-        <w:t>Admin</w:t>
-      </w:r>
-      <w:proofErr w:type="spellEnd"/>
-      <w:r>
-        <w:rPr>
-          <w:sz w:val="18"/>
-          <w:lang w:val="es-EC"/>
-        </w:rPr>
-        <w:br/>
-        <w:t>actor "Sistema" as Sistema</w:t>
-      </w:r>
-      <w:r>
-        <w:rPr>
-          <w:sz w:val="18"/>
-          <w:lang w:val="es-EC"/>
-        </w:rPr>
-        <w:br/>
-      </w:r>
-      <w:r>
-        <w:rPr>
-          <w:sz w:val="18"/>
-          <w:lang w:val="es-EC"/>
-        </w:rPr>
-        <w:br/>
-      </w:r>
-      <w:proofErr w:type="spellStart"/>
-      <w:r>
-        <w:rPr>
-          <w:sz w:val="18"/>
-          <w:lang w:val="es-EC"/>
-        </w:rPr>
-        <w:t>rectangle</w:t>
-      </w:r>
-      <w:proofErr w:type="spellEnd"/>
-      <w:r>
-        <w:rPr>
-          <w:sz w:val="18"/>
-          <w:lang w:val="es-EC"/>
-        </w:rPr>
-        <w:t xml:space="preserve"> "Sistema CRUD de Estudiantes" {</w:t>
-      </w:r>
-      <w:r>
-        <w:rPr>
-          <w:sz w:val="18"/>
-          <w:lang w:val="es-EC"/>
-        </w:rPr>
-        <w:br/>
-        <w:t xml:space="preserve">  </w:t>
-      </w:r>
-      <w:proofErr w:type="spellStart"/>
-      <w:r>
-        <w:rPr>
-          <w:sz w:val="18"/>
-          <w:lang w:val="es-EC"/>
-        </w:rPr>
-        <w:t>usecase</w:t>
-      </w:r>
-      <w:proofErr w:type="spellEnd"/>
-      <w:r>
-        <w:rPr>
-          <w:sz w:val="18"/>
-          <w:lang w:val="es-EC"/>
-        </w:rPr>
-        <w:t xml:space="preserve"> "Agregar estudiante" as UC1</w:t>
-      </w:r>
-      <w:r>
-        <w:rPr>
-          <w:sz w:val="18"/>
-          <w:lang w:val="es-EC"/>
-        </w:rPr>
-        <w:br/>
-        <w:t xml:space="preserve">  </w:t>
-      </w:r>
-      <w:proofErr w:type="spellStart"/>
-      <w:r>
-        <w:rPr>
-          <w:sz w:val="18"/>
-          <w:lang w:val="es-EC"/>
-        </w:rPr>
-        <w:t>usecase</w:t>
-      </w:r>
-      <w:proofErr w:type="spellEnd"/>
-      <w:r>
-        <w:rPr>
-          <w:sz w:val="18"/>
-          <w:lang w:val="es-EC"/>
-        </w:rPr>
-        <w:t xml:space="preserve"> "Actualizar estudiante" as UC2</w:t>
-      </w:r>
-      <w:r>
-        <w:rPr>
-          <w:sz w:val="18"/>
-          <w:lang w:val="es-EC"/>
-        </w:rPr>
-        <w:br/>
-        <w:t xml:space="preserve">  </w:t>
-      </w:r>
-      <w:proofErr w:type="spellStart"/>
-      <w:r>
-        <w:rPr>
-          <w:sz w:val="18"/>
-          <w:lang w:val="es-EC"/>
-        </w:rPr>
-        <w:t>usecase</w:t>
-      </w:r>
-      <w:proofErr w:type="spellEnd"/>
-      <w:r>
-        <w:rPr>
-          <w:sz w:val="18"/>
-          <w:lang w:val="es-EC"/>
-        </w:rPr>
-        <w:t xml:space="preserve"> "Eliminar estudiante" as UC3</w:t>
-      </w:r>
-      <w:r>
-        <w:rPr>
-          <w:sz w:val="18"/>
-          <w:lang w:val="es-EC"/>
-        </w:rPr>
-        <w:br/>
-        <w:t xml:space="preserve">  </w:t>
-      </w:r>
-      <w:proofErr w:type="spellStart"/>
-      <w:r>
-        <w:rPr>
-          <w:sz w:val="18"/>
-          <w:lang w:val="es-EC"/>
-        </w:rPr>
-        <w:t>usecase</w:t>
-      </w:r>
-      <w:proofErr w:type="spellEnd"/>
-      <w:r>
-        <w:rPr>
-          <w:sz w:val="18"/>
-          <w:lang w:val="es-EC"/>
-        </w:rPr>
-        <w:t xml:space="preserve"> "Mostrar todo" as UC4</w:t>
-      </w:r>
-      <w:r>
-        <w:rPr>
-          <w:sz w:val="18"/>
-          <w:lang w:val="es-EC"/>
-        </w:rPr>
-        <w:br/>
-        <w:t xml:space="preserve">  </w:t>
-      </w:r>
-      <w:proofErr w:type="spellStart"/>
-      <w:r>
-        <w:rPr>
-          <w:sz w:val="18"/>
-          <w:lang w:val="es-EC"/>
-        </w:rPr>
-        <w:t>usecase</w:t>
-      </w:r>
-      <w:proofErr w:type="spellEnd"/>
-      <w:r>
-        <w:rPr>
-          <w:sz w:val="18"/>
-          <w:lang w:val="es-EC"/>
-        </w:rPr>
-        <w:t xml:space="preserve"> "Validar datos del estudiante" as UC5</w:t>
-      </w:r>
-      <w:r>
-        <w:rPr>
-          <w:sz w:val="18"/>
-          <w:lang w:val="es-EC"/>
-        </w:rPr>
-        <w:br/>
         <w:t>}</w:t>
       </w:r>
+    </w:p>
+    <w:p>
+      <w:pPr>
+        <w:pStyle w:val="CodeBlock"/>
+        <w:shd w:val="clear" w:color="auto" w:fill="F2F2F2"/>
+        <w:rPr>
+          <w:sz w:val="18"/>
+          <w:lang w:val="es-EC"/>
+        </w:rPr>
+      </w:pPr>
+    </w:p>
+    <w:p>
+      <w:pPr>
+        <w:pStyle w:val="CodeBlock"/>
+        <w:shd w:val="clear" w:color="auto" w:fill="F2F2F2"/>
+        <w:rPr>
+          <w:sz w:val="18"/>
+          <w:lang w:val="es-EC"/>
+        </w:rPr>
+      </w:pPr>
       <w:r>
         <w:rPr>
           <w:sz w:val="18"/>
           <w:lang w:val="es-EC"/>
         </w:rPr>
-        <w:br/>
+        <w:t>' Uniones de actores a casos de uso</w:t>
       </w:r>
+    </w:p>
+    <w:p>
+      <w:pPr>
+        <w:pStyle w:val="CodeBlock"/>
+        <w:shd w:val="clear" w:color="auto" w:fill="F2F2F2"/>
+        <w:rPr>
+          <w:sz w:val="18"/>
+          <w:lang w:val="es-EC"/>
+        </w:rPr>
+      </w:pPr>
+    </w:p>
+    <w:p>
+      <w:pPr>
+        <w:pStyle w:val="CodeBlock"/>
+        <w:shd w:val="clear" w:color="auto" w:fill="F2F2F2"/>
+        <w:rPr>
+          <w:sz w:val="18"/>
+          <w:lang w:val="es-EC"/>
+        </w:rPr>
+      </w:pPr>
       <w:r>
         <w:rPr>
           <w:sz w:val="18"/>
           <w:lang w:val="es-EC"/>
         </w:rPr>
-        <w:br/>
+        <w:t>Jefe--UC_Crear</w:t>
       </w:r>
-      <w:proofErr w:type="spellStart"/>
+    </w:p>
+    <w:p>
+      <w:pPr>
+        <w:pStyle w:val="CodeBlock"/>
+        <w:shd w:val="clear" w:color="auto" w:fill="F2F2F2"/>
+        <w:rPr>
+          <w:sz w:val="18"/>
+          <w:lang w:val="es-EC"/>
+        </w:rPr>
+      </w:pPr>
       <w:r>
         <w:rPr>
           <w:sz w:val="18"/>
           <w:lang w:val="es-EC"/>
         </w:rPr>
-        <w:t>Admin</w:t>
+        <w:t>Jefe--UC_Asignar</w:t>
       </w:r>
-      <w:proofErr w:type="spellEnd"/>
+    </w:p>
+    <w:p>
+      <w:pPr>
+        <w:pStyle w:val="CodeBlock"/>
+        <w:shd w:val="clear" w:color="auto" w:fill="F2F2F2"/>
+        <w:rPr>
+          <w:sz w:val="18"/>
+          <w:lang w:val="es-EC"/>
+        </w:rPr>
+      </w:pPr>
       <w:r>
         <w:rPr>
           <w:sz w:val="18"/>
           <w:lang w:val="es-EC"/>
         </w:rPr>
-        <w:t xml:space="preserve"> --&gt; UC1</w:t>
+        <w:t>Jefe--UC_Editar</w:t>
       </w:r>
+    </w:p>
+    <w:p>
+      <w:pPr>
+        <w:pStyle w:val="CodeBlock"/>
+        <w:shd w:val="clear" w:color="auto" w:fill="F2F2F2"/>
+        <w:rPr>
+          <w:sz w:val="18"/>
+          <w:lang w:val="es-EC"/>
+        </w:rPr>
+      </w:pPr>
       <w:r>
         <w:rPr>
           <w:sz w:val="18"/>
           <w:lang w:val="es-EC"/>
         </w:rPr>
-        <w:br/>
+        <w:t>Jefe--UC_Eliminar</w:t>
       </w:r>
-      <w:proofErr w:type="spellStart"/>
+    </w:p>
+    <w:p>
+      <w:pPr>
+        <w:pStyle w:val="CodeBlock"/>
+        <w:shd w:val="clear" w:color="auto" w:fill="F2F2F2"/>
+        <w:rPr>
+          <w:sz w:val="18"/>
+          <w:lang w:val="es-EC"/>
+        </w:rPr>
+      </w:pPr>
+    </w:p>
+    <w:p>
+      <w:pPr>
+        <w:pStyle w:val="CodeBlock"/>
+        <w:shd w:val="clear" w:color="auto" w:fill="F2F2F2"/>
+        <w:rPr>
+          <w:sz w:val="18"/>
+          <w:lang w:val="es-EC"/>
+        </w:rPr>
+      </w:pPr>
+    </w:p>
+    <w:p>
+      <w:pPr>
+        <w:pStyle w:val="CodeBlock"/>
+        <w:shd w:val="clear" w:color="auto" w:fill="F2F2F2"/>
+        <w:rPr>
+          <w:sz w:val="18"/>
+          <w:lang w:val="es-EC"/>
+        </w:rPr>
+      </w:pPr>
       <w:r>
         <w:rPr>
           <w:sz w:val="18"/>
           <w:lang w:val="es-EC"/>
         </w:rPr>
-        <w:t>Admin</w:t>
+        <w:t>UC_Crear ..&gt; UC_Generar : &lt;&lt;include&gt;&gt;</w:t>
       </w:r>
-      <w:proofErr w:type="spellEnd"/>
+    </w:p>
+    <w:p>
+      <w:pPr>
+        <w:pStyle w:val="CodeBlock"/>
+        <w:shd w:val="clear" w:color="auto" w:fill="F2F2F2"/>
+        <w:rPr>
+          <w:sz w:val="18"/>
+          <w:lang w:val="es-EC"/>
+        </w:rPr>
+      </w:pPr>
       <w:r>
         <w:rPr>
           <w:sz w:val="18"/>
           <w:lang w:val="es-EC"/>
         </w:rPr>
-        <w:t xml:space="preserve"> --&gt; UC2</w:t>
+        <w:t>UC_Crear ..&gt; UC_Asignar : &lt;&lt;include&gt;&gt;</w:t>
       </w:r>
+    </w:p>
+    <w:p>
+      <w:pPr>
+        <w:pStyle w:val="CodeBlock"/>
+        <w:shd w:val="clear" w:color="auto" w:fill="F2F2F2"/>
+        <w:rPr>
+          <w:sz w:val="18"/>
+          <w:lang w:val="es-EC"/>
+        </w:rPr>
+      </w:pPr>
       <w:r>
         <w:rPr>
           <w:sz w:val="18"/>
           <w:lang w:val="es-EC"/>
         </w:rPr>
-        <w:br/>
+        <w:t>UC_Asignar ..&gt; UC_Habilitar : &lt;&lt;include&gt;&gt;</w:t>
       </w:r>
-      <w:proofErr w:type="spellStart"/>
+    </w:p>
+    <w:p>
+      <w:pPr>
+        <w:pStyle w:val="CodeBlock"/>
+        <w:shd w:val="clear" w:color="auto" w:fill="F2F2F2"/>
+        <w:rPr>
+          <w:sz w:val="18"/>
+          <w:lang w:val="es-EC"/>
+        </w:rPr>
+      </w:pPr>
+    </w:p>
+    <w:p>
+      <w:pPr>
+        <w:pStyle w:val="CodeBlock"/>
+        <w:shd w:val="clear" w:color="auto" w:fill="F2F2F2"/>
+        <w:rPr>
+          <w:sz w:val="18"/>
+          <w:lang w:val="es-EC"/>
+        </w:rPr>
+      </w:pPr>
       <w:r>
         <w:rPr>
           <w:sz w:val="18"/>
           <w:lang w:val="es-EC"/>
         </w:rPr>
-        <w:t>Admin</w:t>
+        <w:t xml:space="preserve">'Elaborado David Pilaguano - 2026-05-05 </w:t>
       </w:r>
-      <w:proofErr w:type="spellEnd"/>
+    </w:p>
+    <w:p>
+      <w:pPr>
+        <w:pStyle w:val="CodeBlock"/>
+        <w:shd w:val="clear" w:color="auto" w:fill="F2F2F2"/>
+        <w:rPr>
+          <w:sz w:val="18"/>
+          <w:lang w:val="es-EC"/>
+        </w:rPr>
+      </w:pPr>
       <w:r>
         <w:rPr>
           <w:sz w:val="18"/>
           <w:lang w:val="es-EC"/>
         </w:rPr>
-        <w:t xml:space="preserve"> --&gt; UC3</w:t>
+        <w:t>note right of UC_Crear</w:t>
       </w:r>
+    </w:p>
+    <w:p>
+      <w:pPr>
+        <w:pStyle w:val="CodeBlock"/>
+        <w:shd w:val="clear" w:color="auto" w:fill="F2F2F2"/>
+        <w:rPr>
+          <w:sz w:val="18"/>
+          <w:lang w:val="es-EC"/>
+        </w:rPr>
+      </w:pPr>
       <w:r>
         <w:rPr>
           <w:sz w:val="18"/>
           <w:lang w:val="es-EC"/>
         </w:rPr>
-        <w:br/>
-      </w:r>
-      <w:proofErr w:type="spellStart"/>
-      <w:r>
-        <w:rPr>
-          <w:sz w:val="18"/>
-          <w:lang w:val="es-EC"/>
-        </w:rPr>
-        <w:t>Admin</w:t>
-      </w:r>
-      <w:proofErr w:type="spellEnd"/>
-      <w:r>
-        <w:rPr>
-          <w:sz w:val="18"/>
-          <w:lang w:val="es-EC"/>
-        </w:rPr>
-        <w:t xml:space="preserve"> --&gt; UC4</w:t>
-      </w:r>
-      <w:r>
-        <w:rPr>
-          <w:sz w:val="18"/>
-          <w:lang w:val="es-EC"/>
-        </w:rPr>
-        <w:br/>
-      </w:r>
-      <w:r>
-        <w:rPr>
-          <w:sz w:val="18"/>
-          <w:lang w:val="es-EC"/>
-        </w:rPr>
-        <w:br/>
-        <w:t>UC1 ..&gt; UC5 : &lt;&lt;</w:t>
-      </w:r>
-      <w:proofErr w:type="spellStart"/>
-      <w:r>
-        <w:rPr>
-          <w:sz w:val="18"/>
-          <w:lang w:val="es-EC"/>
-        </w:rPr>
-        <w:t>include</w:t>
-      </w:r>
-      <w:proofErr w:type="spellEnd"/>
-      <w:r>
-        <w:rPr>
-          <w:sz w:val="18"/>
-          <w:lang w:val="es-EC"/>
-        </w:rPr>
-        <w:t>&gt;&gt;</w:t>
-      </w:r>
-      <w:r>
-        <w:rPr>
-          <w:sz w:val="18"/>
-          <w:lang w:val="es-EC"/>
-        </w:rPr>
-        <w:br/>
-        <w:t>UC2 ..&gt; UC5 : &lt;&lt;</w:t>
-      </w:r>
-      <w:proofErr w:type="spellStart"/>
-      <w:r>
-        <w:rPr>
-          <w:sz w:val="18"/>
-          <w:lang w:val="es-EC"/>
-        </w:rPr>
-        <w:t>include</w:t>
-      </w:r>
-      <w:proofErr w:type="spellEnd"/>
-      <w:r>
-        <w:rPr>
-          <w:sz w:val="18"/>
-          <w:lang w:val="es-EC"/>
-        </w:rPr>
-        <w:t>&gt;&gt;</w:t>
-      </w:r>
-      <w:r>
-        <w:rPr>
-          <w:sz w:val="18"/>
-          <w:lang w:val="es-EC"/>
-        </w:rPr>
-        <w:br/>
-      </w:r>
-      <w:r>
-        <w:rPr>
-          <w:sz w:val="18"/>
-          <w:lang w:val="es-EC"/>
-        </w:rPr>
-        <w:br/>
-        <w:t xml:space="preserve">note </w:t>
-      </w:r>
-      <w:proofErr w:type="spellStart"/>
-      <w:r>
-        <w:rPr>
-          <w:sz w:val="18"/>
-          <w:lang w:val="es-EC"/>
-        </w:rPr>
-        <w:t>right</w:t>
-      </w:r>
-      <w:proofErr w:type="spellEnd"/>
-      <w:r>
-        <w:rPr>
-          <w:sz w:val="18"/>
-          <w:lang w:val="es-EC"/>
-        </w:rPr>
-        <w:t xml:space="preserve"> </w:t>
-      </w:r>
-      <w:proofErr w:type="spellStart"/>
-      <w:r>
-        <w:rPr>
-          <w:sz w:val="18"/>
-          <w:lang w:val="es-EC"/>
-        </w:rPr>
-        <w:t>of</w:t>
-      </w:r>
-      <w:proofErr w:type="spellEnd"/>
-      <w:r>
-        <w:rPr>
-          <w:sz w:val="18"/>
-          <w:lang w:val="es-EC"/>
-        </w:rPr>
-        <w:t xml:space="preserve"> UC5</w:t>
-      </w:r>
-      <w:r>
-        <w:rPr>
-          <w:sz w:val="18"/>
-          <w:lang w:val="es-EC"/>
-        </w:rPr>
-        <w:br/>
         <w:t>Datos mínimos según interfaz:</w:t>
       </w:r>
+    </w:p>
+    <w:p>
+      <w:pPr>
+        <w:pStyle w:val="CodeBlock"/>
+        <w:shd w:val="clear" w:color="auto" w:fill="F2F2F2"/>
+        <w:rPr>
+          <w:sz w:val="18"/>
+          <w:lang w:val="es-EC"/>
+        </w:rPr>
+      </w:pPr>
       <w:r>
         <w:rPr>
           <w:sz w:val="18"/>
           <w:lang w:val="es-EC"/>
         </w:rPr>
-        <w:br/>
-        <w:t>- ID</w:t>
+        <w:t>- Cedula</w:t>
       </w:r>
+    </w:p>
+    <w:p>
+      <w:pPr>
+        <w:pStyle w:val="CodeBlock"/>
+        <w:shd w:val="clear" w:color="auto" w:fill="F2F2F2"/>
+        <w:rPr>
+          <w:sz w:val="18"/>
+          <w:lang w:val="es-EC"/>
+        </w:rPr>
+      </w:pPr>
       <w:r>
         <w:rPr>
           <w:sz w:val="18"/>
           <w:lang w:val="es-EC"/>
         </w:rPr>
-        <w:br/>
         <w:t>- Nombre</w:t>
       </w:r>
+    </w:p>
+    <w:p>
+      <w:pPr>
+        <w:pStyle w:val="CodeBlock"/>
+        <w:shd w:val="clear" w:color="auto" w:fill="F2F2F2"/>
+        <w:rPr>
+          <w:sz w:val="18"/>
+          <w:lang w:val="es-EC"/>
+        </w:rPr>
+      </w:pPr>
       <w:r>
         <w:rPr>
           <w:sz w:val="18"/>
           <w:lang w:val="es-EC"/>
         </w:rPr>
-        <w:br/>
         <w:t>- Edad</w:t>
       </w:r>
+    </w:p>
+    <w:p>
+      <w:pPr>
+        <w:pStyle w:val="CodeBlock"/>
+        <w:shd w:val="clear" w:color="auto" w:fill="F2F2F2"/>
+        <w:rPr>
+          <w:sz w:val="18"/>
+          <w:lang w:val="es-EC"/>
+        </w:rPr>
+      </w:pPr>
       <w:r>
         <w:rPr>
           <w:sz w:val="18"/>
           <w:lang w:val="es-EC"/>
         </w:rPr>
-        <w:br/>
+        <w:t>- Correo</w:t>
       </w:r>
-      <w:proofErr w:type="spellStart"/>
+    </w:p>
+    <w:p>
+      <w:pPr>
+        <w:pStyle w:val="CodeBlock"/>
+        <w:shd w:val="clear" w:color="auto" w:fill="F2F2F2"/>
+        <w:rPr>
+          <w:sz w:val="18"/>
+          <w:lang w:val="es-EC"/>
+        </w:rPr>
+      </w:pPr>
+    </w:p>
+    <w:p>
+      <w:pPr>
+        <w:pStyle w:val="CodeBlock"/>
+        <w:shd w:val="clear" w:color="auto" w:fill="F2F2F2"/>
+        <w:rPr>
+          <w:lang w:val="es-EC"/>
+        </w:rPr>
+      </w:pPr>
       <w:r>
         <w:rPr>
           <w:sz w:val="18"/>
           <w:lang w:val="es-EC"/>
         </w:rPr>
-        <w:t>end</w:t>
-      </w:r>
-      <w:proofErr w:type="spellEnd"/>
-      <w:r>
-        <w:rPr>
-          <w:sz w:val="18"/>
-          <w:lang w:val="es-EC"/>
-        </w:rPr>
-        <w:t xml:space="preserve"> note</w:t>
+        <w:t>end note</w:t>
       </w:r>
       <w:r>
         <w:rPr>
@@ -2395,11 +2168,62 @@
           <w:lang w:val="es-EC"/>
         </w:rPr>
       </w:pPr>
+    </w:p>
+    <w:p>
+      <w:pPr>
+        <w:spacing w:after="120" w:line="252" w:lineRule="auto"/>
+        <w:rPr>
+          <w:lang w:val="es-EC"/>
+        </w:rPr>
+      </w:pPr>
+    </w:p>
+    <w:p>
+      <w:pPr>
+        <w:spacing w:after="120" w:line="252" w:lineRule="auto"/>
+        <w:jc w:val="center"/>
+        <w:rPr>
+          <w:lang w:val="es-EC"/>
+        </w:rPr>
+      </w:pPr>
       <w:r>
         <w:rPr>
           <w:lang w:val="es-EC"/>
         </w:rPr>
-        <w:t>Interpretación: el Administrador académico ejecuta las funciones principales del CRUD observadas en la interfaz: Agregar, Actualizar, Eliminar y Mostrar Todo. La validación de datos se modela como un comportamiento incluido en Agregar estudiante y Actualizar estudiante porque, en ambos casos, la validación es obligatoria antes de guardar o modificar información.</w:t>
+        <w:drawing>
+          <wp:inline distT="0" distB="0" distL="0" distR="0" wp14:anchorId="574D1F9B" wp14:editId="6E920725">
+            <wp:extent cx="5483223" cy="2008197"/>
+            <wp:effectExtent l="0" t="0" r="3810" b="0"/>
+            <wp:docPr id="1" name="Picture 1"/>
+            <wp:cNvGraphicFramePr>
+              <a:graphicFrameLocks xmlns:a="http://schemas.openxmlformats.org/drawingml/2006/main" noChangeAspect="1"/>
+            </wp:cNvGraphicFramePr>
+            <a:graphic xmlns:a="http://schemas.openxmlformats.org/drawingml/2006/main">
+              <a:graphicData uri="http://schemas.openxmlformats.org/drawingml/2006/picture">
+                <pic:pic xmlns:pic="http://schemas.openxmlformats.org/drawingml/2006/picture">
+                  <pic:nvPicPr>
+                    <pic:cNvPr id="1" name=""/>
+                    <pic:cNvPicPr/>
+                  </pic:nvPicPr>
+                  <pic:blipFill>
+                    <a:blip r:embed="rId8"/>
+                    <a:stretch>
+                      <a:fillRect/>
+                    </a:stretch>
+                  </pic:blipFill>
+                  <pic:spPr>
+                    <a:xfrm>
+                      <a:off x="0" y="0"/>
+                      <a:ext cx="5486683" cy="2009464"/>
+                    </a:xfrm>
+                    <a:prstGeom prst="rect">
+                      <a:avLst/>
+                    </a:prstGeom>
+                  </pic:spPr>
+                </pic:pic>
+              </a:graphicData>
+            </a:graphic>
+          </wp:inline>
+        </w:drawing>
       </w:r>
     </w:p>
     <w:p>
@@ -2414,7 +2238,14 @@
         <w:rPr>
           <w:lang w:val="es-EC"/>
         </w:rPr>
-        <w:t>8. Especificación breve de casos de uso</w:t>
+        <w:lastRenderedPageBreak/>
+        <w:t>7</w:t>
+      </w:r>
+      <w:r>
+        <w:rPr>
+          <w:lang w:val="es-EC"/>
+        </w:rPr>
+        <w:t>. Especificación breve de casos de uso</w:t>
       </w:r>
     </w:p>
     <w:tbl>
@@ -2427,9 +2258,9 @@
       <w:tblGrid>
         <w:gridCol w:w="1985"/>
         <w:gridCol w:w="1985"/>
+        <w:gridCol w:w="1986"/>
         <w:gridCol w:w="1985"/>
         <w:gridCol w:w="1985"/>
-        <w:gridCol w:w="1986"/>
       </w:tblGrid>
       <w:tr>
         <w:trPr>
@@ -2443,13 +2274,8 @@
           </w:tcPr>
           <w:p>
             <w:r>
-              <w:t xml:space="preserve">Caso de </w:t>
+              <w:t>Caso de uso</w:t>
             </w:r>
-            <w:proofErr w:type="spellStart"/>
-            <w:r>
-              <w:t>uso</w:t>
-            </w:r>
-            <w:proofErr w:type="spellEnd"/>
           </w:p>
         </w:tc>
         <w:tc>
@@ -2508,7 +2334,7 @@
           </w:tcPr>
           <w:p>
             <w:r>
-              <w:t>Agregar estudiante</w:t>
+              <w:t>Crear empleado</w:t>
             </w:r>
           </w:p>
         </w:tc>
@@ -2518,7 +2344,7 @@
           </w:tcPr>
           <w:p>
             <w:r>
-              <w:t>Administrador académico</w:t>
+              <w:t>Jefe de Logística</w:t>
             </w:r>
           </w:p>
         </w:tc>
@@ -2536,7 +2362,7 @@
               <w:rPr>
                 <w:lang w:val="es-EC"/>
               </w:rPr>
-              <w:t>El estudiante no debe existir previamente con el mismo ID.</w:t>
+              <w:t>El empleado no debe existir previamente.</w:t>
             </w:r>
           </w:p>
         </w:tc>
@@ -2554,7 +2380,7 @@
               <w:rPr>
                 <w:lang w:val="es-EC"/>
               </w:rPr>
-              <w:t>Ingresar ID, Nombre y Edad -&gt; validar datos -&gt; guardar registro.</w:t>
+              <w:t>Ingresar Cédula, Nombres y Rol -&gt; Validar datos -&gt; Guardar registro</w:t>
             </w:r>
           </w:p>
         </w:tc>
@@ -2563,29 +2389,8 @@
             <w:tcW w:w="1987" w:type="dxa"/>
           </w:tcPr>
           <w:p>
-            <w:proofErr w:type="spellStart"/>
             <w:r>
-              <w:t>Estudiante</w:t>
-            </w:r>
-            <w:proofErr w:type="spellEnd"/>
-            <w:r>
-              <w:t xml:space="preserve"> </w:t>
-            </w:r>
-            <w:proofErr w:type="spellStart"/>
-            <w:r>
-              <w:t>agregado</w:t>
-            </w:r>
-            <w:proofErr w:type="spellEnd"/>
-            <w:r>
-              <w:t xml:space="preserve"> </w:t>
-            </w:r>
-            <w:proofErr w:type="spellStart"/>
-            <w:r>
-              <w:t>correctamente</w:t>
-            </w:r>
-            <w:proofErr w:type="spellEnd"/>
-            <w:r>
-              <w:t>.</w:t>
+              <w:t>Empleado registrado con éxito.</w:t>
             </w:r>
           </w:p>
         </w:tc>
@@ -2601,7 +2406,7 @@
           </w:tcPr>
           <w:p>
             <w:r>
-              <w:t>Actualizar estudiante</w:t>
+              <w:t>Editar empleado</w:t>
             </w:r>
           </w:p>
         </w:tc>
@@ -2611,17 +2416,7 @@
           </w:tcPr>
           <w:p>
             <w:r>
-              <w:t>Administrador académico</w:t>
-            </w:r>
-          </w:p>
-        </w:tc>
-        <w:tc>
-          <w:tcPr>
-            <w:tcW w:w="1987" w:type="dxa"/>
-          </w:tcPr>
-          <w:p>
-            <w:r>
-              <w:t>El estudiante debe existir.</w:t>
+              <w:t>Jefe de Logística</w:t>
             </w:r>
           </w:p>
         </w:tc>
@@ -2639,64 +2434,7 @@
               <w:rPr>
                 <w:lang w:val="es-EC"/>
               </w:rPr>
-              <w:t>Ingresar o seleccionar ID -&gt; modificar Nombre y/o Edad -&gt; validar datos -&gt; guardar cambios.</w:t>
-            </w:r>
-          </w:p>
-        </w:tc>
-        <w:tc>
-          <w:tcPr>
-            <w:tcW w:w="1987" w:type="dxa"/>
-          </w:tcPr>
-          <w:p>
-            <w:proofErr w:type="spellStart"/>
-            <w:r>
-              <w:t>Datos</w:t>
-            </w:r>
-            <w:proofErr w:type="spellEnd"/>
-            <w:r>
-              <w:t xml:space="preserve"> del </w:t>
-            </w:r>
-            <w:proofErr w:type="spellStart"/>
-            <w:r>
-              <w:t>estudiante</w:t>
-            </w:r>
-            <w:proofErr w:type="spellEnd"/>
-            <w:r>
-              <w:t xml:space="preserve"> </w:t>
-            </w:r>
-            <w:proofErr w:type="spellStart"/>
-            <w:r>
-              <w:t>actualizados</w:t>
-            </w:r>
-            <w:proofErr w:type="spellEnd"/>
-            <w:r>
-              <w:t>.</w:t>
-            </w:r>
-          </w:p>
-        </w:tc>
-      </w:tr>
-      <w:tr>
-        <w:trPr>
-          <w:cantSplit/>
-          <w:jc w:val="center"/>
-        </w:trPr>
-        <w:tc>
-          <w:tcPr>
-            <w:tcW w:w="1987" w:type="dxa"/>
-          </w:tcPr>
-          <w:p>
-            <w:r>
-              <w:t>Eliminar estudiante</w:t>
-            </w:r>
-          </w:p>
-        </w:tc>
-        <w:tc>
-          <w:tcPr>
-            <w:tcW w:w="1987" w:type="dxa"/>
-          </w:tcPr>
-          <w:p>
-            <w:r>
-              <w:t>Administrador académico</w:t>
+              <w:t>El empleado debe estar registrado.</w:t>
             </w:r>
           </w:p>
         </w:tc>
@@ -2714,7 +2452,43 @@
               <w:rPr>
                 <w:lang w:val="es-EC"/>
               </w:rPr>
-              <w:t>El estudiante debe existir y cumplir regla para eliminación.</w:t>
+              <w:t>Buscar empleado -&gt; Modificar datos -&gt; Validar -&gt; Guardar cambios</w:t>
+            </w:r>
+          </w:p>
+        </w:tc>
+        <w:tc>
+          <w:tcPr>
+            <w:tcW w:w="1987" w:type="dxa"/>
+          </w:tcPr>
+          <w:p>
+            <w:r>
+              <w:t>Información actualizada.</w:t>
+            </w:r>
+          </w:p>
+        </w:tc>
+      </w:tr>
+      <w:tr>
+        <w:trPr>
+          <w:cantSplit/>
+          <w:jc w:val="center"/>
+        </w:trPr>
+        <w:tc>
+          <w:tcPr>
+            <w:tcW w:w="1987" w:type="dxa"/>
+          </w:tcPr>
+          <w:p>
+            <w:r>
+              <w:t>Eliminar empleado</w:t>
+            </w:r>
+          </w:p>
+        </w:tc>
+        <w:tc>
+          <w:tcPr>
+            <w:tcW w:w="1987" w:type="dxa"/>
+          </w:tcPr>
+          <w:p>
+            <w:r>
+              <w:t>Jefe de Logística</w:t>
             </w:r>
           </w:p>
         </w:tc>
@@ -2732,7 +2506,7 @@
               <w:rPr>
                 <w:lang w:val="es-EC"/>
               </w:rPr>
-              <w:t>Seleccionar o ingresar ID -&gt; confirmar eliminación -&gt; eliminar registro.</w:t>
+              <w:t>El empleado debe estar activo.</w:t>
             </w:r>
           </w:p>
         </w:tc>
@@ -2750,7 +2524,25 @@
               <w:rPr>
                 <w:lang w:val="es-EC"/>
               </w:rPr>
-              <w:t>Estudiante eliminado o marcado como eliminado.</w:t>
+              <w:t>Seleccionar empleado -&gt; Confirmar eliminación -&gt; Actualizar estado</w:t>
+            </w:r>
+          </w:p>
+        </w:tc>
+        <w:tc>
+          <w:tcPr>
+            <w:tcW w:w="1987" w:type="dxa"/>
+          </w:tcPr>
+          <w:p>
+            <w:pPr>
+              <w:rPr>
+                <w:lang w:val="es-EC"/>
+              </w:rPr>
+            </w:pPr>
+            <w:r>
+              <w:rPr>
+                <w:lang w:val="es-EC"/>
+              </w:rPr>
+              <w:t>Acceso revocado al sistema.</w:t>
             </w:r>
           </w:p>
         </w:tc>
@@ -2765,19 +2557,9 @@
             <w:tcW w:w="1987" w:type="dxa"/>
           </w:tcPr>
           <w:p>
-            <w:proofErr w:type="spellStart"/>
             <w:r>
-              <w:t>Mostrar</w:t>
+              <w:t>Mostrar todo</w:t>
             </w:r>
-            <w:proofErr w:type="spellEnd"/>
-            <w:r>
-              <w:t xml:space="preserve"> </w:t>
-            </w:r>
-            <w:proofErr w:type="spellStart"/>
-            <w:r>
-              <w:t>todo</w:t>
-            </w:r>
-            <w:proofErr w:type="spellEnd"/>
           </w:p>
         </w:tc>
         <w:tc>
@@ -2786,7 +2568,7 @@
           </w:tcPr>
           <w:p>
             <w:r>
-              <w:t>Administrador académico</w:t>
+              <w:t>Jefe de Logística</w:t>
             </w:r>
           </w:p>
         </w:tc>
@@ -2840,7 +2622,25 @@
               <w:rPr>
                 <w:lang w:val="es-EC"/>
               </w:rPr>
-              <w:t>Listado visible con ID, Nombre y Edad.</w:t>
+              <w:t xml:space="preserve">Listado visible con </w:t>
+            </w:r>
+            <w:r>
+              <w:rPr>
+                <w:lang w:val="es-EC"/>
+              </w:rPr>
+              <w:t>Cedula</w:t>
+            </w:r>
+            <w:r>
+              <w:rPr>
+                <w:lang w:val="es-EC"/>
+              </w:rPr>
+              <w:t>, Nombre y Edad</w:t>
+            </w:r>
+            <w:r>
+              <w:rPr>
+                <w:lang w:val="es-EC"/>
+              </w:rPr>
+              <w:t>, Correo</w:t>
             </w:r>
           </w:p>
         </w:tc>
@@ -2858,8 +2658,13 @@
         <w:rPr>
           <w:lang w:val="es-EC"/>
         </w:rPr>
-        <w:lastRenderedPageBreak/>
-        <w:t>9. Puente hacia clases de análisis: frontera, control y entidad</w:t>
+        <w:t>8</w:t>
+      </w:r>
+      <w:r>
+        <w:rPr>
+          <w:lang w:val="es-EC"/>
+        </w:rPr>
+        <w:t>. Puente hacia clases de análisis: frontera, control y entidad</w:t>
       </w:r>
     </w:p>
     <w:p>
@@ -2897,10 +2702,10 @@
         <w:tblLook w:val="04A0" w:firstRow="1" w:lastRow="0" w:firstColumn="1" w:lastColumn="0" w:noHBand="0" w:noVBand="1"/>
       </w:tblPr>
       <w:tblGrid>
-        <w:gridCol w:w="2450"/>
-        <w:gridCol w:w="2457"/>
-        <w:gridCol w:w="2562"/>
-        <w:gridCol w:w="2457"/>
+        <w:gridCol w:w="2335"/>
+        <w:gridCol w:w="2363"/>
+        <w:gridCol w:w="2862"/>
+        <w:gridCol w:w="2366"/>
       </w:tblGrid>
       <w:tr>
         <w:trPr>
@@ -2922,18 +2727,8 @@
                 <w:color w:val="FFFFFF"/>
                 <w:sz w:val="18"/>
               </w:rPr>
-              <w:t xml:space="preserve">Tipo de </w:t>
+              <w:t>Tipo de clase</w:t>
             </w:r>
-            <w:proofErr w:type="spellStart"/>
-            <w:r>
-              <w:rPr>
-                <w:b/>
-                <w:color w:val="FFFFFF"/>
-                <w:sz w:val="18"/>
-              </w:rPr>
-              <w:t>clase</w:t>
-            </w:r>
-            <w:proofErr w:type="spellEnd"/>
           </w:p>
         </w:tc>
         <w:tc>
@@ -3029,10 +2824,9 @@
             <w:r>
               <w:rPr>
                 <w:sz w:val="18"/>
-                <w:highlight w:val="yellow"/>
                 <w:lang w:val="es-EC"/>
               </w:rPr>
-              <w:t>Representa la interacción con el actor o una pantalla del sistema.</w:t>
+              <w:t>Interacción con el Jefe de Logística.</w:t>
             </w:r>
           </w:p>
         </w:tc>
@@ -3041,11 +2835,9 @@
             <w:tcW w:w="2484" w:type="dxa"/>
           </w:tcPr>
           <w:p>
-            <w:proofErr w:type="spellStart"/>
             <w:r>
-              <w:t>PantallaCRUDEstudiantes</w:t>
+              <w:t>FormularioGestionEmpleados</w:t>
             </w:r>
-            <w:proofErr w:type="spellEnd"/>
           </w:p>
         </w:tc>
         <w:tc>
@@ -3058,19 +2850,11 @@
                 <w:lang w:val="es-EC"/>
               </w:rPr>
             </w:pPr>
-            <w:proofErr w:type="spellStart"/>
             <w:r>
               <w:rPr>
                 <w:lang w:val="es-EC"/>
               </w:rPr>
-              <w:t>boundary</w:t>
-            </w:r>
-            <w:proofErr w:type="spellEnd"/>
-            <w:r>
-              <w:rPr>
-                <w:lang w:val="es-EC"/>
-              </w:rPr>
-              <w:t xml:space="preserve"> "Pantalla CRUD Estudiantes" as UI</w:t>
+              <w:t>boundary "Formulario Gestión Empleados" as UI</w:t>
             </w:r>
           </w:p>
         </w:tc>
@@ -3110,17 +2894,9 @@
             <w:r>
               <w:rPr>
                 <w:sz w:val="18"/>
-                <w:highlight w:val="yellow"/>
                 <w:lang w:val="es-EC"/>
               </w:rPr>
-              <w:t>Coordina la lógica del caso de uso y la comunicación entre frontera y entidad</w:t>
-            </w:r>
-            <w:r>
-              <w:rPr>
-                <w:sz w:val="18"/>
-                <w:lang w:val="es-EC"/>
-              </w:rPr>
-              <w:t>.</w:t>
+              <w:t>Lógica de la gestión y validaciones.</w:t>
             </w:r>
           </w:p>
         </w:tc>
@@ -3132,14 +2908,12 @@
             <w:pPr>
               <w:spacing w:after="40"/>
             </w:pPr>
-            <w:proofErr w:type="spellStart"/>
             <w:r>
               <w:rPr>
                 <w:sz w:val="18"/>
               </w:rPr>
-              <w:t>ControlEstudiante</w:t>
+              <w:t>ControlEmpleado</w:t>
             </w:r>
-            <w:proofErr w:type="spellEnd"/>
           </w:p>
         </w:tc>
         <w:tc>
@@ -3158,1232 +2932,7 @@
                 <w:sz w:val="18"/>
                 <w:lang w:val="es-EC"/>
               </w:rPr>
-              <w:t xml:space="preserve">control "Control Estudiante" as </w:t>
-            </w:r>
-            <w:proofErr w:type="spellStart"/>
-            <w:r>
-              <w:rPr>
-                <w:sz w:val="18"/>
-                <w:lang w:val="es-EC"/>
-              </w:rPr>
-              <w:t>Ctrl</w:t>
-            </w:r>
-            <w:proofErr w:type="spellEnd"/>
-          </w:p>
-        </w:tc>
-      </w:tr>
-      <w:tr>
-        <w:trPr>
-          <w:cantSplit/>
-          <w:jc w:val="center"/>
-        </w:trPr>
-        <w:tc>
-          <w:tcPr>
-            <w:tcW w:w="2484" w:type="dxa"/>
-          </w:tcPr>
-          <w:p>
-            <w:pPr>
-              <w:spacing w:after="40"/>
-            </w:pPr>
-            <w:proofErr w:type="spellStart"/>
-            <w:r>
-              <w:rPr>
-                <w:sz w:val="18"/>
-              </w:rPr>
-              <w:t>Entidad</w:t>
-            </w:r>
-            <w:proofErr w:type="spellEnd"/>
-            <w:r>
-              <w:rPr>
-                <w:sz w:val="18"/>
-              </w:rPr>
-              <w:t xml:space="preserve"> / Entity</w:t>
-            </w:r>
-          </w:p>
-        </w:tc>
-        <w:tc>
-          <w:tcPr>
-            <w:tcW w:w="2484" w:type="dxa"/>
-          </w:tcPr>
-          <w:p>
-            <w:pPr>
-              <w:spacing w:after="40"/>
-              <w:rPr>
-                <w:lang w:val="es-EC"/>
-              </w:rPr>
-            </w:pPr>
-            <w:r>
-              <w:rPr>
-                <w:sz w:val="18"/>
-                <w:highlight w:val="yellow"/>
-                <w:lang w:val="es-EC"/>
-              </w:rPr>
-              <w:t>Representa información del dominio que el sistema conserva</w:t>
-            </w:r>
-            <w:r>
-              <w:rPr>
-                <w:sz w:val="18"/>
-                <w:lang w:val="es-EC"/>
-              </w:rPr>
-              <w:t>.</w:t>
-            </w:r>
-          </w:p>
-        </w:tc>
-        <w:tc>
-          <w:tcPr>
-            <w:tcW w:w="2484" w:type="dxa"/>
-          </w:tcPr>
-          <w:p>
-            <w:pPr>
-              <w:spacing w:after="40"/>
-            </w:pPr>
-            <w:proofErr w:type="spellStart"/>
-            <w:r>
-              <w:rPr>
-                <w:sz w:val="18"/>
-              </w:rPr>
-              <w:t>Estudiante</w:t>
-            </w:r>
-            <w:proofErr w:type="spellEnd"/>
-          </w:p>
-        </w:tc>
-        <w:tc>
-          <w:tcPr>
-            <w:tcW w:w="2484" w:type="dxa"/>
-          </w:tcPr>
-          <w:p>
-            <w:r>
-              <w:t>entity "Estudiante" as Est</w:t>
-            </w:r>
-          </w:p>
-        </w:tc>
-      </w:tr>
-    </w:tbl>
-    <w:p>
-      <w:pPr>
-        <w:spacing w:after="120" w:line="252" w:lineRule="auto"/>
-        <w:rPr>
-          <w:lang w:val="es-EC"/>
-        </w:rPr>
-      </w:pPr>
-      <w:r>
-        <w:rPr>
-          <w:lang w:val="es-EC"/>
-        </w:rPr>
-        <w:t>Código complementario para visualizar el puente entre casos de uso y clases de análisis:</w:t>
-      </w:r>
-    </w:p>
-    <w:p>
-      <w:pPr>
-        <w:pStyle w:val="CodeBlock"/>
-        <w:shd w:val="clear" w:color="auto" w:fill="F2F2F2"/>
-        <w:rPr>
-          <w:lang w:val="es-EC"/>
-        </w:rPr>
-      </w:pPr>
-      <w:r>
-        <w:rPr>
-          <w:sz w:val="18"/>
-          <w:lang w:val="es-EC"/>
-        </w:rPr>
-        <w:t>@startuml</w:t>
-      </w:r>
-      <w:r>
-        <w:rPr>
-          <w:sz w:val="18"/>
-          <w:lang w:val="es-EC"/>
-        </w:rPr>
-        <w:br/>
-      </w:r>
-      <w:proofErr w:type="spellStart"/>
-      <w:r>
-        <w:rPr>
-          <w:sz w:val="18"/>
-          <w:lang w:val="es-EC"/>
-        </w:rPr>
-        <w:t>left</w:t>
-      </w:r>
-      <w:proofErr w:type="spellEnd"/>
-      <w:r>
-        <w:rPr>
-          <w:sz w:val="18"/>
-          <w:lang w:val="es-EC"/>
-        </w:rPr>
-        <w:t xml:space="preserve"> </w:t>
-      </w:r>
-      <w:proofErr w:type="spellStart"/>
-      <w:r>
-        <w:rPr>
-          <w:sz w:val="18"/>
-          <w:lang w:val="es-EC"/>
-        </w:rPr>
-        <w:t>to</w:t>
-      </w:r>
-      <w:proofErr w:type="spellEnd"/>
-      <w:r>
-        <w:rPr>
-          <w:sz w:val="18"/>
-          <w:lang w:val="es-EC"/>
-        </w:rPr>
-        <w:t xml:space="preserve"> </w:t>
-      </w:r>
-      <w:proofErr w:type="spellStart"/>
-      <w:r>
-        <w:rPr>
-          <w:sz w:val="18"/>
-          <w:lang w:val="es-EC"/>
-        </w:rPr>
-        <w:t>right</w:t>
-      </w:r>
-      <w:proofErr w:type="spellEnd"/>
-      <w:r>
-        <w:rPr>
-          <w:sz w:val="18"/>
-          <w:lang w:val="es-EC"/>
-        </w:rPr>
-        <w:t xml:space="preserve"> </w:t>
-      </w:r>
-      <w:proofErr w:type="spellStart"/>
-      <w:r>
-        <w:rPr>
-          <w:sz w:val="18"/>
-          <w:lang w:val="es-EC"/>
-        </w:rPr>
-        <w:t>direction</w:t>
-      </w:r>
-      <w:proofErr w:type="spellEnd"/>
-      <w:r>
-        <w:rPr>
-          <w:sz w:val="18"/>
-          <w:lang w:val="es-EC"/>
-        </w:rPr>
-        <w:br/>
-      </w:r>
-      <w:r>
-        <w:rPr>
-          <w:sz w:val="18"/>
-          <w:lang w:val="es-EC"/>
-        </w:rPr>
-        <w:br/>
-        <w:t xml:space="preserve">actor "Administrador académico" as </w:t>
-      </w:r>
-      <w:proofErr w:type="spellStart"/>
-      <w:r>
-        <w:rPr>
-          <w:sz w:val="18"/>
-          <w:lang w:val="es-EC"/>
-        </w:rPr>
-        <w:t>Admin</w:t>
-      </w:r>
-      <w:proofErr w:type="spellEnd"/>
-      <w:r>
-        <w:rPr>
-          <w:sz w:val="18"/>
-          <w:lang w:val="es-EC"/>
-        </w:rPr>
-        <w:br/>
-      </w:r>
-      <w:proofErr w:type="spellStart"/>
-      <w:r>
-        <w:rPr>
-          <w:sz w:val="18"/>
-          <w:lang w:val="es-EC"/>
-        </w:rPr>
-        <w:t>boundary</w:t>
-      </w:r>
-      <w:proofErr w:type="spellEnd"/>
-      <w:r>
-        <w:rPr>
-          <w:sz w:val="18"/>
-          <w:lang w:val="es-EC"/>
-        </w:rPr>
-        <w:t xml:space="preserve"> "Pantalla CRUD Estudiantes" as UI</w:t>
-      </w:r>
-      <w:r>
-        <w:rPr>
-          <w:sz w:val="18"/>
-          <w:lang w:val="es-EC"/>
-        </w:rPr>
-        <w:br/>
-        <w:t xml:space="preserve">control "Control Estudiante" as </w:t>
-      </w:r>
-      <w:proofErr w:type="spellStart"/>
-      <w:r>
-        <w:rPr>
-          <w:sz w:val="18"/>
-          <w:lang w:val="es-EC"/>
-        </w:rPr>
-        <w:t>Ctrl</w:t>
-      </w:r>
-      <w:proofErr w:type="spellEnd"/>
-      <w:r>
-        <w:rPr>
-          <w:sz w:val="18"/>
-          <w:lang w:val="es-EC"/>
-        </w:rPr>
-        <w:br/>
-      </w:r>
-      <w:proofErr w:type="spellStart"/>
-      <w:r>
-        <w:rPr>
-          <w:sz w:val="18"/>
-          <w:lang w:val="es-EC"/>
-        </w:rPr>
-        <w:t>entity</w:t>
-      </w:r>
-      <w:proofErr w:type="spellEnd"/>
-      <w:r>
-        <w:rPr>
-          <w:sz w:val="18"/>
-          <w:lang w:val="es-EC"/>
-        </w:rPr>
-        <w:t xml:space="preserve"> "Estudiante" as </w:t>
-      </w:r>
-      <w:proofErr w:type="spellStart"/>
-      <w:r>
-        <w:rPr>
-          <w:sz w:val="18"/>
-          <w:lang w:val="es-EC"/>
-        </w:rPr>
-        <w:t>Est</w:t>
-      </w:r>
-      <w:proofErr w:type="spellEnd"/>
-      <w:r>
-        <w:rPr>
-          <w:sz w:val="18"/>
-          <w:lang w:val="es-EC"/>
-        </w:rPr>
-        <w:br/>
-      </w:r>
-      <w:r>
-        <w:rPr>
-          <w:sz w:val="18"/>
-          <w:lang w:val="es-EC"/>
-        </w:rPr>
-        <w:br/>
-      </w:r>
-      <w:proofErr w:type="spellStart"/>
-      <w:r>
-        <w:rPr>
-          <w:sz w:val="18"/>
-          <w:lang w:val="es-EC"/>
-        </w:rPr>
-        <w:t>Admin</w:t>
-      </w:r>
-      <w:proofErr w:type="spellEnd"/>
-      <w:r>
-        <w:rPr>
-          <w:sz w:val="18"/>
-          <w:lang w:val="es-EC"/>
-        </w:rPr>
-        <w:t xml:space="preserve"> --&gt; </w:t>
-      </w:r>
-      <w:proofErr w:type="gramStart"/>
-      <w:r>
-        <w:rPr>
-          <w:sz w:val="18"/>
-          <w:lang w:val="es-EC"/>
-        </w:rPr>
-        <w:t>UI :</w:t>
-      </w:r>
-      <w:proofErr w:type="gramEnd"/>
-      <w:r>
-        <w:rPr>
-          <w:sz w:val="18"/>
-          <w:lang w:val="es-EC"/>
-        </w:rPr>
-        <w:t xml:space="preserve"> selecciona Agregar/Actualizar/Eliminar/Mostrar Todo</w:t>
-      </w:r>
-      <w:r>
-        <w:rPr>
-          <w:sz w:val="18"/>
-          <w:lang w:val="es-EC"/>
-        </w:rPr>
-        <w:br/>
-        <w:t xml:space="preserve">UI --&gt; </w:t>
-      </w:r>
-      <w:proofErr w:type="spellStart"/>
-      <w:r>
-        <w:rPr>
-          <w:sz w:val="18"/>
-          <w:lang w:val="es-EC"/>
-        </w:rPr>
-        <w:t>Ctrl</w:t>
-      </w:r>
-      <w:proofErr w:type="spellEnd"/>
-      <w:r>
-        <w:rPr>
-          <w:sz w:val="18"/>
-          <w:lang w:val="es-EC"/>
-        </w:rPr>
-        <w:t xml:space="preserve"> : envía ID, nombre y edad</w:t>
-      </w:r>
-      <w:r>
-        <w:rPr>
-          <w:sz w:val="18"/>
-          <w:lang w:val="es-EC"/>
-        </w:rPr>
-        <w:br/>
-      </w:r>
-      <w:proofErr w:type="spellStart"/>
-      <w:r>
-        <w:rPr>
-          <w:sz w:val="18"/>
-          <w:lang w:val="es-EC"/>
-        </w:rPr>
-        <w:t>Ctrl</w:t>
-      </w:r>
-      <w:proofErr w:type="spellEnd"/>
-      <w:r>
-        <w:rPr>
-          <w:sz w:val="18"/>
-          <w:lang w:val="es-EC"/>
-        </w:rPr>
-        <w:t xml:space="preserve"> --&gt; </w:t>
-      </w:r>
-      <w:proofErr w:type="spellStart"/>
-      <w:r>
-        <w:rPr>
-          <w:sz w:val="18"/>
-          <w:lang w:val="es-EC"/>
-        </w:rPr>
-        <w:t>Est</w:t>
-      </w:r>
-      <w:proofErr w:type="spellEnd"/>
-      <w:r>
-        <w:rPr>
-          <w:sz w:val="18"/>
-          <w:lang w:val="es-EC"/>
-        </w:rPr>
-        <w:t xml:space="preserve"> : gestiona ID, nombre, edad</w:t>
-      </w:r>
-      <w:r>
-        <w:rPr>
-          <w:sz w:val="18"/>
-          <w:lang w:val="es-EC"/>
-        </w:rPr>
-        <w:br/>
-      </w:r>
-      <w:proofErr w:type="spellStart"/>
-      <w:r>
-        <w:rPr>
-          <w:sz w:val="18"/>
-          <w:lang w:val="es-EC"/>
-        </w:rPr>
-        <w:t>Ctrl</w:t>
-      </w:r>
-      <w:proofErr w:type="spellEnd"/>
-      <w:r>
-        <w:rPr>
-          <w:sz w:val="18"/>
-          <w:lang w:val="es-EC"/>
-        </w:rPr>
-        <w:t xml:space="preserve"> --&gt; UI : muestra confirmación o listado</w:t>
-      </w:r>
-      <w:r>
-        <w:rPr>
-          <w:sz w:val="18"/>
-          <w:lang w:val="es-EC"/>
-        </w:rPr>
-        <w:br/>
-        <w:t>@enduml</w:t>
-      </w:r>
-    </w:p>
-    <w:p>
-      <w:pPr>
-        <w:spacing w:after="120" w:line="252" w:lineRule="auto"/>
-        <w:rPr>
-          <w:lang w:val="es-EC"/>
-        </w:rPr>
-      </w:pPr>
-      <w:r>
-        <w:rPr>
-          <w:lang w:val="es-EC"/>
-        </w:rPr>
-        <w:br w:type="page"/>
-      </w:r>
-    </w:p>
-    <w:p>
-      <w:pPr>
-        <w:pStyle w:val="Heading1"/>
-        <w:spacing w:after="120" w:line="252" w:lineRule="auto"/>
-        <w:rPr>
-          <w:lang w:val="es-EC"/>
-        </w:rPr>
-      </w:pPr>
-      <w:r>
-        <w:rPr>
-          <w:lang w:val="es-EC"/>
-        </w:rPr>
-        <w:lastRenderedPageBreak/>
-        <w:t>10. Matriz de trazabilidad RF-CU para el ejemplo</w:t>
-      </w:r>
-    </w:p>
-    <w:tbl>
-      <w:tblPr>
-        <w:tblStyle w:val="TableGrid"/>
-        <w:tblW w:w="0" w:type="auto"/>
-        <w:jc w:val="center"/>
-        <w:tblLook w:val="04A0" w:firstRow="1" w:lastRow="0" w:firstColumn="1" w:lastColumn="0" w:noHBand="0" w:noVBand="1"/>
-      </w:tblPr>
-      <w:tblGrid>
-        <w:gridCol w:w="1654"/>
-        <w:gridCol w:w="1654"/>
-        <w:gridCol w:w="1655"/>
-        <w:gridCol w:w="1654"/>
-        <w:gridCol w:w="1655"/>
-        <w:gridCol w:w="1654"/>
-      </w:tblGrid>
-      <w:tr>
-        <w:trPr>
-          <w:cantSplit/>
-          <w:jc w:val="center"/>
-        </w:trPr>
-        <w:tc>
-          <w:tcPr>
-            <w:tcW w:w="1656" w:type="dxa"/>
-            <w:shd w:val="clear" w:color="auto" w:fill="1F4E79"/>
-          </w:tcPr>
-          <w:p>
-            <w:r>
-              <w:t>RF</w:t>
-            </w:r>
-          </w:p>
-        </w:tc>
-        <w:tc>
-          <w:tcPr>
-            <w:tcW w:w="1656" w:type="dxa"/>
-            <w:shd w:val="clear" w:color="auto" w:fill="1F4E79"/>
-          </w:tcPr>
-          <w:p>
-            <w:r>
-              <w:t>Caso de uso</w:t>
-            </w:r>
-          </w:p>
-        </w:tc>
-        <w:tc>
-          <w:tcPr>
-            <w:tcW w:w="1656" w:type="dxa"/>
-            <w:shd w:val="clear" w:color="auto" w:fill="1F4E79"/>
-          </w:tcPr>
-          <w:p>
-            <w:r>
-              <w:t>Actor</w:t>
-            </w:r>
-          </w:p>
-        </w:tc>
-        <w:tc>
-          <w:tcPr>
-            <w:tcW w:w="1656" w:type="dxa"/>
-            <w:shd w:val="clear" w:color="auto" w:fill="1F4E79"/>
-          </w:tcPr>
-          <w:p>
-            <w:r>
-              <w:t>Prioridad</w:t>
-            </w:r>
-          </w:p>
-        </w:tc>
-        <w:tc>
-          <w:tcPr>
-            <w:tcW w:w="1656" w:type="dxa"/>
-            <w:shd w:val="clear" w:color="auto" w:fill="1F4E79"/>
-          </w:tcPr>
-          <w:p>
-            <w:r>
-              <w:t>Criterio de aceptación</w:t>
-            </w:r>
-          </w:p>
-        </w:tc>
-        <w:tc>
-          <w:tcPr>
-            <w:tcW w:w="1656" w:type="dxa"/>
-            <w:shd w:val="clear" w:color="auto" w:fill="1F4E79"/>
-          </w:tcPr>
-          <w:p>
-            <w:r>
-              <w:t>Evidencia PlantUML</w:t>
-            </w:r>
-          </w:p>
-        </w:tc>
-      </w:tr>
-      <w:tr>
-        <w:trPr>
-          <w:cantSplit/>
-          <w:jc w:val="center"/>
-        </w:trPr>
-        <w:tc>
-          <w:tcPr>
-            <w:tcW w:w="1656" w:type="dxa"/>
-          </w:tcPr>
-          <w:p>
-            <w:r>
-              <w:t>RF-01</w:t>
-            </w:r>
-          </w:p>
-        </w:tc>
-        <w:tc>
-          <w:tcPr>
-            <w:tcW w:w="1656" w:type="dxa"/>
-          </w:tcPr>
-          <w:p>
-            <w:r>
-              <w:t>Agregar estudiante</w:t>
-            </w:r>
-          </w:p>
-        </w:tc>
-        <w:tc>
-          <w:tcPr>
-            <w:tcW w:w="1656" w:type="dxa"/>
-          </w:tcPr>
-          <w:p>
-            <w:r>
-              <w:t>Administrador académico</w:t>
-            </w:r>
-          </w:p>
-        </w:tc>
-        <w:tc>
-          <w:tcPr>
-            <w:tcW w:w="1656" w:type="dxa"/>
-          </w:tcPr>
-          <w:p>
-            <w:r>
-              <w:t>Alta</w:t>
-            </w:r>
-          </w:p>
-        </w:tc>
-        <w:tc>
-          <w:tcPr>
-            <w:tcW w:w="1656" w:type="dxa"/>
-          </w:tcPr>
-          <w:p>
-            <w:pPr>
-              <w:rPr>
-                <w:lang w:val="es-EC"/>
-              </w:rPr>
-            </w:pPr>
-            <w:r>
-              <w:rPr>
-                <w:lang w:val="es-EC"/>
-              </w:rPr>
-              <w:t>El sistema guarda un estudiante con ID único, Nombre obligatorio y Edad válida.</w:t>
-            </w:r>
-          </w:p>
-        </w:tc>
-        <w:tc>
-          <w:tcPr>
-            <w:tcW w:w="1656" w:type="dxa"/>
-          </w:tcPr>
-          <w:p>
-            <w:r>
-              <w:t>UC1</w:t>
-            </w:r>
-          </w:p>
-        </w:tc>
-      </w:tr>
-      <w:tr>
-        <w:trPr>
-          <w:cantSplit/>
-          <w:jc w:val="center"/>
-        </w:trPr>
-        <w:tc>
-          <w:tcPr>
-            <w:tcW w:w="1656" w:type="dxa"/>
-          </w:tcPr>
-          <w:p>
-            <w:r>
-              <w:t>RF-02</w:t>
-            </w:r>
-          </w:p>
-        </w:tc>
-        <w:tc>
-          <w:tcPr>
-            <w:tcW w:w="1656" w:type="dxa"/>
-          </w:tcPr>
-          <w:p>
-            <w:r>
-              <w:t>Actualizar estudiante</w:t>
-            </w:r>
-          </w:p>
-        </w:tc>
-        <w:tc>
-          <w:tcPr>
-            <w:tcW w:w="1656" w:type="dxa"/>
-          </w:tcPr>
-          <w:p>
-            <w:r>
-              <w:t>Administrador académico</w:t>
-            </w:r>
-          </w:p>
-        </w:tc>
-        <w:tc>
-          <w:tcPr>
-            <w:tcW w:w="1656" w:type="dxa"/>
-          </w:tcPr>
-          <w:p>
-            <w:r>
-              <w:t>Alta</w:t>
-            </w:r>
-          </w:p>
-        </w:tc>
-        <w:tc>
-          <w:tcPr>
-            <w:tcW w:w="1656" w:type="dxa"/>
-          </w:tcPr>
-          <w:p>
-            <w:pPr>
-              <w:rPr>
-                <w:lang w:val="es-EC"/>
-              </w:rPr>
-            </w:pPr>
-            <w:r>
-              <w:rPr>
-                <w:lang w:val="es-EC"/>
-              </w:rPr>
-              <w:t>El sistema modifica Nombre y/o Edad luego de validar campos obligatorios.</w:t>
-            </w:r>
-          </w:p>
-        </w:tc>
-        <w:tc>
-          <w:tcPr>
-            <w:tcW w:w="1656" w:type="dxa"/>
-          </w:tcPr>
-          <w:p>
-            <w:r>
-              <w:t>UC2</w:t>
-            </w:r>
-          </w:p>
-        </w:tc>
-      </w:tr>
-      <w:tr>
-        <w:trPr>
-          <w:cantSplit/>
-          <w:jc w:val="center"/>
-        </w:trPr>
-        <w:tc>
-          <w:tcPr>
-            <w:tcW w:w="1656" w:type="dxa"/>
-          </w:tcPr>
-          <w:p>
-            <w:r>
-              <w:t>RF-03</w:t>
-            </w:r>
-          </w:p>
-        </w:tc>
-        <w:tc>
-          <w:tcPr>
-            <w:tcW w:w="1656" w:type="dxa"/>
-          </w:tcPr>
-          <w:p>
-            <w:r>
-              <w:t>Eliminar estudiante</w:t>
-            </w:r>
-          </w:p>
-        </w:tc>
-        <w:tc>
-          <w:tcPr>
-            <w:tcW w:w="1656" w:type="dxa"/>
-          </w:tcPr>
-          <w:p>
-            <w:r>
-              <w:t>Administrador académico</w:t>
-            </w:r>
-          </w:p>
-        </w:tc>
-        <w:tc>
-          <w:tcPr>
-            <w:tcW w:w="1656" w:type="dxa"/>
-          </w:tcPr>
-          <w:p>
-            <w:r>
-              <w:t>Media</w:t>
-            </w:r>
-          </w:p>
-        </w:tc>
-        <w:tc>
-          <w:tcPr>
-            <w:tcW w:w="1656" w:type="dxa"/>
-          </w:tcPr>
-          <w:p>
-            <w:pPr>
-              <w:rPr>
-                <w:lang w:val="es-EC"/>
-              </w:rPr>
-            </w:pPr>
-            <w:r>
-              <w:rPr>
-                <w:lang w:val="es-EC"/>
-              </w:rPr>
-              <w:t>El sistema elimina o marca como eliminado al estudiante seleccionado.</w:t>
-            </w:r>
-          </w:p>
-        </w:tc>
-        <w:tc>
-          <w:tcPr>
-            <w:tcW w:w="1656" w:type="dxa"/>
-          </w:tcPr>
-          <w:p>
-            <w:r>
-              <w:t>UC3</w:t>
-            </w:r>
-          </w:p>
-        </w:tc>
-      </w:tr>
-      <w:tr>
-        <w:trPr>
-          <w:cantSplit/>
-          <w:jc w:val="center"/>
-        </w:trPr>
-        <w:tc>
-          <w:tcPr>
-            <w:tcW w:w="1656" w:type="dxa"/>
-          </w:tcPr>
-          <w:p>
-            <w:r>
-              <w:t>RF-04</w:t>
-            </w:r>
-          </w:p>
-        </w:tc>
-        <w:tc>
-          <w:tcPr>
-            <w:tcW w:w="1656" w:type="dxa"/>
-          </w:tcPr>
-          <w:p>
-            <w:r>
-              <w:t>Mostrar todo</w:t>
-            </w:r>
-          </w:p>
-        </w:tc>
-        <w:tc>
-          <w:tcPr>
-            <w:tcW w:w="1656" w:type="dxa"/>
-          </w:tcPr>
-          <w:p>
-            <w:r>
-              <w:t>Administrador académico</w:t>
-            </w:r>
-          </w:p>
-        </w:tc>
-        <w:tc>
-          <w:tcPr>
-            <w:tcW w:w="1656" w:type="dxa"/>
-          </w:tcPr>
-          <w:p>
-            <w:r>
-              <w:t>Alta</w:t>
-            </w:r>
-          </w:p>
-        </w:tc>
-        <w:tc>
-          <w:tcPr>
-            <w:tcW w:w="1656" w:type="dxa"/>
-          </w:tcPr>
-          <w:p>
-            <w:pPr>
-              <w:rPr>
-                <w:lang w:val="es-EC"/>
-              </w:rPr>
-            </w:pPr>
-            <w:r>
-              <w:rPr>
-                <w:lang w:val="es-EC"/>
-              </w:rPr>
-              <w:t>El sistema muestra una tabla con las columnas ID, Nombre y Edad.</w:t>
-            </w:r>
-          </w:p>
-        </w:tc>
-        <w:tc>
-          <w:tcPr>
-            <w:tcW w:w="1656" w:type="dxa"/>
-          </w:tcPr>
-          <w:p>
-            <w:r>
-              <w:t>UC4</w:t>
-            </w:r>
-          </w:p>
-        </w:tc>
-      </w:tr>
-      <w:tr>
-        <w:trPr>
-          <w:cantSplit/>
-          <w:jc w:val="center"/>
-        </w:trPr>
-        <w:tc>
-          <w:tcPr>
-            <w:tcW w:w="1656" w:type="dxa"/>
-          </w:tcPr>
-          <w:p>
-            <w:r>
-              <w:t>RF-05</w:t>
-            </w:r>
-          </w:p>
-        </w:tc>
-        <w:tc>
-          <w:tcPr>
-            <w:tcW w:w="1656" w:type="dxa"/>
-          </w:tcPr>
-          <w:p>
-            <w:r>
-              <w:t>Validar datos del estudiante</w:t>
-            </w:r>
-          </w:p>
-        </w:tc>
-        <w:tc>
-          <w:tcPr>
-            <w:tcW w:w="1656" w:type="dxa"/>
-          </w:tcPr>
-          <w:p>
-            <w:r>
-              <w:t>Sistema</w:t>
-            </w:r>
-          </w:p>
-        </w:tc>
-        <w:tc>
-          <w:tcPr>
-            <w:tcW w:w="1656" w:type="dxa"/>
-          </w:tcPr>
-          <w:p>
-            <w:r>
-              <w:t>Alta</w:t>
-            </w:r>
-          </w:p>
-        </w:tc>
-        <w:tc>
-          <w:tcPr>
-            <w:tcW w:w="1656" w:type="dxa"/>
-          </w:tcPr>
-          <w:p>
-            <w:pPr>
-              <w:rPr>
-                <w:lang w:val="es-EC"/>
-              </w:rPr>
-            </w:pPr>
-            <w:r>
-              <w:rPr>
-                <w:lang w:val="es-EC"/>
-              </w:rPr>
-              <w:t>El sistema impide guardar o actualizar registros con ID vacío, nombre vacío o edad inválida.</w:t>
-            </w:r>
-          </w:p>
-        </w:tc>
-        <w:tc>
-          <w:tcPr>
-            <w:tcW w:w="1656" w:type="dxa"/>
-          </w:tcPr>
-          <w:p>
-            <w:r>
-              <w:t>UC5</w:t>
-            </w:r>
-          </w:p>
-        </w:tc>
-      </w:tr>
-    </w:tbl>
-    <w:p>
-      <w:pPr>
-        <w:pStyle w:val="Heading1"/>
-        <w:spacing w:after="120" w:line="252" w:lineRule="auto"/>
-        <w:rPr>
-          <w:lang w:val="es-EC"/>
-        </w:rPr>
-      </w:pPr>
-      <w:r>
-        <w:rPr>
-          <w:lang w:val="es-EC"/>
-        </w:rPr>
-        <w:t xml:space="preserve">11. </w:t>
-      </w:r>
-      <w:r>
-        <w:rPr>
-          <w:highlight w:val="yellow"/>
-          <w:lang w:val="es-EC"/>
-        </w:rPr>
-        <w:t>Lista de verificación para revisar el diagrama</w:t>
-      </w:r>
-    </w:p>
-    <w:p>
-      <w:pPr>
-        <w:pStyle w:val="ListBullet"/>
-        <w:spacing w:after="120" w:line="252" w:lineRule="auto"/>
-        <w:rPr>
-          <w:lang w:val="es-EC"/>
-        </w:rPr>
-      </w:pPr>
-      <w:r>
-        <w:rPr>
-          <w:lang w:val="es-EC"/>
-        </w:rPr>
-        <w:t>Cada caso de uso se deriva de un requisito funcional de nivel 0.</w:t>
-      </w:r>
-    </w:p>
-    <w:p>
-      <w:pPr>
-        <w:pStyle w:val="ListBullet"/>
-        <w:spacing w:after="120" w:line="252" w:lineRule="auto"/>
-        <w:rPr>
-          <w:lang w:val="es-EC"/>
-        </w:rPr>
-      </w:pPr>
-      <w:r>
-        <w:rPr>
-          <w:lang w:val="es-EC"/>
-        </w:rPr>
-        <w:t>El actor representa un rol externo, no una pantalla ni una clase interna.</w:t>
-      </w:r>
-    </w:p>
-    <w:p>
-      <w:pPr>
-        <w:pStyle w:val="ListBullet"/>
-        <w:spacing w:after="120" w:line="252" w:lineRule="auto"/>
-        <w:rPr>
-          <w:lang w:val="es-EC"/>
-        </w:rPr>
-      </w:pPr>
-      <w:r>
-        <w:rPr>
-          <w:lang w:val="es-EC"/>
-        </w:rPr>
-        <w:t>El nombre del caso de uso está redactado como objetivo del usuario.</w:t>
-      </w:r>
-    </w:p>
-    <w:p>
-      <w:pPr>
-        <w:pStyle w:val="ListBullet"/>
-        <w:spacing w:after="120" w:line="252" w:lineRule="auto"/>
-        <w:rPr>
-          <w:lang w:val="es-EC"/>
-        </w:rPr>
-      </w:pPr>
-      <w:r>
-        <w:rPr>
-          <w:lang w:val="es-EC"/>
-        </w:rPr>
-        <w:t>El límite del sistema está claramente identificado.</w:t>
-      </w:r>
-    </w:p>
-    <w:p>
-      <w:pPr>
-        <w:pStyle w:val="ListBullet"/>
-        <w:spacing w:after="120" w:line="252" w:lineRule="auto"/>
-        <w:rPr>
-          <w:lang w:val="es-EC"/>
-        </w:rPr>
-      </w:pPr>
-      <w:r>
-        <w:rPr>
-          <w:lang w:val="es-EC"/>
-        </w:rPr>
-        <w:t>Las relaciones &lt;&lt;</w:t>
-      </w:r>
-      <w:proofErr w:type="spellStart"/>
-      <w:r>
-        <w:rPr>
-          <w:lang w:val="es-EC"/>
-        </w:rPr>
-        <w:t>include</w:t>
-      </w:r>
-      <w:proofErr w:type="spellEnd"/>
-      <w:r>
-        <w:rPr>
-          <w:lang w:val="es-EC"/>
-        </w:rPr>
-        <w:t>&gt;&gt; o &lt;&lt;</w:t>
-      </w:r>
-      <w:proofErr w:type="spellStart"/>
-      <w:r>
-        <w:rPr>
-          <w:lang w:val="es-EC"/>
-        </w:rPr>
-        <w:t>extend</w:t>
-      </w:r>
-      <w:proofErr w:type="spellEnd"/>
-      <w:r>
-        <w:rPr>
-          <w:lang w:val="es-EC"/>
-        </w:rPr>
-        <w:t>&gt;&gt; tienen justificación funcional.</w:t>
-      </w:r>
-    </w:p>
-    <w:p>
-      <w:pPr>
-        <w:pStyle w:val="ListBullet"/>
-        <w:spacing w:after="120" w:line="252" w:lineRule="auto"/>
-        <w:rPr>
-          <w:lang w:val="es-EC"/>
-        </w:rPr>
-      </w:pPr>
-      <w:r>
-        <w:rPr>
-          <w:lang w:val="es-EC"/>
-        </w:rPr>
-        <w:t>El diagrama no modela detalles técnicos prematuros.</w:t>
-      </w:r>
-    </w:p>
-    <w:p>
-      <w:pPr>
-        <w:pStyle w:val="ListBullet"/>
-        <w:spacing w:after="120" w:line="252" w:lineRule="auto"/>
-        <w:rPr>
-          <w:lang w:val="es-EC"/>
-        </w:rPr>
-      </w:pPr>
-      <w:r>
-        <w:rPr>
-          <w:lang w:val="es-EC"/>
-        </w:rPr>
-        <w:t xml:space="preserve">El código </w:t>
-      </w:r>
-      <w:proofErr w:type="spellStart"/>
-      <w:r>
-        <w:rPr>
-          <w:lang w:val="es-EC"/>
-        </w:rPr>
-        <w:t>PlantUML</w:t>
-      </w:r>
-      <w:proofErr w:type="spellEnd"/>
-      <w:r>
-        <w:rPr>
-          <w:lang w:val="es-EC"/>
-        </w:rPr>
-        <w:t xml:space="preserve"> compila y genera un diagrama legible.</w:t>
-      </w:r>
-    </w:p>
-    <w:p>
-      <w:pPr>
-        <w:pStyle w:val="ListBullet"/>
-        <w:spacing w:after="120" w:line="252" w:lineRule="auto"/>
-        <w:rPr>
-          <w:lang w:val="es-EC"/>
-        </w:rPr>
-      </w:pPr>
-      <w:r>
-        <w:rPr>
-          <w:lang w:val="es-EC"/>
-        </w:rPr>
-        <w:t>La matriz RF-CU permite verificar trazabilidad sin pérdida de información.</w:t>
-      </w:r>
-    </w:p>
-    <w:p>
-      <w:pPr>
-        <w:spacing w:after="120" w:line="252" w:lineRule="auto"/>
-        <w:rPr>
-          <w:lang w:val="es-EC"/>
-        </w:rPr>
-      </w:pPr>
-      <w:r>
-        <w:rPr>
-          <w:lang w:val="es-EC"/>
-        </w:rPr>
-        <w:br w:type="page"/>
-      </w:r>
-    </w:p>
-    <w:p>
-      <w:pPr>
-        <w:pStyle w:val="Heading1"/>
-        <w:spacing w:after="120" w:line="252" w:lineRule="auto"/>
-        <w:rPr>
-          <w:lang w:val="es-EC"/>
-        </w:rPr>
-      </w:pPr>
-      <w:r>
-        <w:rPr>
-          <w:lang w:val="es-EC"/>
-        </w:rPr>
-        <w:lastRenderedPageBreak/>
-        <w:t>12. Rúbrica breve de evaluación sobre 20 puntos</w:t>
-      </w:r>
-    </w:p>
-    <w:tbl>
-      <w:tblPr>
-        <w:tblStyle w:val="TableGrid"/>
-        <w:tblW w:w="0" w:type="auto"/>
-        <w:jc w:val="center"/>
-        <w:tblLook w:val="04A0" w:firstRow="1" w:lastRow="0" w:firstColumn="1" w:lastColumn="0" w:noHBand="0" w:noVBand="1"/>
-      </w:tblPr>
-      <w:tblGrid>
-        <w:gridCol w:w="2481"/>
-        <w:gridCol w:w="2482"/>
-        <w:gridCol w:w="2481"/>
-        <w:gridCol w:w="2482"/>
-      </w:tblGrid>
-      <w:tr>
-        <w:trPr>
-          <w:cantSplit/>
-          <w:jc w:val="center"/>
-        </w:trPr>
-        <w:tc>
-          <w:tcPr>
-            <w:tcW w:w="2484" w:type="dxa"/>
-            <w:shd w:val="clear" w:color="auto" w:fill="1F4E79"/>
-          </w:tcPr>
-          <w:p>
-            <w:pPr>
-              <w:spacing w:after="40"/>
-            </w:pPr>
-            <w:proofErr w:type="spellStart"/>
-            <w:r>
-              <w:rPr>
-                <w:b/>
-                <w:color w:val="FFFFFF"/>
-                <w:sz w:val="18"/>
-              </w:rPr>
-              <w:t>Criterio</w:t>
-            </w:r>
-            <w:proofErr w:type="spellEnd"/>
-          </w:p>
-        </w:tc>
-        <w:tc>
-          <w:tcPr>
-            <w:tcW w:w="2484" w:type="dxa"/>
-            <w:shd w:val="clear" w:color="auto" w:fill="1F4E79"/>
-          </w:tcPr>
-          <w:p>
-            <w:pPr>
-              <w:spacing w:after="40"/>
-            </w:pPr>
-            <w:r>
-              <w:rPr>
-                <w:b/>
-                <w:color w:val="FFFFFF"/>
-                <w:sz w:val="18"/>
-              </w:rPr>
-              <w:t>Descripción</w:t>
-            </w:r>
-          </w:p>
-        </w:tc>
-        <w:tc>
-          <w:tcPr>
-            <w:tcW w:w="2484" w:type="dxa"/>
-            <w:shd w:val="clear" w:color="auto" w:fill="1F4E79"/>
-          </w:tcPr>
-          <w:p>
-            <w:pPr>
-              <w:spacing w:after="40"/>
-            </w:pPr>
-            <w:r>
-              <w:rPr>
-                <w:b/>
-                <w:color w:val="FFFFFF"/>
-                <w:sz w:val="18"/>
-              </w:rPr>
-              <w:t>Puntaje</w:t>
-            </w:r>
-          </w:p>
-        </w:tc>
-        <w:tc>
-          <w:tcPr>
-            <w:tcW w:w="2484" w:type="dxa"/>
-            <w:shd w:val="clear" w:color="auto" w:fill="1F4E79"/>
-          </w:tcPr>
-          <w:p>
-            <w:pPr>
-              <w:spacing w:after="40"/>
-            </w:pPr>
-            <w:r>
-              <w:rPr>
-                <w:b/>
-                <w:color w:val="FFFFFF"/>
-                <w:sz w:val="18"/>
-              </w:rPr>
-              <w:t>Evidencia</w:t>
+              <w:t>control "Control Empleado" as Ctrl</w:t>
             </w:r>
           </w:p>
         </w:tc>
@@ -4405,7 +2954,7 @@
               <w:rPr>
                 <w:sz w:val="18"/>
               </w:rPr>
-              <w:t>Trazabilidad RF-CU</w:t>
+              <w:t>Entidad / Entity</w:t>
             </w:r>
           </w:p>
         </w:tc>
@@ -4425,7 +2974,7 @@
                 <w:sz w:val="18"/>
                 <w:lang w:val="es-EC"/>
               </w:rPr>
-              <w:t>Relación clara entre requisitos funcionales, actor, caso de uso y criterio de aceptación.</w:t>
+              <w:t>Datos que el sistema conserva (Base de Datos).</w:t>
             </w:r>
           </w:p>
         </w:tc>
@@ -4441,7 +2990,7 @@
               <w:rPr>
                 <w:sz w:val="18"/>
               </w:rPr>
-              <w:t>5 pts</w:t>
+              <w:t>Empleado</w:t>
             </w:r>
           </w:p>
         </w:tc>
@@ -4450,14 +2999,470 @@
             <w:tcW w:w="2484" w:type="dxa"/>
           </w:tcPr>
           <w:p>
-            <w:pPr>
-              <w:spacing w:after="40"/>
-            </w:pPr>
             <w:r>
-              <w:rPr>
-                <w:sz w:val="18"/>
-              </w:rPr>
-              <w:t>Matriz RF-CU completa.</w:t>
+              <w:t>entity "Empleado" as Emp</w:t>
+            </w:r>
+          </w:p>
+        </w:tc>
+      </w:tr>
+    </w:tbl>
+    <w:p>
+      <w:pPr>
+        <w:spacing w:after="120" w:line="252" w:lineRule="auto"/>
+        <w:rPr>
+          <w:lang w:val="es-EC"/>
+        </w:rPr>
+      </w:pPr>
+      <w:r>
+        <w:rPr>
+          <w:lang w:val="es-EC"/>
+        </w:rPr>
+        <w:t>Código complementario para visualizar el puente entre casos de uso y clases de análisis:</w:t>
+      </w:r>
+    </w:p>
+    <w:p>
+      <w:pPr>
+        <w:pStyle w:val="CodeBlock"/>
+        <w:shd w:val="clear" w:color="auto" w:fill="F2F2F2"/>
+        <w:rPr>
+          <w:sz w:val="18"/>
+        </w:rPr>
+      </w:pPr>
+      <w:r>
+        <w:rPr>
+          <w:sz w:val="18"/>
+        </w:rPr>
+        <w:t>@startuml</w:t>
+      </w:r>
+    </w:p>
+    <w:p>
+      <w:pPr>
+        <w:pStyle w:val="CodeBlock"/>
+        <w:shd w:val="clear" w:color="auto" w:fill="F2F2F2"/>
+        <w:rPr>
+          <w:sz w:val="18"/>
+        </w:rPr>
+      </w:pPr>
+      <w:r>
+        <w:rPr>
+          <w:sz w:val="18"/>
+        </w:rPr>
+        <w:t>left to right direction</w:t>
+      </w:r>
+    </w:p>
+    <w:p>
+      <w:pPr>
+        <w:pStyle w:val="CodeBlock"/>
+        <w:shd w:val="clear" w:color="auto" w:fill="F2F2F2"/>
+        <w:rPr>
+          <w:sz w:val="18"/>
+          <w:lang w:val="es-EC"/>
+        </w:rPr>
+      </w:pPr>
+      <w:r>
+        <w:rPr>
+          <w:sz w:val="18"/>
+          <w:lang w:val="es-EC"/>
+        </w:rPr>
+        <w:t>skinparam shadowing false</w:t>
+      </w:r>
+    </w:p>
+    <w:p>
+      <w:pPr>
+        <w:pStyle w:val="CodeBlock"/>
+        <w:shd w:val="clear" w:color="auto" w:fill="F2F2F2"/>
+        <w:rPr>
+          <w:sz w:val="18"/>
+          <w:lang w:val="es-EC"/>
+        </w:rPr>
+      </w:pPr>
+    </w:p>
+    <w:p>
+      <w:pPr>
+        <w:pStyle w:val="CodeBlock"/>
+        <w:shd w:val="clear" w:color="auto" w:fill="F2F2F2"/>
+        <w:rPr>
+          <w:sz w:val="18"/>
+          <w:lang w:val="es-EC"/>
+        </w:rPr>
+      </w:pPr>
+      <w:r>
+        <w:rPr>
+          <w:sz w:val="18"/>
+          <w:lang w:val="es-EC"/>
+        </w:rPr>
+        <w:t>actor "Jefe de Logística" as Jefe</w:t>
+      </w:r>
+    </w:p>
+    <w:p>
+      <w:pPr>
+        <w:pStyle w:val="CodeBlock"/>
+        <w:shd w:val="clear" w:color="auto" w:fill="F2F2F2"/>
+        <w:rPr>
+          <w:sz w:val="18"/>
+          <w:lang w:val="es-EC"/>
+        </w:rPr>
+      </w:pPr>
+      <w:r>
+        <w:rPr>
+          <w:sz w:val="18"/>
+          <w:lang w:val="es-EC"/>
+        </w:rPr>
+        <w:t>boundary "Pantalla Gestión Empleados" as UI</w:t>
+      </w:r>
+    </w:p>
+    <w:p>
+      <w:pPr>
+        <w:pStyle w:val="CodeBlock"/>
+        <w:shd w:val="clear" w:color="auto" w:fill="F2F2F2"/>
+        <w:rPr>
+          <w:sz w:val="18"/>
+          <w:lang w:val="es-EC"/>
+        </w:rPr>
+      </w:pPr>
+      <w:r>
+        <w:rPr>
+          <w:sz w:val="18"/>
+          <w:lang w:val="es-EC"/>
+        </w:rPr>
+        <w:t>control "Control Empleado" as Ctrl</w:t>
+      </w:r>
+    </w:p>
+    <w:p>
+      <w:pPr>
+        <w:pStyle w:val="CodeBlock"/>
+        <w:shd w:val="clear" w:color="auto" w:fill="F2F2F2"/>
+        <w:rPr>
+          <w:sz w:val="18"/>
+          <w:lang w:val="es-EC"/>
+        </w:rPr>
+      </w:pPr>
+      <w:r>
+        <w:rPr>
+          <w:sz w:val="18"/>
+          <w:lang w:val="es-EC"/>
+        </w:rPr>
+        <w:t>entity "Empleado" as Emp</w:t>
+      </w:r>
+    </w:p>
+    <w:p>
+      <w:pPr>
+        <w:pStyle w:val="CodeBlock"/>
+        <w:shd w:val="clear" w:color="auto" w:fill="F2F2F2"/>
+        <w:rPr>
+          <w:sz w:val="18"/>
+          <w:lang w:val="es-EC"/>
+        </w:rPr>
+      </w:pPr>
+    </w:p>
+    <w:p>
+      <w:pPr>
+        <w:pStyle w:val="CodeBlock"/>
+        <w:shd w:val="clear" w:color="auto" w:fill="F2F2F2"/>
+        <w:rPr>
+          <w:sz w:val="18"/>
+          <w:lang w:val="es-EC"/>
+        </w:rPr>
+      </w:pPr>
+      <w:r>
+        <w:rPr>
+          <w:sz w:val="18"/>
+          <w:lang w:val="es-EC"/>
+        </w:rPr>
+        <w:t>Jefe --&gt; UI : selecciona Crear/Editar/Eliminar</w:t>
+      </w:r>
+    </w:p>
+    <w:p>
+      <w:pPr>
+        <w:pStyle w:val="CodeBlock"/>
+        <w:shd w:val="clear" w:color="auto" w:fill="F2F2F2"/>
+        <w:rPr>
+          <w:sz w:val="18"/>
+          <w:lang w:val="es-EC"/>
+        </w:rPr>
+      </w:pPr>
+      <w:r>
+        <w:rPr>
+          <w:sz w:val="18"/>
+          <w:lang w:val="es-EC"/>
+        </w:rPr>
+        <w:t>UI --&gt; Ctrl : envía Cédula, Nombre, Rol y Correo</w:t>
+      </w:r>
+    </w:p>
+    <w:p>
+      <w:pPr>
+        <w:pStyle w:val="CodeBlock"/>
+        <w:shd w:val="clear" w:color="auto" w:fill="F2F2F2"/>
+        <w:rPr>
+          <w:sz w:val="18"/>
+          <w:lang w:val="es-EC"/>
+        </w:rPr>
+      </w:pPr>
+      <w:r>
+        <w:rPr>
+          <w:sz w:val="18"/>
+          <w:lang w:val="es-EC"/>
+        </w:rPr>
+        <w:t>Ctrl --&gt; Emp : persiste/actualiza datos del empleado</w:t>
+      </w:r>
+    </w:p>
+    <w:p>
+      <w:pPr>
+        <w:pStyle w:val="CodeBlock"/>
+        <w:shd w:val="clear" w:color="auto" w:fill="F2F2F2"/>
+        <w:rPr>
+          <w:sz w:val="18"/>
+          <w:lang w:val="es-EC"/>
+        </w:rPr>
+      </w:pPr>
+      <w:r>
+        <w:rPr>
+          <w:sz w:val="18"/>
+          <w:lang w:val="es-EC"/>
+        </w:rPr>
+        <w:t>Ctrl --&gt; UI : confirma éxito y muestra credenciales</w:t>
+      </w:r>
+    </w:p>
+    <w:p>
+      <w:pPr>
+        <w:pStyle w:val="CodeBlock"/>
+        <w:shd w:val="clear" w:color="auto" w:fill="F2F2F2"/>
+        <w:rPr>
+          <w:lang w:val="es-EC"/>
+        </w:rPr>
+      </w:pPr>
+      <w:r>
+        <w:rPr>
+          <w:sz w:val="18"/>
+          <w:lang w:val="es-EC"/>
+        </w:rPr>
+        <w:t>@enduml</w:t>
+      </w:r>
+    </w:p>
+    <w:p>
+      <w:pPr>
+        <w:spacing w:after="120" w:line="252" w:lineRule="auto"/>
+        <w:rPr>
+          <w:lang w:val="es-EC"/>
+        </w:rPr>
+      </w:pPr>
+      <w:r>
+        <w:rPr>
+          <w:lang w:val="es-EC"/>
+        </w:rPr>
+        <w:lastRenderedPageBreak/>
+        <w:drawing>
+          <wp:inline distT="0" distB="0" distL="0" distR="0" wp14:anchorId="021F0105" wp14:editId="5C6ADFBD">
+            <wp:extent cx="6309360" cy="454025"/>
+            <wp:effectExtent l="0" t="0" r="0" b="3175"/>
+            <wp:docPr id="3" name="Picture 3"/>
+            <wp:cNvGraphicFramePr>
+              <a:graphicFrameLocks xmlns:a="http://schemas.openxmlformats.org/drawingml/2006/main" noChangeAspect="1"/>
+            </wp:cNvGraphicFramePr>
+            <a:graphic xmlns:a="http://schemas.openxmlformats.org/drawingml/2006/main">
+              <a:graphicData uri="http://schemas.openxmlformats.org/drawingml/2006/picture">
+                <pic:pic xmlns:pic="http://schemas.openxmlformats.org/drawingml/2006/picture">
+                  <pic:nvPicPr>
+                    <pic:cNvPr id="1" name=""/>
+                    <pic:cNvPicPr/>
+                  </pic:nvPicPr>
+                  <pic:blipFill>
+                    <a:blip r:embed="rId9"/>
+                    <a:stretch>
+                      <a:fillRect/>
+                    </a:stretch>
+                  </pic:blipFill>
+                  <pic:spPr>
+                    <a:xfrm>
+                      <a:off x="0" y="0"/>
+                      <a:ext cx="6309360" cy="454025"/>
+                    </a:xfrm>
+                    <a:prstGeom prst="rect">
+                      <a:avLst/>
+                    </a:prstGeom>
+                  </pic:spPr>
+                </pic:pic>
+              </a:graphicData>
+            </a:graphic>
+          </wp:inline>
+        </w:drawing>
+      </w:r>
+    </w:p>
+    <w:p>
+      <w:pPr>
+        <w:spacing w:after="120" w:line="252" w:lineRule="auto"/>
+        <w:rPr>
+          <w:lang w:val="es-EC"/>
+        </w:rPr>
+      </w:pPr>
+      <w:r>
+        <w:rPr>
+          <w:lang w:val="es-EC"/>
+        </w:rPr>
+        <w:t>Descripción de los componentes (Análisis TekMess)</w:t>
+      </w:r>
+    </w:p>
+    <w:p>
+      <w:pPr>
+        <w:pStyle w:val="ListParagraph"/>
+        <w:numPr>
+          <w:ilvl w:val="0"/>
+          <w:numId w:val="11"/>
+        </w:numPr>
+        <w:spacing w:after="120" w:line="252" w:lineRule="auto"/>
+        <w:rPr>
+          <w:lang w:val="es-EC"/>
+        </w:rPr>
+      </w:pPr>
+      <w:r>
+        <w:rPr>
+          <w:lang w:val="es-EC"/>
+        </w:rPr>
+        <w:t>Frontera (Boundary): Representa la interfaz donde el Jefe de Logística ingresa los datos de los guardias o supervisores</w:t>
+      </w:r>
+    </w:p>
+    <w:p>
+      <w:pPr>
+        <w:pStyle w:val="ListParagraph"/>
+        <w:numPr>
+          <w:ilvl w:val="0"/>
+          <w:numId w:val="11"/>
+        </w:numPr>
+        <w:spacing w:after="120" w:line="252" w:lineRule="auto"/>
+        <w:rPr>
+          <w:lang w:val="es-EC"/>
+        </w:rPr>
+      </w:pPr>
+      <w:r>
+        <w:rPr>
+          <w:lang w:val="es-EC"/>
+        </w:rPr>
+        <w:t>Control: Contiene la lógica para validar que la cédula sea única y coordinar la generación de mensajes automáticos o credenciales</w:t>
+      </w:r>
+    </w:p>
+    <w:p>
+      <w:pPr>
+        <w:pStyle w:val="ListParagraph"/>
+        <w:numPr>
+          <w:ilvl w:val="0"/>
+          <w:numId w:val="11"/>
+        </w:numPr>
+        <w:spacing w:after="120" w:line="252" w:lineRule="auto"/>
+        <w:rPr>
+          <w:lang w:val="es-EC"/>
+        </w:rPr>
+      </w:pPr>
+      <w:r>
+        <w:rPr>
+          <w:lang w:val="es-EC"/>
+        </w:rPr>
+        <w:t>Entidad (Entity): Representa el objeto Empleado que se almacena en la base de datos PostgreSQL con sus atributos de identificación y rol</w:t>
+      </w:r>
+    </w:p>
+    <w:p>
+      <w:pPr>
+        <w:pStyle w:val="Heading1"/>
+        <w:spacing w:after="120" w:line="252" w:lineRule="auto"/>
+        <w:rPr>
+          <w:lang w:val="es-EC"/>
+        </w:rPr>
+      </w:pPr>
+      <w:r>
+        <w:rPr>
+          <w:lang w:val="es-EC"/>
+        </w:rPr>
+        <w:t>9</w:t>
+      </w:r>
+      <w:r>
+        <w:rPr>
+          <w:lang w:val="es-EC"/>
+        </w:rPr>
+        <w:t>. Matriz de trazabilidad RF-CU para el ejemplo</w:t>
+      </w:r>
+    </w:p>
+    <w:tbl>
+      <w:tblPr>
+        <w:tblStyle w:val="TableGrid"/>
+        <w:tblW w:w="0" w:type="auto"/>
+        <w:jc w:val="center"/>
+        <w:tblLook w:val="04A0" w:firstRow="1" w:lastRow="0" w:firstColumn="1" w:lastColumn="0" w:noHBand="0" w:noVBand="1"/>
+      </w:tblPr>
+      <w:tblGrid>
+        <w:gridCol w:w="1653"/>
+        <w:gridCol w:w="1655"/>
+        <w:gridCol w:w="1654"/>
+        <w:gridCol w:w="1654"/>
+        <w:gridCol w:w="1655"/>
+        <w:gridCol w:w="1655"/>
+      </w:tblGrid>
+      <w:tr>
+        <w:trPr>
+          <w:cantSplit/>
+          <w:jc w:val="center"/>
+        </w:trPr>
+        <w:tc>
+          <w:tcPr>
+            <w:tcW w:w="1653" w:type="dxa"/>
+            <w:shd w:val="clear" w:color="auto" w:fill="1F4E79"/>
+          </w:tcPr>
+          <w:p>
+            <w:r>
+              <w:t>RF</w:t>
+            </w:r>
+          </w:p>
+        </w:tc>
+        <w:tc>
+          <w:tcPr>
+            <w:tcW w:w="1655" w:type="dxa"/>
+            <w:shd w:val="clear" w:color="auto" w:fill="1F4E79"/>
+          </w:tcPr>
+          <w:p>
+            <w:r>
+              <w:t>Caso de uso</w:t>
+            </w:r>
+          </w:p>
+        </w:tc>
+        <w:tc>
+          <w:tcPr>
+            <w:tcW w:w="1654" w:type="dxa"/>
+            <w:shd w:val="clear" w:color="auto" w:fill="1F4E79"/>
+          </w:tcPr>
+          <w:p>
+            <w:r>
+              <w:t>Actor</w:t>
+            </w:r>
+          </w:p>
+        </w:tc>
+        <w:tc>
+          <w:tcPr>
+            <w:tcW w:w="1654" w:type="dxa"/>
+            <w:shd w:val="clear" w:color="auto" w:fill="1F4E79"/>
+          </w:tcPr>
+          <w:p>
+            <w:r>
+              <w:t>Prioridad</w:t>
+            </w:r>
+          </w:p>
+        </w:tc>
+        <w:tc>
+          <w:tcPr>
+            <w:tcW w:w="1655" w:type="dxa"/>
+            <w:shd w:val="clear" w:color="auto" w:fill="1F4E79"/>
+          </w:tcPr>
+          <w:p>
+            <w:r>
+              <w:t>Criterio de aceptación</w:t>
+            </w:r>
+          </w:p>
+        </w:tc>
+        <w:tc>
+          <w:tcPr>
+            <w:tcW w:w="1655" w:type="dxa"/>
+            <w:shd w:val="clear" w:color="auto" w:fill="1F4E79"/>
+          </w:tcPr>
+          <w:p>
+            <w:r>
+              <w:t>Evidencia PlantUML</w:t>
             </w:r>
           </w:p>
         </w:tc>
@@ -4469,73 +3474,69 @@
         </w:trPr>
         <w:tc>
           <w:tcPr>
-            <w:tcW w:w="2484" w:type="dxa"/>
+            <w:tcW w:w="1653" w:type="dxa"/>
+          </w:tcPr>
+          <w:p>
+            <w:r>
+              <w:t>RF-01.01</w:t>
+            </w:r>
+          </w:p>
+        </w:tc>
+        <w:tc>
+          <w:tcPr>
+            <w:tcW w:w="1655" w:type="dxa"/>
+          </w:tcPr>
+          <w:p>
+            <w:r>
+              <w:t>Crear empleado</w:t>
+            </w:r>
+          </w:p>
+        </w:tc>
+        <w:tc>
+          <w:tcPr>
+            <w:tcW w:w="1654" w:type="dxa"/>
+          </w:tcPr>
+          <w:p>
+            <w:r>
+              <w:t>Jefe de Logística</w:t>
+            </w:r>
+          </w:p>
+        </w:tc>
+        <w:tc>
+          <w:tcPr>
+            <w:tcW w:w="1654" w:type="dxa"/>
+          </w:tcPr>
+          <w:p>
+            <w:r>
+              <w:t>Alta</w:t>
+            </w:r>
+          </w:p>
+        </w:tc>
+        <w:tc>
+          <w:tcPr>
+            <w:tcW w:w="1655" w:type="dxa"/>
           </w:tcPr>
           <w:p>
             <w:pPr>
-              <w:spacing w:after="40"/>
               <w:rPr>
                 <w:lang w:val="es-EC"/>
               </w:rPr>
             </w:pPr>
             <w:r>
               <w:rPr>
-                <w:sz w:val="18"/>
                 <w:lang w:val="es-EC"/>
               </w:rPr>
-              <w:t>Modelado de casos de uso</w:t>
+              <w:t>Se guarda el registro con cédula única y rol asignado.</w:t>
             </w:r>
           </w:p>
         </w:tc>
         <w:tc>
           <w:tcPr>
-            <w:tcW w:w="2484" w:type="dxa"/>
+            <w:tcW w:w="1655" w:type="dxa"/>
           </w:tcPr>
           <w:p>
-            <w:pPr>
-              <w:spacing w:after="40"/>
-              <w:rPr>
-                <w:lang w:val="es-EC"/>
-              </w:rPr>
-            </w:pPr>
             <w:r>
-              <w:rPr>
-                <w:sz w:val="18"/>
-                <w:lang w:val="es-EC"/>
-              </w:rPr>
-              <w:t>Representación correcta de actor, límite del sistema, casos de uso y relaciones.</w:t>
-            </w:r>
-          </w:p>
-        </w:tc>
-        <w:tc>
-          <w:tcPr>
-            <w:tcW w:w="2484" w:type="dxa"/>
-          </w:tcPr>
-          <w:p>
-            <w:pPr>
-              <w:spacing w:after="40"/>
-            </w:pPr>
-            <w:r>
-              <w:rPr>
-                <w:sz w:val="18"/>
-              </w:rPr>
-              <w:t>5 pts</w:t>
-            </w:r>
-          </w:p>
-        </w:tc>
-        <w:tc>
-          <w:tcPr>
-            <w:tcW w:w="2484" w:type="dxa"/>
-          </w:tcPr>
-          <w:p>
-            <w:pPr>
-              <w:spacing w:after="40"/>
-            </w:pPr>
-            <w:r>
-              <w:rPr>
-                <w:sz w:val="18"/>
-              </w:rPr>
-              <w:t>Diagrama PlantUML generado.</w:t>
+              <w:t>UC1</w:t>
             </w:r>
           </w:p>
         </w:tc>
@@ -4547,73 +3548,69 @@
         </w:trPr>
         <w:tc>
           <w:tcPr>
-            <w:tcW w:w="2484" w:type="dxa"/>
+            <w:tcW w:w="1653" w:type="dxa"/>
           </w:tcPr>
           <w:p>
-            <w:pPr>
-              <w:spacing w:after="40"/>
-            </w:pPr>
             <w:r>
-              <w:rPr>
-                <w:sz w:val="18"/>
-              </w:rPr>
-              <w:t>Claridad del análisis</w:t>
+              <w:t>RF-01.05</w:t>
             </w:r>
           </w:p>
         </w:tc>
         <w:tc>
           <w:tcPr>
-            <w:tcW w:w="2484" w:type="dxa"/>
+            <w:tcW w:w="1655" w:type="dxa"/>
+          </w:tcPr>
+          <w:p>
+            <w:r>
+              <w:t>Editar empleado</w:t>
+            </w:r>
+          </w:p>
+        </w:tc>
+        <w:tc>
+          <w:tcPr>
+            <w:tcW w:w="1654" w:type="dxa"/>
+          </w:tcPr>
+          <w:p>
+            <w:r>
+              <w:t>Jefe de Logística</w:t>
+            </w:r>
+          </w:p>
+        </w:tc>
+        <w:tc>
+          <w:tcPr>
+            <w:tcW w:w="1654" w:type="dxa"/>
+          </w:tcPr>
+          <w:p>
+            <w:r>
+              <w:t>Alta</w:t>
+            </w:r>
+          </w:p>
+        </w:tc>
+        <w:tc>
+          <w:tcPr>
+            <w:tcW w:w="1655" w:type="dxa"/>
           </w:tcPr>
           <w:p>
             <w:pPr>
-              <w:spacing w:after="40"/>
               <w:rPr>
                 <w:lang w:val="es-EC"/>
               </w:rPr>
             </w:pPr>
             <w:r>
               <w:rPr>
-                <w:sz w:val="18"/>
                 <w:lang w:val="es-EC"/>
               </w:rPr>
-              <w:t>Selección pertinente de funcionalidades de nivel 0 y nombres orientados a objetivos del usuario.</w:t>
+              <w:t>El sistema permite actualizar datos sensibles (excepto cédula).</w:t>
             </w:r>
           </w:p>
         </w:tc>
         <w:tc>
           <w:tcPr>
-            <w:tcW w:w="2484" w:type="dxa"/>
+            <w:tcW w:w="1655" w:type="dxa"/>
           </w:tcPr>
           <w:p>
-            <w:pPr>
-              <w:spacing w:after="40"/>
-            </w:pPr>
             <w:r>
-              <w:rPr>
-                <w:sz w:val="18"/>
-              </w:rPr>
-              <w:t>4 pts</w:t>
-            </w:r>
-          </w:p>
-        </w:tc>
-        <w:tc>
-          <w:tcPr>
-            <w:tcW w:w="2484" w:type="dxa"/>
-          </w:tcPr>
-          <w:p>
-            <w:pPr>
-              <w:spacing w:after="40"/>
-              <w:rPr>
-                <w:lang w:val="es-EC"/>
-              </w:rPr>
-            </w:pPr>
-            <w:r>
-              <w:rPr>
-                <w:sz w:val="18"/>
-                <w:lang w:val="es-EC"/>
-              </w:rPr>
-              <w:t>Casos de uso redactados claramente.</w:t>
+              <w:t>UC2</w:t>
             </w:r>
           </w:p>
         </w:tc>
@@ -4625,103 +3622,69 @@
         </w:trPr>
         <w:tc>
           <w:tcPr>
-            <w:tcW w:w="2484" w:type="dxa"/>
+            <w:tcW w:w="1653" w:type="dxa"/>
           </w:tcPr>
           <w:p>
-            <w:pPr>
-              <w:spacing w:after="40"/>
-            </w:pPr>
-            <w:proofErr w:type="spellStart"/>
             <w:r>
-              <w:rPr>
-                <w:sz w:val="18"/>
-              </w:rPr>
-              <w:t>Uso</w:t>
+              <w:t>RF-01.06</w:t>
             </w:r>
-            <w:proofErr w:type="spellEnd"/>
-            <w:r>
-              <w:rPr>
-                <w:sz w:val="18"/>
-              </w:rPr>
-              <w:t xml:space="preserve"> </w:t>
-            </w:r>
-            <w:proofErr w:type="spellStart"/>
-            <w:r>
-              <w:rPr>
-                <w:sz w:val="18"/>
-              </w:rPr>
-              <w:t>correcto</w:t>
-            </w:r>
-            <w:proofErr w:type="spellEnd"/>
-            <w:r>
-              <w:rPr>
-                <w:sz w:val="18"/>
-              </w:rPr>
-              <w:t xml:space="preserve"> de </w:t>
-            </w:r>
-            <w:proofErr w:type="spellStart"/>
-            <w:r>
-              <w:rPr>
-                <w:sz w:val="18"/>
-              </w:rPr>
-              <w:t>PlantUML</w:t>
-            </w:r>
-            <w:proofErr w:type="spellEnd"/>
           </w:p>
         </w:tc>
         <w:tc>
           <w:tcPr>
-            <w:tcW w:w="2484" w:type="dxa"/>
+            <w:tcW w:w="1655" w:type="dxa"/>
+          </w:tcPr>
+          <w:p>
+            <w:r>
+              <w:t>Eliminar empleado</w:t>
+            </w:r>
+          </w:p>
+        </w:tc>
+        <w:tc>
+          <w:tcPr>
+            <w:tcW w:w="1654" w:type="dxa"/>
+          </w:tcPr>
+          <w:p>
+            <w:r>
+              <w:t>Jefe de Logística</w:t>
+            </w:r>
+          </w:p>
+        </w:tc>
+        <w:tc>
+          <w:tcPr>
+            <w:tcW w:w="1654" w:type="dxa"/>
+          </w:tcPr>
+          <w:p>
+            <w:r>
+              <w:t>Media</w:t>
+            </w:r>
+          </w:p>
+        </w:tc>
+        <w:tc>
+          <w:tcPr>
+            <w:tcW w:w="1655" w:type="dxa"/>
           </w:tcPr>
           <w:p>
             <w:pPr>
-              <w:spacing w:after="40"/>
               <w:rPr>
                 <w:lang w:val="es-EC"/>
               </w:rPr>
             </w:pPr>
             <w:r>
               <w:rPr>
-                <w:sz w:val="18"/>
                 <w:lang w:val="es-EC"/>
               </w:rPr>
-              <w:t>Código funcional, ordenado y comprensible.</w:t>
+              <w:t>El sistema marca al empleado como inactivo y bloquea su acceso.</w:t>
             </w:r>
           </w:p>
         </w:tc>
         <w:tc>
           <w:tcPr>
-            <w:tcW w:w="2484" w:type="dxa"/>
+            <w:tcW w:w="1655" w:type="dxa"/>
           </w:tcPr>
           <w:p>
-            <w:pPr>
-              <w:spacing w:after="40"/>
-            </w:pPr>
             <w:r>
-              <w:rPr>
-                <w:sz w:val="18"/>
-              </w:rPr>
-              <w:t>3 pts</w:t>
-            </w:r>
-          </w:p>
-        </w:tc>
-        <w:tc>
-          <w:tcPr>
-            <w:tcW w:w="2484" w:type="dxa"/>
-          </w:tcPr>
-          <w:p>
-            <w:pPr>
-              <w:spacing w:after="40"/>
-              <w:rPr>
-                <w:lang w:val="es-EC"/>
-              </w:rPr>
-            </w:pPr>
-            <w:r>
-              <w:rPr>
-                <w:sz w:val="18"/>
-                <w:lang w:val="es-EC"/>
-              </w:rPr>
-              <w:t>Código sin errores de sintaxis.</w:t>
+              <w:t>UC3</w:t>
             </w:r>
           </w:p>
         </w:tc>
@@ -4733,85 +3696,69 @@
         </w:trPr>
         <w:tc>
           <w:tcPr>
-            <w:tcW w:w="2484" w:type="dxa"/>
+            <w:tcW w:w="1653" w:type="dxa"/>
           </w:tcPr>
           <w:p>
-            <w:pPr>
-              <w:spacing w:after="40"/>
-            </w:pPr>
-            <w:proofErr w:type="spellStart"/>
             <w:r>
-              <w:rPr>
-                <w:sz w:val="18"/>
-              </w:rPr>
-              <w:t>Presentación</w:t>
+              <w:t>NF-02</w:t>
             </w:r>
-            <w:proofErr w:type="spellEnd"/>
-            <w:r>
-              <w:rPr>
-                <w:sz w:val="18"/>
-              </w:rPr>
-              <w:t xml:space="preserve"> </w:t>
-            </w:r>
-            <w:proofErr w:type="spellStart"/>
-            <w:r>
-              <w:rPr>
-                <w:sz w:val="18"/>
-              </w:rPr>
-              <w:t>técnica</w:t>
-            </w:r>
-            <w:proofErr w:type="spellEnd"/>
           </w:p>
         </w:tc>
         <w:tc>
           <w:tcPr>
-            <w:tcW w:w="2484" w:type="dxa"/>
+            <w:tcW w:w="1655" w:type="dxa"/>
+          </w:tcPr>
+          <w:p>
+            <w:r>
+              <w:t>Validar identidad</w:t>
+            </w:r>
+          </w:p>
+        </w:tc>
+        <w:tc>
+          <w:tcPr>
+            <w:tcW w:w="1654" w:type="dxa"/>
+          </w:tcPr>
+          <w:p>
+            <w:r>
+              <w:t>Sistema</w:t>
+            </w:r>
+          </w:p>
+        </w:tc>
+        <w:tc>
+          <w:tcPr>
+            <w:tcW w:w="1654" w:type="dxa"/>
+          </w:tcPr>
+          <w:p>
+            <w:r>
+              <w:t>Alta</w:t>
+            </w:r>
+          </w:p>
+        </w:tc>
+        <w:tc>
+          <w:tcPr>
+            <w:tcW w:w="1655" w:type="dxa"/>
           </w:tcPr>
           <w:p>
             <w:pPr>
-              <w:spacing w:after="40"/>
               <w:rPr>
                 <w:lang w:val="es-EC"/>
               </w:rPr>
             </w:pPr>
             <w:r>
               <w:rPr>
-                <w:sz w:val="18"/>
                 <w:lang w:val="es-EC"/>
               </w:rPr>
-              <w:t>Documento ordenado, con evidencias, explicación breve y coherencia visual.</w:t>
+              <w:t>Se impide el acceso si el código OTP es incorrecto o expiró</w:t>
             </w:r>
           </w:p>
         </w:tc>
         <w:tc>
           <w:tcPr>
-            <w:tcW w:w="2484" w:type="dxa"/>
+            <w:tcW w:w="1655" w:type="dxa"/>
           </w:tcPr>
           <w:p>
-            <w:pPr>
-              <w:spacing w:after="40"/>
-            </w:pPr>
             <w:r>
-              <w:rPr>
-                <w:sz w:val="18"/>
-              </w:rPr>
-              <w:t>3 pts</w:t>
-            </w:r>
-          </w:p>
-        </w:tc>
-        <w:tc>
-          <w:tcPr>
-            <w:tcW w:w="2484" w:type="dxa"/>
-          </w:tcPr>
-          <w:p>
-            <w:pPr>
-              <w:spacing w:after="40"/>
-            </w:pPr>
-            <w:r>
-              <w:rPr>
-                <w:sz w:val="18"/>
-              </w:rPr>
-              <w:t>Entrega final documentada.</w:t>
+              <w:t>UC4</w:t>
             </w:r>
           </w:p>
         </w:tc>
@@ -4823,462 +3770,13 @@
         <w:spacing w:after="120" w:line="252" w:lineRule="auto"/>
       </w:pPr>
       <w:r>
-        <w:t>13. Formato mínimo de entrega sugerido</w:t>
+        <w:t>1</w:t>
       </w:r>
-    </w:p>
-    <w:tbl>
-      <w:tblPr>
-        <w:tblStyle w:val="TableGrid"/>
-        <w:tblW w:w="0" w:type="auto"/>
-        <w:jc w:val="center"/>
-        <w:tblLook w:val="04A0" w:firstRow="1" w:lastRow="0" w:firstColumn="1" w:lastColumn="0" w:noHBand="0" w:noVBand="1"/>
-      </w:tblPr>
-      <w:tblGrid>
-        <w:gridCol w:w="3309"/>
-        <w:gridCol w:w="3309"/>
-        <w:gridCol w:w="3308"/>
-      </w:tblGrid>
-      <w:tr>
-        <w:trPr>
-          <w:cantSplit/>
-          <w:jc w:val="center"/>
-        </w:trPr>
-        <w:tc>
-          <w:tcPr>
-            <w:tcW w:w="3312" w:type="dxa"/>
-            <w:shd w:val="clear" w:color="auto" w:fill="1F4E79"/>
-          </w:tcPr>
-          <w:p>
-            <w:pPr>
-              <w:spacing w:after="40"/>
-            </w:pPr>
-            <w:r>
-              <w:rPr>
-                <w:b/>
-                <w:color w:val="FFFFFF"/>
-                <w:sz w:val="18"/>
-              </w:rPr>
-              <w:t>Sección</w:t>
-            </w:r>
-          </w:p>
-        </w:tc>
-        <w:tc>
-          <w:tcPr>
-            <w:tcW w:w="3312" w:type="dxa"/>
-            <w:shd w:val="clear" w:color="auto" w:fill="1F4E79"/>
-          </w:tcPr>
-          <w:p>
-            <w:pPr>
-              <w:spacing w:after="40"/>
-            </w:pPr>
-            <w:r>
-              <w:rPr>
-                <w:b/>
-                <w:color w:val="FFFFFF"/>
-                <w:sz w:val="18"/>
-              </w:rPr>
-              <w:t>Contenido mínimo</w:t>
-            </w:r>
-          </w:p>
-        </w:tc>
-        <w:tc>
-          <w:tcPr>
-            <w:tcW w:w="3312" w:type="dxa"/>
-            <w:shd w:val="clear" w:color="auto" w:fill="1F4E79"/>
-          </w:tcPr>
-          <w:p>
-            <w:pPr>
-              <w:spacing w:after="40"/>
-            </w:pPr>
-            <w:r>
-              <w:rPr>
-                <w:b/>
-                <w:color w:val="FFFFFF"/>
-                <w:sz w:val="18"/>
-              </w:rPr>
-              <w:t>Evidencia</w:t>
-            </w:r>
-          </w:p>
-        </w:tc>
-      </w:tr>
-      <w:tr>
-        <w:trPr>
-          <w:cantSplit/>
-          <w:jc w:val="center"/>
-        </w:trPr>
-        <w:tc>
-          <w:tcPr>
-            <w:tcW w:w="3312" w:type="dxa"/>
-          </w:tcPr>
-          <w:p>
-            <w:pPr>
-              <w:spacing w:after="40"/>
-            </w:pPr>
-            <w:r>
-              <w:rPr>
-                <w:sz w:val="18"/>
-              </w:rPr>
-              <w:t>Portada</w:t>
-            </w:r>
-          </w:p>
-        </w:tc>
-        <w:tc>
-          <w:tcPr>
-            <w:tcW w:w="3312" w:type="dxa"/>
-          </w:tcPr>
-          <w:p>
-            <w:pPr>
-              <w:spacing w:after="40"/>
-              <w:rPr>
-                <w:lang w:val="es-EC"/>
-              </w:rPr>
-            </w:pPr>
-            <w:r>
-              <w:rPr>
-                <w:sz w:val="18"/>
-                <w:lang w:val="es-EC"/>
-              </w:rPr>
-              <w:t>Datos institucionales, asignatura, NRC, estudiante/equipo, proyecto y fecha.</w:t>
-            </w:r>
-          </w:p>
-        </w:tc>
-        <w:tc>
-          <w:tcPr>
-            <w:tcW w:w="3312" w:type="dxa"/>
-          </w:tcPr>
-          <w:p>
-            <w:pPr>
-              <w:spacing w:after="40"/>
-            </w:pPr>
-            <w:proofErr w:type="spellStart"/>
-            <w:r>
-              <w:rPr>
-                <w:sz w:val="18"/>
-              </w:rPr>
-              <w:t>Documento</w:t>
-            </w:r>
-            <w:proofErr w:type="spellEnd"/>
-            <w:r>
-              <w:rPr>
-                <w:sz w:val="18"/>
-              </w:rPr>
-              <w:t xml:space="preserve"> </w:t>
-            </w:r>
-            <w:proofErr w:type="spellStart"/>
-            <w:r>
-              <w:rPr>
-                <w:sz w:val="18"/>
-              </w:rPr>
-              <w:t>entregado</w:t>
-            </w:r>
-            <w:proofErr w:type="spellEnd"/>
-            <w:r>
-              <w:rPr>
-                <w:sz w:val="18"/>
-              </w:rPr>
-              <w:t>.</w:t>
-            </w:r>
-          </w:p>
-        </w:tc>
-      </w:tr>
-      <w:tr>
-        <w:trPr>
-          <w:cantSplit/>
-          <w:jc w:val="center"/>
-        </w:trPr>
-        <w:tc>
-          <w:tcPr>
-            <w:tcW w:w="3312" w:type="dxa"/>
-          </w:tcPr>
-          <w:p>
-            <w:pPr>
-              <w:spacing w:after="40"/>
-            </w:pPr>
-            <w:r>
-              <w:rPr>
-                <w:sz w:val="18"/>
-              </w:rPr>
-              <w:t>Requisitos funcionales</w:t>
-            </w:r>
-          </w:p>
-        </w:tc>
-        <w:tc>
-          <w:tcPr>
-            <w:tcW w:w="3312" w:type="dxa"/>
-          </w:tcPr>
-          <w:p>
-            <w:pPr>
-              <w:spacing w:after="40"/>
-              <w:rPr>
-                <w:lang w:val="es-EC"/>
-              </w:rPr>
-            </w:pPr>
-            <w:r>
-              <w:rPr>
-                <w:sz w:val="18"/>
-                <w:lang w:val="es-EC"/>
-              </w:rPr>
-              <w:t>Listado de RF de nivel 0 para el CRUD de Estudiante.</w:t>
-            </w:r>
-          </w:p>
-        </w:tc>
-        <w:tc>
-          <w:tcPr>
-            <w:tcW w:w="3312" w:type="dxa"/>
-          </w:tcPr>
-          <w:p>
-            <w:pPr>
-              <w:spacing w:after="40"/>
-            </w:pPr>
-            <w:proofErr w:type="spellStart"/>
-            <w:r>
-              <w:rPr>
-                <w:sz w:val="18"/>
-              </w:rPr>
-              <w:t>Tabla</w:t>
-            </w:r>
-            <w:proofErr w:type="spellEnd"/>
-            <w:r>
-              <w:rPr>
-                <w:sz w:val="18"/>
-              </w:rPr>
-              <w:t xml:space="preserve"> RF.</w:t>
-            </w:r>
-          </w:p>
-        </w:tc>
-      </w:tr>
-      <w:tr>
-        <w:trPr>
-          <w:cantSplit/>
-          <w:jc w:val="center"/>
-        </w:trPr>
-        <w:tc>
-          <w:tcPr>
-            <w:tcW w:w="3312" w:type="dxa"/>
-          </w:tcPr>
-          <w:p>
-            <w:pPr>
-              <w:spacing w:after="40"/>
-              <w:rPr>
-                <w:lang w:val="es-EC"/>
-              </w:rPr>
-            </w:pPr>
-            <w:r>
-              <w:rPr>
-                <w:sz w:val="18"/>
-                <w:lang w:val="es-EC"/>
-              </w:rPr>
-              <w:t>Diagrama de casos de uso</w:t>
-            </w:r>
-          </w:p>
-        </w:tc>
-        <w:tc>
-          <w:tcPr>
-            <w:tcW w:w="3312" w:type="dxa"/>
-          </w:tcPr>
-          <w:p>
-            <w:pPr>
-              <w:spacing w:after="40"/>
-              <w:rPr>
-                <w:lang w:val="es-EC"/>
-              </w:rPr>
-            </w:pPr>
-            <w:r>
-              <w:rPr>
-                <w:sz w:val="18"/>
-                <w:lang w:val="es-EC"/>
-              </w:rPr>
-              <w:t xml:space="preserve">Código </w:t>
-            </w:r>
-            <w:proofErr w:type="spellStart"/>
-            <w:r>
-              <w:rPr>
-                <w:sz w:val="18"/>
-                <w:lang w:val="es-EC"/>
-              </w:rPr>
-              <w:t>PlantUML</w:t>
-            </w:r>
-            <w:proofErr w:type="spellEnd"/>
-            <w:r>
-              <w:rPr>
-                <w:sz w:val="18"/>
-                <w:lang w:val="es-EC"/>
-              </w:rPr>
-              <w:t xml:space="preserve"> y captura del diagrama generado.</w:t>
-            </w:r>
-          </w:p>
-        </w:tc>
-        <w:tc>
-          <w:tcPr>
-            <w:tcW w:w="3312" w:type="dxa"/>
-          </w:tcPr>
-          <w:p>
-            <w:pPr>
-              <w:spacing w:after="40"/>
-            </w:pPr>
-            <w:r>
-              <w:rPr>
-                <w:sz w:val="18"/>
-              </w:rPr>
-              <w:t>Código + imagen.</w:t>
-            </w:r>
-          </w:p>
-        </w:tc>
-      </w:tr>
-      <w:tr>
-        <w:trPr>
-          <w:cantSplit/>
-          <w:jc w:val="center"/>
-        </w:trPr>
-        <w:tc>
-          <w:tcPr>
-            <w:tcW w:w="3312" w:type="dxa"/>
-          </w:tcPr>
-          <w:p>
-            <w:pPr>
-              <w:spacing w:after="40"/>
-            </w:pPr>
-            <w:r>
-              <w:rPr>
-                <w:sz w:val="18"/>
-              </w:rPr>
-              <w:t>Matriz de trazabilidad</w:t>
-            </w:r>
-          </w:p>
-        </w:tc>
-        <w:tc>
-          <w:tcPr>
-            <w:tcW w:w="3312" w:type="dxa"/>
-          </w:tcPr>
-          <w:p>
-            <w:pPr>
-              <w:spacing w:after="40"/>
-              <w:rPr>
-                <w:lang w:val="es-EC"/>
-              </w:rPr>
-            </w:pPr>
-            <w:r>
-              <w:rPr>
-                <w:sz w:val="18"/>
-                <w:lang w:val="es-EC"/>
-              </w:rPr>
-              <w:t>Relación RF, actor, caso de uso, prioridad y criterio de aceptación.</w:t>
-            </w:r>
-          </w:p>
-        </w:tc>
-        <w:tc>
-          <w:tcPr>
-            <w:tcW w:w="3312" w:type="dxa"/>
-          </w:tcPr>
-          <w:p>
-            <w:pPr>
-              <w:spacing w:after="40"/>
-            </w:pPr>
-            <w:proofErr w:type="spellStart"/>
-            <w:r>
-              <w:rPr>
-                <w:sz w:val="18"/>
-              </w:rPr>
-              <w:t>Tabla</w:t>
-            </w:r>
-            <w:proofErr w:type="spellEnd"/>
-            <w:r>
-              <w:rPr>
-                <w:sz w:val="18"/>
-              </w:rPr>
-              <w:t xml:space="preserve"> RF-CU.</w:t>
-            </w:r>
-          </w:p>
-        </w:tc>
-      </w:tr>
-      <w:tr>
-        <w:trPr>
-          <w:cantSplit/>
-          <w:jc w:val="center"/>
-        </w:trPr>
-        <w:tc>
-          <w:tcPr>
-            <w:tcW w:w="3312" w:type="dxa"/>
-          </w:tcPr>
-          <w:p>
-            <w:pPr>
-              <w:spacing w:after="40"/>
-            </w:pPr>
-            <w:r>
-              <w:rPr>
-                <w:sz w:val="18"/>
-              </w:rPr>
-              <w:t>Conclusión técnica</w:t>
-            </w:r>
-          </w:p>
-        </w:tc>
-        <w:tc>
-          <w:tcPr>
-            <w:tcW w:w="3312" w:type="dxa"/>
-          </w:tcPr>
-          <w:p>
-            <w:pPr>
-              <w:spacing w:after="40"/>
-              <w:rPr>
-                <w:lang w:val="es-EC"/>
-              </w:rPr>
-            </w:pPr>
-            <w:r>
-              <w:rPr>
-                <w:sz w:val="18"/>
-                <w:lang w:val="es-EC"/>
-              </w:rPr>
-              <w:t>Reflexión breve sobre trazabilidad, consistencia y utilidad del modelo.</w:t>
-            </w:r>
-          </w:p>
-        </w:tc>
-        <w:tc>
-          <w:tcPr>
-            <w:tcW w:w="3312" w:type="dxa"/>
-          </w:tcPr>
-          <w:p>
-            <w:pPr>
-              <w:spacing w:after="40"/>
-            </w:pPr>
-            <w:proofErr w:type="spellStart"/>
-            <w:r>
-              <w:rPr>
-                <w:sz w:val="18"/>
-              </w:rPr>
-              <w:t>Texto</w:t>
-            </w:r>
-            <w:proofErr w:type="spellEnd"/>
-            <w:r>
-              <w:rPr>
-                <w:sz w:val="18"/>
-              </w:rPr>
-              <w:t xml:space="preserve"> de </w:t>
-            </w:r>
-            <w:proofErr w:type="spellStart"/>
-            <w:r>
-              <w:rPr>
-                <w:sz w:val="18"/>
-              </w:rPr>
-              <w:t>cierre</w:t>
-            </w:r>
-            <w:proofErr w:type="spellEnd"/>
-            <w:r>
-              <w:rPr>
-                <w:sz w:val="18"/>
-              </w:rPr>
-              <w:t>.</w:t>
-            </w:r>
-          </w:p>
-        </w:tc>
-      </w:tr>
-    </w:tbl>
-    <w:p>
-      <w:pPr>
-        <w:pStyle w:val="Heading1"/>
-        <w:spacing w:after="120" w:line="252" w:lineRule="auto"/>
-      </w:pPr>
       <w:r>
-        <w:t>14. Fuentes internas consultadas</w:t>
+        <w:t>0</w:t>
+      </w:r>
+      <w:r>
+        <w:t>. Fuentes internas consultadas</w:t>
       </w:r>
     </w:p>
     <w:p>
@@ -5334,8 +3832,8 @@
       </w:pPr>
     </w:p>
     <w:sectPr>
-      <w:headerReference w:type="default" r:id="rId8"/>
-      <w:footerReference w:type="default" r:id="rId9"/>
+      <w:headerReference w:type="default" r:id="rId10"/>
+      <w:footerReference w:type="default" r:id="rId11"/>
       <w:pgSz w:w="12240" w:h="15840"/>
       <w:pgMar w:top="1008" w:right="1152" w:bottom="1008" w:left="1152" w:header="720" w:footer="720" w:gutter="0"/>
       <w:cols w:space="720"/>
@@ -5433,36 +3931,16 @@
         <w:sz w:val="16"/>
         <w:lang w:val="es-EC"/>
       </w:rPr>
-      <w:t xml:space="preserve">Guía </w:t>
+      <w:t xml:space="preserve">Guía PlantUML | Casos de uso de análisis | </w:t>
     </w:r>
-    <w:proofErr w:type="spellStart"/>
     <w:r>
       <w:rPr>
         <w:color w:val="646464"/>
         <w:sz w:val="16"/>
         <w:lang w:val="es-EC"/>
       </w:rPr>
-      <w:t>PlantUML</w:t>
-    </w:r>
-    <w:proofErr w:type="spellEnd"/>
-    <w:r>
-      <w:rPr>
-        <w:color w:val="646464"/>
-        <w:sz w:val="16"/>
-        <w:lang w:val="es-EC"/>
-      </w:rPr>
-      <w:t xml:space="preserve"> | Casos de uso de análisis | </w:t>
-    </w:r>
-    <w:proofErr w:type="spellStart"/>
-    <w:r>
-      <w:rPr>
-        <w:color w:val="646464"/>
-        <w:sz w:val="16"/>
-        <w:lang w:val="es-EC"/>
-      </w:rPr>
       <w:t>TeKMess</w:t>
     </w:r>
-    <w:proofErr w:type="spellEnd"/>
   </w:p>
 </w:hdr>
 </file>
@@ -5637,6 +4115,232 @@
       </w:pPr>
       <w:rPr>
         <w:rFonts w:ascii="Symbol" w:hAnsi="Symbol" w:hint="default"/>
+      </w:rPr>
+    </w:lvl>
+  </w:abstractNum>
+  <w:abstractNum w:abstractNumId="9" w15:restartNumberingAfterBreak="0">
+    <w:nsid w:val="18C0361F"/>
+    <w:multiLevelType w:val="hybridMultilevel"/>
+    <w:tmpl w:val="071AAF7C"/>
+    <w:lvl w:ilvl="0" w:tplc="300A0001">
+      <w:start w:val="1"/>
+      <w:numFmt w:val="bullet"/>
+      <w:lvlText w:val=""/>
+      <w:lvlJc w:val="left"/>
+      <w:pPr>
+        <w:ind w:left="720" w:hanging="360"/>
+      </w:pPr>
+      <w:rPr>
+        <w:rFonts w:ascii="Symbol" w:hAnsi="Symbol" w:hint="default"/>
+      </w:rPr>
+    </w:lvl>
+    <w:lvl w:ilvl="1" w:tplc="300A0003" w:tentative="1">
+      <w:start w:val="1"/>
+      <w:numFmt w:val="bullet"/>
+      <w:lvlText w:val="o"/>
+      <w:lvlJc w:val="left"/>
+      <w:pPr>
+        <w:ind w:left="1440" w:hanging="360"/>
+      </w:pPr>
+      <w:rPr>
+        <w:rFonts w:ascii="Courier New" w:hAnsi="Courier New" w:cs="Courier New" w:hint="default"/>
+      </w:rPr>
+    </w:lvl>
+    <w:lvl w:ilvl="2" w:tplc="300A0005" w:tentative="1">
+      <w:start w:val="1"/>
+      <w:numFmt w:val="bullet"/>
+      <w:lvlText w:val=""/>
+      <w:lvlJc w:val="left"/>
+      <w:pPr>
+        <w:ind w:left="2160" w:hanging="360"/>
+      </w:pPr>
+      <w:rPr>
+        <w:rFonts w:ascii="Wingdings" w:hAnsi="Wingdings" w:hint="default"/>
+      </w:rPr>
+    </w:lvl>
+    <w:lvl w:ilvl="3" w:tplc="300A0001" w:tentative="1">
+      <w:start w:val="1"/>
+      <w:numFmt w:val="bullet"/>
+      <w:lvlText w:val=""/>
+      <w:lvlJc w:val="left"/>
+      <w:pPr>
+        <w:ind w:left="2880" w:hanging="360"/>
+      </w:pPr>
+      <w:rPr>
+        <w:rFonts w:ascii="Symbol" w:hAnsi="Symbol" w:hint="default"/>
+      </w:rPr>
+    </w:lvl>
+    <w:lvl w:ilvl="4" w:tplc="300A0003" w:tentative="1">
+      <w:start w:val="1"/>
+      <w:numFmt w:val="bullet"/>
+      <w:lvlText w:val="o"/>
+      <w:lvlJc w:val="left"/>
+      <w:pPr>
+        <w:ind w:left="3600" w:hanging="360"/>
+      </w:pPr>
+      <w:rPr>
+        <w:rFonts w:ascii="Courier New" w:hAnsi="Courier New" w:cs="Courier New" w:hint="default"/>
+      </w:rPr>
+    </w:lvl>
+    <w:lvl w:ilvl="5" w:tplc="300A0005" w:tentative="1">
+      <w:start w:val="1"/>
+      <w:numFmt w:val="bullet"/>
+      <w:lvlText w:val=""/>
+      <w:lvlJc w:val="left"/>
+      <w:pPr>
+        <w:ind w:left="4320" w:hanging="360"/>
+      </w:pPr>
+      <w:rPr>
+        <w:rFonts w:ascii="Wingdings" w:hAnsi="Wingdings" w:hint="default"/>
+      </w:rPr>
+    </w:lvl>
+    <w:lvl w:ilvl="6" w:tplc="300A0001" w:tentative="1">
+      <w:start w:val="1"/>
+      <w:numFmt w:val="bullet"/>
+      <w:lvlText w:val=""/>
+      <w:lvlJc w:val="left"/>
+      <w:pPr>
+        <w:ind w:left="5040" w:hanging="360"/>
+      </w:pPr>
+      <w:rPr>
+        <w:rFonts w:ascii="Symbol" w:hAnsi="Symbol" w:hint="default"/>
+      </w:rPr>
+    </w:lvl>
+    <w:lvl w:ilvl="7" w:tplc="300A0003" w:tentative="1">
+      <w:start w:val="1"/>
+      <w:numFmt w:val="bullet"/>
+      <w:lvlText w:val="o"/>
+      <w:lvlJc w:val="left"/>
+      <w:pPr>
+        <w:ind w:left="5760" w:hanging="360"/>
+      </w:pPr>
+      <w:rPr>
+        <w:rFonts w:ascii="Courier New" w:hAnsi="Courier New" w:cs="Courier New" w:hint="default"/>
+      </w:rPr>
+    </w:lvl>
+    <w:lvl w:ilvl="8" w:tplc="300A0005" w:tentative="1">
+      <w:start w:val="1"/>
+      <w:numFmt w:val="bullet"/>
+      <w:lvlText w:val=""/>
+      <w:lvlJc w:val="left"/>
+      <w:pPr>
+        <w:ind w:left="6480" w:hanging="360"/>
+      </w:pPr>
+      <w:rPr>
+        <w:rFonts w:ascii="Wingdings" w:hAnsi="Wingdings" w:hint="default"/>
+      </w:rPr>
+    </w:lvl>
+  </w:abstractNum>
+  <w:abstractNum w:abstractNumId="10" w15:restartNumberingAfterBreak="0">
+    <w:nsid w:val="4BDF675B"/>
+    <w:multiLevelType w:val="hybridMultilevel"/>
+    <w:tmpl w:val="A20C4A18"/>
+    <w:lvl w:ilvl="0" w:tplc="300A0001">
+      <w:start w:val="1"/>
+      <w:numFmt w:val="bullet"/>
+      <w:lvlText w:val=""/>
+      <w:lvlJc w:val="left"/>
+      <w:pPr>
+        <w:ind w:left="720" w:hanging="360"/>
+      </w:pPr>
+      <w:rPr>
+        <w:rFonts w:ascii="Symbol" w:hAnsi="Symbol" w:hint="default"/>
+      </w:rPr>
+    </w:lvl>
+    <w:lvl w:ilvl="1" w:tplc="300A0003" w:tentative="1">
+      <w:start w:val="1"/>
+      <w:numFmt w:val="bullet"/>
+      <w:lvlText w:val="o"/>
+      <w:lvlJc w:val="left"/>
+      <w:pPr>
+        <w:ind w:left="1440" w:hanging="360"/>
+      </w:pPr>
+      <w:rPr>
+        <w:rFonts w:ascii="Courier New" w:hAnsi="Courier New" w:cs="Courier New" w:hint="default"/>
+      </w:rPr>
+    </w:lvl>
+    <w:lvl w:ilvl="2" w:tplc="300A0005" w:tentative="1">
+      <w:start w:val="1"/>
+      <w:numFmt w:val="bullet"/>
+      <w:lvlText w:val=""/>
+      <w:lvlJc w:val="left"/>
+      <w:pPr>
+        <w:ind w:left="2160" w:hanging="360"/>
+      </w:pPr>
+      <w:rPr>
+        <w:rFonts w:ascii="Wingdings" w:hAnsi="Wingdings" w:hint="default"/>
+      </w:rPr>
+    </w:lvl>
+    <w:lvl w:ilvl="3" w:tplc="300A0001" w:tentative="1">
+      <w:start w:val="1"/>
+      <w:numFmt w:val="bullet"/>
+      <w:lvlText w:val=""/>
+      <w:lvlJc w:val="left"/>
+      <w:pPr>
+        <w:ind w:left="2880" w:hanging="360"/>
+      </w:pPr>
+      <w:rPr>
+        <w:rFonts w:ascii="Symbol" w:hAnsi="Symbol" w:hint="default"/>
+      </w:rPr>
+    </w:lvl>
+    <w:lvl w:ilvl="4" w:tplc="300A0003" w:tentative="1">
+      <w:start w:val="1"/>
+      <w:numFmt w:val="bullet"/>
+      <w:lvlText w:val="o"/>
+      <w:lvlJc w:val="left"/>
+      <w:pPr>
+        <w:ind w:left="3600" w:hanging="360"/>
+      </w:pPr>
+      <w:rPr>
+        <w:rFonts w:ascii="Courier New" w:hAnsi="Courier New" w:cs="Courier New" w:hint="default"/>
+      </w:rPr>
+    </w:lvl>
+    <w:lvl w:ilvl="5" w:tplc="300A0005" w:tentative="1">
+      <w:start w:val="1"/>
+      <w:numFmt w:val="bullet"/>
+      <w:lvlText w:val=""/>
+      <w:lvlJc w:val="left"/>
+      <w:pPr>
+        <w:ind w:left="4320" w:hanging="360"/>
+      </w:pPr>
+      <w:rPr>
+        <w:rFonts w:ascii="Wingdings" w:hAnsi="Wingdings" w:hint="default"/>
+      </w:rPr>
+    </w:lvl>
+    <w:lvl w:ilvl="6" w:tplc="300A0001" w:tentative="1">
+      <w:start w:val="1"/>
+      <w:numFmt w:val="bullet"/>
+      <w:lvlText w:val=""/>
+      <w:lvlJc w:val="left"/>
+      <w:pPr>
+        <w:ind w:left="5040" w:hanging="360"/>
+      </w:pPr>
+      <w:rPr>
+        <w:rFonts w:ascii="Symbol" w:hAnsi="Symbol" w:hint="default"/>
+      </w:rPr>
+    </w:lvl>
+    <w:lvl w:ilvl="7" w:tplc="300A0003" w:tentative="1">
+      <w:start w:val="1"/>
+      <w:numFmt w:val="bullet"/>
+      <w:lvlText w:val="o"/>
+      <w:lvlJc w:val="left"/>
+      <w:pPr>
+        <w:ind w:left="5760" w:hanging="360"/>
+      </w:pPr>
+      <w:rPr>
+        <w:rFonts w:ascii="Courier New" w:hAnsi="Courier New" w:cs="Courier New" w:hint="default"/>
+      </w:rPr>
+    </w:lvl>
+    <w:lvl w:ilvl="8" w:tplc="300A0005" w:tentative="1">
+      <w:start w:val="1"/>
+      <w:numFmt w:val="bullet"/>
+      <w:lvlText w:val=""/>
+      <w:lvlJc w:val="left"/>
+      <w:pPr>
+        <w:ind w:left="6480" w:hanging="360"/>
+      </w:pPr>
+      <w:rPr>
+        <w:rFonts w:ascii="Wingdings" w:hAnsi="Wingdings" w:hint="default"/>
       </w:rPr>
     </w:lvl>
   </w:abstractNum>
@@ -5666,6 +4370,12 @@
   </w:num>
   <w:num w:numId="9">
     <w:abstractNumId w:val="0"/>
+  </w:num>
+  <w:num w:numId="10">
+    <w:abstractNumId w:val="10"/>
+  </w:num>
+  <w:num w:numId="11">
+    <w:abstractNumId w:val="9"/>
   </w:num>
 </w:numbering>
 </file>
@@ -17064,6 +15774,11 @@
       <w:sz w:val="17"/>
     </w:rPr>
   </w:style>
+  <w:style w:type="character" w:customStyle="1" w:styleId="ng-star-inserted">
+    <w:name w:val="ng-star-inserted"/>
+    <w:basedOn w:val="DefaultParagraphFont"/>
+    <w:rsid w:val="00D5729D"/>
+  </w:style>
 </w:styles>
 </file>
 

--- a/Parcial 1/Guias/01_Guia_PlantUML_CU_Analisis_TeKMess_V1.0.docx
+++ b/Parcial 1/Guias/01_Guia_PlantUML_CU_Analisis_TeKMess_V1.0.docx
@@ -38,6 +38,7 @@
           <w:lang w:val="es-EC"/>
         </w:rPr>
       </w:pPr>
+      <w:proofErr w:type="spellStart"/>
       <w:r>
         <w:rPr>
           <w:b/>
@@ -47,6 +48,7 @@
         </w:rPr>
         <w:t>TekMess</w:t>
       </w:r>
+      <w:proofErr w:type="spellEnd"/>
     </w:p>
     <w:p>
       <w:pPr>
@@ -87,8 +89,16 @@
         <w:rPr>
           <w:lang w:val="es-EC"/>
         </w:rPr>
-        <w:t>Proyecto: TeKMess</w:t>
-      </w:r>
+        <w:t xml:space="preserve">Proyecto: </w:t>
+      </w:r>
+      <w:proofErr w:type="spellStart"/>
+      <w:r>
+        <w:rPr>
+          <w:lang w:val="es-EC"/>
+        </w:rPr>
+        <w:t>TeKMess</w:t>
+      </w:r>
+      <w:proofErr w:type="spellEnd"/>
     </w:p>
     <w:p>
       <w:pPr>
@@ -101,7 +111,21 @@
         <w:rPr>
           <w:lang w:val="es-EC"/>
         </w:rPr>
-        <w:t>El propósito de este desarrollo es orientar la transición desde los Requisitos Funcionales (RF) definidos en la ERS del sistema TekMess, hacia un Modelo de uso de análisis, que sea claro, trazable y verificable.</w:t>
+        <w:t xml:space="preserve">El propósito de este desarrollo es orientar la transición desde los Requisitos Funcionales (RF) definidos en la ERS del sistema </w:t>
+      </w:r>
+      <w:proofErr w:type="spellStart"/>
+      <w:r>
+        <w:rPr>
+          <w:lang w:val="es-EC"/>
+        </w:rPr>
+        <w:t>TekMess</w:t>
+      </w:r>
+      <w:proofErr w:type="spellEnd"/>
+      <w:r>
+        <w:rPr>
+          <w:lang w:val="es-EC"/>
+        </w:rPr>
+        <w:t>, hacia un Modelo de uso de análisis, que sea claro, trazable y verificable.</w:t>
       </w:r>
     </w:p>
     <w:p>
@@ -115,8 +139,16 @@
         <w:rPr>
           <w:lang w:val="es-EC"/>
         </w:rPr>
-        <w:t>Mediante este proceso se busca garantizar que cada funcionalidad se encuentre representado por un caso de uso especifico, en donde se definirá de manera clara que actor interactúa con cada proceso del negocio, sentando las bases y con una estandarización de lenguaje de modelado UML con el cual asegurar que el diseño sea consistente, profesional y fácil de actualizar ante cualquier cambio en los requisitos operativos de TeKMess</w:t>
-      </w:r>
+        <w:t xml:space="preserve">Mediante este proceso se busca garantizar que cada funcionalidad se encuentre representado por un caso de uso especifico, en donde se definirá de manera clara que actor interactúa con cada proceso del negocio, sentando las bases y con una estandarización de lenguaje de modelado UML con el cual asegurar que el diseño sea consistente, profesional y fácil de actualizar ante cualquier cambio en los requisitos operativos de </w:t>
+      </w:r>
+      <w:proofErr w:type="spellStart"/>
+      <w:r>
+        <w:rPr>
+          <w:lang w:val="es-EC"/>
+        </w:rPr>
+        <w:t>TeKMess</w:t>
+      </w:r>
+      <w:proofErr w:type="spellEnd"/>
     </w:p>
     <w:p>
       <w:pPr>
@@ -160,6 +192,7 @@
             <w:pPr>
               <w:spacing w:after="40"/>
             </w:pPr>
+            <w:proofErr w:type="spellStart"/>
             <w:r>
               <w:rPr>
                 <w:b/>
@@ -168,6 +201,7 @@
               </w:rPr>
               <w:t>Momento</w:t>
             </w:r>
+            <w:proofErr w:type="spellEnd"/>
           </w:p>
         </w:tc>
         <w:tc>
@@ -179,14 +213,34 @@
             <w:pPr>
               <w:spacing w:after="40"/>
             </w:pPr>
+            <w:proofErr w:type="spellStart"/>
             <w:r>
               <w:rPr>
                 <w:b/>
                 <w:color w:val="FFFFFF"/>
                 <w:sz w:val="18"/>
               </w:rPr>
-              <w:t>Pregunta guía</w:t>
-            </w:r>
+              <w:t>Pregunta</w:t>
+            </w:r>
+            <w:proofErr w:type="spellEnd"/>
+            <w:r>
+              <w:rPr>
+                <w:b/>
+                <w:color w:val="FFFFFF"/>
+                <w:sz w:val="18"/>
+              </w:rPr>
+              <w:t xml:space="preserve"> </w:t>
+            </w:r>
+            <w:proofErr w:type="spellStart"/>
+            <w:r>
+              <w:rPr>
+                <w:b/>
+                <w:color w:val="FFFFFF"/>
+                <w:sz w:val="18"/>
+              </w:rPr>
+              <w:t>guía</w:t>
+            </w:r>
+            <w:proofErr w:type="spellEnd"/>
           </w:p>
         </w:tc>
         <w:tc>
@@ -198,14 +252,34 @@
             <w:pPr>
               <w:spacing w:after="40"/>
             </w:pPr>
+            <w:proofErr w:type="spellStart"/>
             <w:r>
               <w:rPr>
                 <w:b/>
                 <w:color w:val="FFFFFF"/>
                 <w:sz w:val="18"/>
               </w:rPr>
-              <w:t>Producto esperado</w:t>
-            </w:r>
+              <w:t>Producto</w:t>
+            </w:r>
+            <w:proofErr w:type="spellEnd"/>
+            <w:r>
+              <w:rPr>
+                <w:b/>
+                <w:color w:val="FFFFFF"/>
+                <w:sz w:val="18"/>
+              </w:rPr>
+              <w:t xml:space="preserve"> </w:t>
+            </w:r>
+            <w:proofErr w:type="spellStart"/>
+            <w:r>
+              <w:rPr>
+                <w:b/>
+                <w:color w:val="FFFFFF"/>
+                <w:sz w:val="18"/>
+              </w:rPr>
+              <w:t>esperado</w:t>
+            </w:r>
+            <w:proofErr w:type="spellEnd"/>
           </w:p>
         </w:tc>
         <w:tc>
@@ -256,8 +330,44 @@
               <w:rPr>
                 <w:sz w:val="18"/>
               </w:rPr>
-              <w:t xml:space="preserve"> - Análisis funcional inicial</w:t>
-            </w:r>
+              <w:t xml:space="preserve"> - </w:t>
+            </w:r>
+            <w:proofErr w:type="spellStart"/>
+            <w:r>
+              <w:rPr>
+                <w:sz w:val="18"/>
+              </w:rPr>
+              <w:t>Análisis</w:t>
+            </w:r>
+            <w:proofErr w:type="spellEnd"/>
+            <w:r>
+              <w:rPr>
+                <w:sz w:val="18"/>
+              </w:rPr>
+              <w:t xml:space="preserve"> </w:t>
+            </w:r>
+            <w:proofErr w:type="spellStart"/>
+            <w:r>
+              <w:rPr>
+                <w:sz w:val="18"/>
+              </w:rPr>
+              <w:t>funcional</w:t>
+            </w:r>
+            <w:proofErr w:type="spellEnd"/>
+            <w:r>
+              <w:rPr>
+                <w:sz w:val="18"/>
+              </w:rPr>
+              <w:t xml:space="preserve"> </w:t>
+            </w:r>
+            <w:proofErr w:type="spellStart"/>
+            <w:r>
+              <w:rPr>
+                <w:sz w:val="18"/>
+              </w:rPr>
+              <w:t>inicial</w:t>
+            </w:r>
+            <w:proofErr w:type="spellEnd"/>
           </w:p>
         </w:tc>
         <w:tc>
@@ -296,7 +406,23 @@
                 <w:sz w:val="18"/>
                 <w:lang w:val="es-EC"/>
               </w:rPr>
-              <w:t xml:space="preserve">Diagrama de casos de uso en PlantUML y </w:t>
+              <w:t xml:space="preserve">Diagrama de casos de uso en </w:t>
+            </w:r>
+            <w:proofErr w:type="spellStart"/>
+            <w:r>
+              <w:rPr>
+                <w:sz w:val="18"/>
+                <w:lang w:val="es-EC"/>
+              </w:rPr>
+              <w:t>PlantUML</w:t>
+            </w:r>
+            <w:proofErr w:type="spellEnd"/>
+            <w:r>
+              <w:rPr>
+                <w:sz w:val="18"/>
+                <w:lang w:val="es-EC"/>
+              </w:rPr>
+              <w:t xml:space="preserve"> y </w:t>
             </w:r>
             <w:r>
               <w:rPr>
@@ -352,8 +478,30 @@
               <w:rPr>
                 <w:sz w:val="18"/>
               </w:rPr>
-              <w:t xml:space="preserve"> - Modelado estructural</w:t>
-            </w:r>
+              <w:t xml:space="preserve"> - </w:t>
+            </w:r>
+            <w:proofErr w:type="spellStart"/>
+            <w:r>
+              <w:rPr>
+                <w:sz w:val="18"/>
+              </w:rPr>
+              <w:t>Modelado</w:t>
+            </w:r>
+            <w:proofErr w:type="spellEnd"/>
+            <w:r>
+              <w:rPr>
+                <w:sz w:val="18"/>
+              </w:rPr>
+              <w:t xml:space="preserve"> </w:t>
+            </w:r>
+            <w:proofErr w:type="spellStart"/>
+            <w:r>
+              <w:rPr>
+                <w:sz w:val="18"/>
+              </w:rPr>
+              <w:t>estructural</w:t>
+            </w:r>
+            <w:proofErr w:type="spellEnd"/>
           </w:p>
         </w:tc>
         <w:tc>
@@ -412,7 +560,23 @@
                 <w:sz w:val="18"/>
                 <w:lang w:val="es-EC"/>
               </w:rPr>
-              <w:t>Insumo para el diseño de la arquitectura de software y la base de datos de TekMess.</w:t>
+              <w:t xml:space="preserve">Insumo para el diseño de la arquitectura de software y la base de datos de </w:t>
+            </w:r>
+            <w:proofErr w:type="spellStart"/>
+            <w:r>
+              <w:rPr>
+                <w:sz w:val="18"/>
+                <w:lang w:val="es-EC"/>
+              </w:rPr>
+              <w:t>TekMess</w:t>
+            </w:r>
+            <w:proofErr w:type="spellEnd"/>
+            <w:r>
+              <w:rPr>
+                <w:sz w:val="18"/>
+                <w:lang w:val="es-EC"/>
+              </w:rPr>
+              <w:t>.</w:t>
             </w:r>
           </w:p>
         </w:tc>
@@ -441,8 +605,30 @@
               <w:rPr>
                 <w:sz w:val="18"/>
               </w:rPr>
-              <w:t xml:space="preserve"> - Modelado dinámico</w:t>
-            </w:r>
+              <w:t xml:space="preserve"> - </w:t>
+            </w:r>
+            <w:proofErr w:type="spellStart"/>
+            <w:r>
+              <w:rPr>
+                <w:sz w:val="18"/>
+              </w:rPr>
+              <w:t>Modelado</w:t>
+            </w:r>
+            <w:proofErr w:type="spellEnd"/>
+            <w:r>
+              <w:rPr>
+                <w:sz w:val="18"/>
+              </w:rPr>
+              <w:t xml:space="preserve"> </w:t>
+            </w:r>
+            <w:proofErr w:type="spellStart"/>
+            <w:r>
+              <w:rPr>
+                <w:sz w:val="18"/>
+              </w:rPr>
+              <w:t>dinámico</w:t>
+            </w:r>
+            <w:proofErr w:type="spellEnd"/>
           </w:p>
         </w:tc>
         <w:tc>
@@ -586,7 +772,21 @@
         <w:rPr>
           <w:lang w:val="es-EC"/>
         </w:rPr>
-        <w:t xml:space="preserve">Guardia: Usuario operativo en campo, la función principal es la detección de incidentes mediante el envió de reportes operativos en tiempo real </w:t>
+        <w:t xml:space="preserve">Guardia: Usuario operativo en campo, la función principal es la detección de incidentes mediante </w:t>
+      </w:r>
+      <w:proofErr w:type="spellStart"/>
+      <w:r>
+        <w:rPr>
+          <w:lang w:val="es-EC"/>
+        </w:rPr>
+        <w:t>el</w:t>
+      </w:r>
+      <w:proofErr w:type="spellEnd"/>
+      <w:r>
+        <w:rPr>
+          <w:lang w:val="es-EC"/>
+        </w:rPr>
+        <w:t xml:space="preserve"> envió de reportes operativos en tiempo real </w:t>
       </w:r>
     </w:p>
     <w:p>
@@ -628,8 +828,16 @@
         <w:rPr>
           <w:lang w:val="es-EC"/>
         </w:rPr>
-        <w:t>Rol abstracto mediante el cual se realiza acciones comunes de seguridad, como el inicio de sesión y autenticación multifactor</w:t>
-      </w:r>
+        <w:t xml:space="preserve">Rol abstracto mediante el cual se realiza acciones comunes de seguridad, como el inicio de sesión y autenticación </w:t>
+      </w:r>
+      <w:proofErr w:type="spellStart"/>
+      <w:r>
+        <w:rPr>
+          <w:lang w:val="es-EC"/>
+        </w:rPr>
+        <w:t>multifactor</w:t>
+      </w:r>
+      <w:proofErr w:type="spellEnd"/>
       <w:r>
         <w:rPr>
           <w:lang w:val="es-EC"/>
@@ -699,7 +907,7 @@
           <w:p>
             <w:pPr>
               <w:rPr>
-                <w:rFonts w:ascii="Google Sans Text" w:hAnsi="Google Sans Text"/>
+                <w:rFonts w:ascii="Google Sans Text" w:hAnsi="Google Sans Text" w:hint="eastAsia"/>
                 <w:b/>
                 <w:bCs/>
                 <w:color w:val="C7C7C7"/>
@@ -729,7 +937,7 @@
           <w:p>
             <w:pPr>
               <w:rPr>
-                <w:rFonts w:ascii="Google Sans Text" w:hAnsi="Google Sans Text"/>
+                <w:rFonts w:ascii="Google Sans Text" w:hAnsi="Google Sans Text" w:hint="eastAsia"/>
                 <w:b/>
                 <w:bCs/>
                 <w:color w:val="C7C7C7"/>
@@ -737,6 +945,7 @@
                 <w:szCs w:val="21"/>
               </w:rPr>
             </w:pPr>
+            <w:proofErr w:type="spellStart"/>
             <w:r>
               <w:rPr>
                 <w:rStyle w:val="ng-star-inserted"/>
@@ -747,7 +956,72 @@
                 <w:sz w:val="21"/>
                 <w:szCs w:val="21"/>
               </w:rPr>
-              <w:t>Requisito funcional de nivel 0</w:t>
+              <w:t>Requisito</w:t>
+            </w:r>
+            <w:proofErr w:type="spellEnd"/>
+            <w:r>
+              <w:rPr>
+                <w:rStyle w:val="ng-star-inserted"/>
+                <w:rFonts w:ascii="Google Sans Text" w:hAnsi="Google Sans Text"/>
+                <w:b/>
+                <w:bCs/>
+                <w:color w:val="C7C7C7"/>
+                <w:sz w:val="21"/>
+                <w:szCs w:val="21"/>
+              </w:rPr>
+              <w:t xml:space="preserve"> </w:t>
+            </w:r>
+            <w:proofErr w:type="spellStart"/>
+            <w:r>
+              <w:rPr>
+                <w:rStyle w:val="ng-star-inserted"/>
+                <w:rFonts w:ascii="Google Sans Text" w:hAnsi="Google Sans Text"/>
+                <w:b/>
+                <w:bCs/>
+                <w:color w:val="C7C7C7"/>
+                <w:sz w:val="21"/>
+                <w:szCs w:val="21"/>
+              </w:rPr>
+              <w:t>funcional</w:t>
+            </w:r>
+            <w:proofErr w:type="spellEnd"/>
+            <w:r>
+              <w:rPr>
+                <w:rStyle w:val="ng-star-inserted"/>
+                <w:rFonts w:ascii="Google Sans Text" w:hAnsi="Google Sans Text"/>
+                <w:b/>
+                <w:bCs/>
+                <w:color w:val="C7C7C7"/>
+                <w:sz w:val="21"/>
+                <w:szCs w:val="21"/>
+              </w:rPr>
+              <w:t xml:space="preserve"> de </w:t>
+            </w:r>
+            <w:proofErr w:type="spellStart"/>
+            <w:r>
+              <w:rPr>
+                <w:rStyle w:val="ng-star-inserted"/>
+                <w:rFonts w:ascii="Google Sans Text" w:hAnsi="Google Sans Text"/>
+                <w:b/>
+                <w:bCs/>
+                <w:color w:val="C7C7C7"/>
+                <w:sz w:val="21"/>
+                <w:szCs w:val="21"/>
+              </w:rPr>
+              <w:t>nivel</w:t>
+            </w:r>
+            <w:proofErr w:type="spellEnd"/>
+            <w:r>
+              <w:rPr>
+                <w:rStyle w:val="ng-star-inserted"/>
+                <w:rFonts w:ascii="Google Sans Text" w:hAnsi="Google Sans Text"/>
+                <w:b/>
+                <w:bCs/>
+                <w:color w:val="C7C7C7"/>
+                <w:sz w:val="21"/>
+                <w:szCs w:val="21"/>
+              </w:rPr>
+              <w:t xml:space="preserve"> 0</w:t>
             </w:r>
           </w:p>
         </w:tc>
@@ -759,7 +1033,7 @@
           <w:p>
             <w:pPr>
               <w:rPr>
-                <w:rFonts w:ascii="Google Sans Text" w:hAnsi="Google Sans Text"/>
+                <w:rFonts w:ascii="Google Sans Text" w:hAnsi="Google Sans Text" w:hint="eastAsia"/>
                 <w:b/>
                 <w:bCs/>
                 <w:color w:val="C7C7C7"/>
@@ -797,7 +1071,61 @@
                 <w:sz w:val="21"/>
                 <w:szCs w:val="21"/>
               </w:rPr>
-              <w:t xml:space="preserve">Caso de uso  asociado </w:t>
+              <w:t xml:space="preserve">Caso de </w:t>
+            </w:r>
+            <w:proofErr w:type="spellStart"/>
+            <w:proofErr w:type="gramStart"/>
+            <w:r>
+              <w:rPr>
+                <w:rStyle w:val="ng-star-inserted"/>
+                <w:rFonts w:ascii="Google Sans Text" w:hAnsi="Google Sans Text"/>
+                <w:b/>
+                <w:bCs/>
+                <w:color w:val="C7C7C7"/>
+                <w:sz w:val="21"/>
+                <w:szCs w:val="21"/>
+              </w:rPr>
+              <w:t>uso</w:t>
+            </w:r>
+            <w:proofErr w:type="spellEnd"/>
+            <w:r>
+              <w:rPr>
+                <w:rStyle w:val="ng-star-inserted"/>
+                <w:rFonts w:ascii="Google Sans Text" w:hAnsi="Google Sans Text"/>
+                <w:b/>
+                <w:bCs/>
+                <w:color w:val="C7C7C7"/>
+                <w:sz w:val="21"/>
+                <w:szCs w:val="21"/>
+              </w:rPr>
+              <w:t xml:space="preserve">  </w:t>
+            </w:r>
+            <w:proofErr w:type="spellStart"/>
+            <w:r>
+              <w:rPr>
+                <w:rStyle w:val="ng-star-inserted"/>
+                <w:rFonts w:ascii="Google Sans Text" w:hAnsi="Google Sans Text"/>
+                <w:b/>
+                <w:bCs/>
+                <w:color w:val="C7C7C7"/>
+                <w:sz w:val="21"/>
+                <w:szCs w:val="21"/>
+              </w:rPr>
+              <w:t>asociado</w:t>
+            </w:r>
+            <w:proofErr w:type="spellEnd"/>
+            <w:proofErr w:type="gramEnd"/>
+            <w:r>
+              <w:rPr>
+                <w:rStyle w:val="ng-star-inserted"/>
+                <w:rFonts w:ascii="Google Sans Text" w:hAnsi="Google Sans Text"/>
+                <w:b/>
+                <w:bCs/>
+                <w:color w:val="C7C7C7"/>
+                <w:sz w:val="21"/>
+                <w:szCs w:val="21"/>
+              </w:rPr>
+              <w:t xml:space="preserve"> </w:t>
             </w:r>
           </w:p>
         </w:tc>
@@ -822,9 +1150,27 @@
             <w:tcW w:w="2484" w:type="dxa"/>
           </w:tcPr>
           <w:p>
-            <w:r>
-              <w:t>Entero o texto corto</w:t>
-            </w:r>
+            <w:proofErr w:type="spellStart"/>
+            <w:r>
+              <w:t>Entero</w:t>
+            </w:r>
+            <w:proofErr w:type="spellEnd"/>
+            <w:r>
+              <w:t xml:space="preserve"> o </w:t>
+            </w:r>
+            <w:proofErr w:type="spellStart"/>
+            <w:r>
+              <w:t>texto</w:t>
+            </w:r>
+            <w:proofErr w:type="spellEnd"/>
+            <w:r>
+              <w:t xml:space="preserve"> </w:t>
+            </w:r>
+            <w:proofErr w:type="spellStart"/>
+            <w:r>
+              <w:t>corto</w:t>
+            </w:r>
+            <w:proofErr w:type="spellEnd"/>
           </w:p>
         </w:tc>
         <w:tc>
@@ -832,12 +1178,27 @@
             <w:tcW w:w="2484" w:type="dxa"/>
           </w:tcPr>
           <w:p>
-            <w:r>
-              <w:t xml:space="preserve">Identificador único del </w:t>
-            </w:r>
+            <w:proofErr w:type="spellStart"/>
+            <w:r>
+              <w:t>Identificador</w:t>
+            </w:r>
+            <w:proofErr w:type="spellEnd"/>
+            <w:r>
+              <w:t xml:space="preserve"> </w:t>
+            </w:r>
+            <w:proofErr w:type="spellStart"/>
+            <w:r>
+              <w:t>único</w:t>
+            </w:r>
+            <w:proofErr w:type="spellEnd"/>
+            <w:r>
+              <w:t xml:space="preserve"> del </w:t>
+            </w:r>
+            <w:proofErr w:type="spellStart"/>
             <w:r>
               <w:t>empleado</w:t>
             </w:r>
+            <w:proofErr w:type="spellEnd"/>
             <w:r>
               <w:t>.</w:t>
             </w:r>
@@ -848,8 +1209,21 @@
             <w:tcW w:w="2484" w:type="dxa"/>
           </w:tcPr>
           <w:p>
-            <w:r>
-              <w:t>Obligatorio y no repetido.</w:t>
+            <w:proofErr w:type="spellStart"/>
+            <w:r>
+              <w:t>Obligatorio</w:t>
+            </w:r>
+            <w:proofErr w:type="spellEnd"/>
+            <w:r>
+              <w:t xml:space="preserve"> y no </w:t>
+            </w:r>
+            <w:proofErr w:type="spellStart"/>
+            <w:r>
+              <w:t>repetido</w:t>
+            </w:r>
+            <w:proofErr w:type="spellEnd"/>
+            <w:r>
+              <w:t>.</w:t>
             </w:r>
           </w:p>
         </w:tc>
@@ -864,12 +1238,14 @@
             <w:tcW w:w="2484" w:type="dxa"/>
           </w:tcPr>
           <w:p>
+            <w:proofErr w:type="spellStart"/>
             <w:r>
               <w:t>Nombr</w:t>
             </w:r>
             <w:r>
               <w:t>e</w:t>
             </w:r>
+            <w:proofErr w:type="spellEnd"/>
           </w:p>
         </w:tc>
         <w:tc>
@@ -877,9 +1253,11 @@
             <w:tcW w:w="2484" w:type="dxa"/>
           </w:tcPr>
           <w:p>
+            <w:proofErr w:type="spellStart"/>
             <w:r>
               <w:t>Texto</w:t>
             </w:r>
+            <w:proofErr w:type="spellEnd"/>
           </w:p>
         </w:tc>
         <w:tc>
@@ -917,8 +1295,13 @@
             <w:tcW w:w="2484" w:type="dxa"/>
           </w:tcPr>
           <w:p>
-            <w:r>
-              <w:t>Obligatorio.</w:t>
+            <w:proofErr w:type="spellStart"/>
+            <w:r>
+              <w:t>Obligatorio</w:t>
+            </w:r>
+            <w:proofErr w:type="spellEnd"/>
+            <w:r>
+              <w:t>.</w:t>
             </w:r>
           </w:p>
         </w:tc>
@@ -933,9 +1316,11 @@
             <w:tcW w:w="2484" w:type="dxa"/>
           </w:tcPr>
           <w:p>
+            <w:proofErr w:type="spellStart"/>
             <w:r>
               <w:t>Rol</w:t>
             </w:r>
+            <w:proofErr w:type="spellEnd"/>
           </w:p>
           <w:p/>
         </w:tc>
@@ -944,8 +1329,18 @@
             <w:tcW w:w="2484" w:type="dxa"/>
           </w:tcPr>
           <w:p>
-            <w:r>
-              <w:t>Texto(Enum)</w:t>
+            <w:proofErr w:type="spellStart"/>
+            <w:proofErr w:type="gramStart"/>
+            <w:r>
+              <w:t>Texto</w:t>
+            </w:r>
+            <w:proofErr w:type="spellEnd"/>
+            <w:r>
+              <w:t>(</w:t>
+            </w:r>
+            <w:proofErr w:type="gramEnd"/>
+            <w:r>
+              <w:t>Enum)</w:t>
             </w:r>
           </w:p>
         </w:tc>
@@ -963,7 +1358,21 @@
               <w:rPr>
                 <w:lang w:val="es-EC"/>
               </w:rPr>
-              <w:t>Cargo (Guardia, Supervisor, Centralista, Jefe)</w:t>
+              <w:t xml:space="preserve">Cargo (Guardia, Supervisor, Centralista, </w:t>
+            </w:r>
+            <w:proofErr w:type="gramStart"/>
+            <w:r>
+              <w:rPr>
+                <w:lang w:val="es-EC"/>
+              </w:rPr>
+              <w:t>Jefe</w:t>
+            </w:r>
+            <w:proofErr w:type="gramEnd"/>
+            <w:r>
+              <w:rPr>
+                <w:lang w:val="es-EC"/>
+              </w:rPr>
+              <w:t>)</w:t>
             </w:r>
             <w:r>
               <w:rPr>
@@ -1014,9 +1423,11 @@
             <w:tcW w:w="2484" w:type="dxa"/>
           </w:tcPr>
           <w:p>
+            <w:proofErr w:type="spellStart"/>
             <w:r>
               <w:t>Correo</w:t>
             </w:r>
+            <w:proofErr w:type="spellEnd"/>
           </w:p>
         </w:tc>
         <w:tc>
@@ -1024,9 +1435,11 @@
             <w:tcW w:w="2484" w:type="dxa"/>
           </w:tcPr>
           <w:p>
+            <w:proofErr w:type="spellStart"/>
             <w:r>
               <w:t>Texto</w:t>
             </w:r>
+            <w:proofErr w:type="spellEnd"/>
           </w:p>
         </w:tc>
         <w:tc>
@@ -1093,6 +1506,7 @@
         </w:rPr>
         <w:t>(M</w:t>
       </w:r>
+      <w:proofErr w:type="spellStart"/>
       <w:r>
         <w:rPr>
           <w:lang w:val="es-MX"/>
@@ -1103,7 +1517,14 @@
         <w:rPr>
           <w:lang w:val="es-EC"/>
         </w:rPr>
-        <w:t>dulo RF-01)</w:t>
+        <w:t>dulo</w:t>
+      </w:r>
+      <w:proofErr w:type="spellEnd"/>
+      <w:r>
+        <w:rPr>
+          <w:lang w:val="es-EC"/>
+        </w:rPr>
+        <w:t xml:space="preserve"> RF-01)</w:t>
       </w:r>
     </w:p>
     <w:tbl>
@@ -1141,8 +1562,29 @@
             <w:shd w:val="clear" w:color="auto" w:fill="1F4E79"/>
           </w:tcPr>
           <w:p>
-            <w:r>
-              <w:t>Requisito funcional de nivel 0</w:t>
+            <w:proofErr w:type="spellStart"/>
+            <w:r>
+              <w:t>Requisito</w:t>
+            </w:r>
+            <w:proofErr w:type="spellEnd"/>
+            <w:r>
+              <w:t xml:space="preserve"> </w:t>
+            </w:r>
+            <w:proofErr w:type="spellStart"/>
+            <w:r>
+              <w:t>funcional</w:t>
+            </w:r>
+            <w:proofErr w:type="spellEnd"/>
+            <w:r>
+              <w:t xml:space="preserve"> de </w:t>
+            </w:r>
+            <w:proofErr w:type="spellStart"/>
+            <w:r>
+              <w:t>nivel</w:t>
+            </w:r>
+            <w:proofErr w:type="spellEnd"/>
+            <w:r>
+              <w:t xml:space="preserve"> 0</w:t>
             </w:r>
           </w:p>
         </w:tc>
@@ -1164,8 +1606,21 @@
           </w:tcPr>
           <w:p>
             <w:r>
-              <w:t>Caso de uso asociado</w:t>
-            </w:r>
+              <w:t xml:space="preserve">Caso de </w:t>
+            </w:r>
+            <w:proofErr w:type="spellStart"/>
+            <w:r>
+              <w:t>uso</w:t>
+            </w:r>
+            <w:proofErr w:type="spellEnd"/>
+            <w:r>
+              <w:t xml:space="preserve"> </w:t>
+            </w:r>
+            <w:proofErr w:type="spellStart"/>
+            <w:r>
+              <w:t>asociado</w:t>
+            </w:r>
+            <w:proofErr w:type="spellEnd"/>
           </w:p>
         </w:tc>
       </w:tr>
@@ -1211,8 +1666,13 @@
           </w:tcPr>
           <w:p>
             <w:r>
-              <w:t>Jefe de logística</w:t>
-            </w:r>
+              <w:t xml:space="preserve">Jefe de </w:t>
+            </w:r>
+            <w:proofErr w:type="spellStart"/>
+            <w:r>
+              <w:t>logística</w:t>
+            </w:r>
+            <w:proofErr w:type="spellEnd"/>
           </w:p>
         </w:tc>
         <w:tc>
@@ -1220,9 +1680,19 @@
             <w:tcW w:w="2484" w:type="dxa"/>
           </w:tcPr>
           <w:p>
-            <w:r>
-              <w:t>Crear empleado</w:t>
-            </w:r>
+            <w:proofErr w:type="spellStart"/>
+            <w:r>
+              <w:t>Crear</w:t>
+            </w:r>
+            <w:proofErr w:type="spellEnd"/>
+            <w:r>
+              <w:t xml:space="preserve"> </w:t>
+            </w:r>
+            <w:proofErr w:type="spellStart"/>
+            <w:r>
+              <w:t>empleado</w:t>
+            </w:r>
+            <w:proofErr w:type="spellEnd"/>
           </w:p>
         </w:tc>
       </w:tr>
@@ -1280,8 +1750,13 @@
           </w:tcPr>
           <w:p>
             <w:r>
-              <w:t>Jefe de logística</w:t>
-            </w:r>
+              <w:t xml:space="preserve">Jefe de </w:t>
+            </w:r>
+            <w:proofErr w:type="spellStart"/>
+            <w:r>
+              <w:t>logística</w:t>
+            </w:r>
+            <w:proofErr w:type="spellEnd"/>
           </w:p>
         </w:tc>
         <w:tc>
@@ -1289,9 +1764,19 @@
             <w:tcW w:w="2484" w:type="dxa"/>
           </w:tcPr>
           <w:p>
-            <w:r>
-              <w:t>Editar empleado</w:t>
-            </w:r>
+            <w:proofErr w:type="spellStart"/>
+            <w:r>
+              <w:t>Editar</w:t>
+            </w:r>
+            <w:proofErr w:type="spellEnd"/>
+            <w:r>
+              <w:t xml:space="preserve"> </w:t>
+            </w:r>
+            <w:proofErr w:type="spellStart"/>
+            <w:r>
+              <w:t>empleado</w:t>
+            </w:r>
+            <w:proofErr w:type="spellEnd"/>
           </w:p>
         </w:tc>
       </w:tr>
@@ -1358,8 +1843,13 @@
           </w:tcPr>
           <w:p>
             <w:r>
-              <w:t>Jefe de logística</w:t>
-            </w:r>
+              <w:t xml:space="preserve">Jefe de </w:t>
+            </w:r>
+            <w:proofErr w:type="spellStart"/>
+            <w:r>
+              <w:t>logística</w:t>
+            </w:r>
+            <w:proofErr w:type="spellEnd"/>
           </w:p>
         </w:tc>
         <w:tc>
@@ -1367,9 +1857,19 @@
             <w:tcW w:w="2484" w:type="dxa"/>
           </w:tcPr>
           <w:p>
-            <w:r>
-              <w:t>Eliminar estudiante</w:t>
-            </w:r>
+            <w:proofErr w:type="spellStart"/>
+            <w:r>
+              <w:t>Eliminar</w:t>
+            </w:r>
+            <w:proofErr w:type="spellEnd"/>
+            <w:r>
+              <w:t xml:space="preserve"> </w:t>
+            </w:r>
+            <w:proofErr w:type="spellStart"/>
+            <w:r>
+              <w:t>estudiante</w:t>
+            </w:r>
+            <w:proofErr w:type="spellEnd"/>
           </w:p>
         </w:tc>
       </w:tr>
@@ -1421,9 +1921,19 @@
             <w:tcW w:w="2484" w:type="dxa"/>
           </w:tcPr>
           <w:p>
-            <w:r>
-              <w:t>Generar credenciales</w:t>
-            </w:r>
+            <w:proofErr w:type="spellStart"/>
+            <w:r>
+              <w:t>Generar</w:t>
+            </w:r>
+            <w:proofErr w:type="spellEnd"/>
+            <w:r>
+              <w:t xml:space="preserve"> </w:t>
+            </w:r>
+            <w:proofErr w:type="spellStart"/>
+            <w:r>
+              <w:t>credenciales</w:t>
+            </w:r>
+            <w:proofErr w:type="spellEnd"/>
           </w:p>
         </w:tc>
       </w:tr>
@@ -1478,8 +1988,13 @@
             <w:r>
               <w:t xml:space="preserve">Validar </w:t>
             </w:r>
-            <w:r>
-              <w:t>identidad (OTP)</w:t>
+            <w:proofErr w:type="spellStart"/>
+            <w:r>
+              <w:t>identidad</w:t>
+            </w:r>
+            <w:proofErr w:type="spellEnd"/>
+            <w:r>
+              <w:t xml:space="preserve"> (OTP)</w:t>
             </w:r>
           </w:p>
         </w:tc>
@@ -1503,34 +2018,60 @@
         <w:rPr>
           <w:lang w:val="es-EC"/>
         </w:rPr>
-        <w:t xml:space="preserve">. Código PlantUML: diagrama de casos de uso </w:t>
-      </w:r>
+        <w:t xml:space="preserve">. Código </w:t>
+      </w:r>
+      <w:proofErr w:type="spellStart"/>
+      <w:r>
+        <w:rPr>
+          <w:lang w:val="es-EC"/>
+        </w:rPr>
+        <w:t>PlantUML</w:t>
+      </w:r>
+      <w:proofErr w:type="spellEnd"/>
+      <w:r>
+        <w:rPr>
+          <w:lang w:val="es-EC"/>
+        </w:rPr>
+        <w:t xml:space="preserve">: diagrama de casos de uso </w:t>
+      </w:r>
+      <w:proofErr w:type="spellStart"/>
       <w:r>
         <w:rPr>
           <w:lang w:val="es-EC"/>
         </w:rPr>
         <w:t>GestionarEmpleados</w:t>
       </w:r>
+      <w:proofErr w:type="spellEnd"/>
     </w:p>
     <w:p>
       <w:pPr>
         <w:pStyle w:val="CodeBlock"/>
         <w:shd w:val="clear" w:color="auto" w:fill="F2F2F2"/>
-        <w:rPr>
-          <w:sz w:val="18"/>
-        </w:rPr>
-      </w:pPr>
-      <w:r>
-        <w:rPr>
-          <w:sz w:val="18"/>
-        </w:rPr>
-        <w:t>@startuml</w:t>
-      </w:r>
+        <w:spacing w:before="0" w:after="0" w:line="240" w:lineRule="auto"/>
+        <w:rPr>
+          <w:sz w:val="18"/>
+        </w:rPr>
+      </w:pPr>
+      <w:r>
+        <w:rPr>
+          <w:sz w:val="18"/>
+        </w:rPr>
+        <w:t>@</w:t>
+      </w:r>
+      <w:proofErr w:type="gramStart"/>
+      <w:r>
+        <w:rPr>
+          <w:sz w:val="18"/>
+        </w:rPr>
+        <w:t>startuml</w:t>
+      </w:r>
+      <w:proofErr w:type="gramEnd"/>
     </w:p>
     <w:p>
       <w:pPr>
         <w:pStyle w:val="CodeBlock"/>
         <w:shd w:val="clear" w:color="auto" w:fill="F2F2F2"/>
+        <w:spacing w:before="0" w:after="0" w:line="240" w:lineRule="auto"/>
         <w:rPr>
           <w:sz w:val="18"/>
         </w:rPr>
@@ -1540,21 +2081,45 @@
       <w:pPr>
         <w:pStyle w:val="CodeBlock"/>
         <w:shd w:val="clear" w:color="auto" w:fill="F2F2F2"/>
-        <w:rPr>
-          <w:sz w:val="18"/>
-        </w:rPr>
-      </w:pPr>
-      <w:r>
-        <w:rPr>
-          <w:sz w:val="18"/>
-        </w:rPr>
-        <w:t>skinparam actorStyle awesome</w:t>
+        <w:spacing w:before="0" w:after="0" w:line="240" w:lineRule="auto"/>
+        <w:rPr>
+          <w:sz w:val="18"/>
+        </w:rPr>
+      </w:pPr>
+      <w:proofErr w:type="spellStart"/>
+      <w:r>
+        <w:rPr>
+          <w:sz w:val="18"/>
+        </w:rPr>
+        <w:t>skinparam</w:t>
+      </w:r>
+      <w:proofErr w:type="spellEnd"/>
+      <w:r>
+        <w:rPr>
+          <w:sz w:val="18"/>
+        </w:rPr>
+        <w:t xml:space="preserve"> </w:t>
+      </w:r>
+      <w:proofErr w:type="spellStart"/>
+      <w:r>
+        <w:rPr>
+          <w:sz w:val="18"/>
+        </w:rPr>
+        <w:t>actorStyle</w:t>
+      </w:r>
+      <w:proofErr w:type="spellEnd"/>
+      <w:r>
+        <w:rPr>
+          <w:sz w:val="18"/>
+        </w:rPr>
+        <w:t xml:space="preserve"> awesome</w:t>
       </w:r>
     </w:p>
     <w:p>
       <w:pPr>
         <w:pStyle w:val="CodeBlock"/>
         <w:shd w:val="clear" w:color="auto" w:fill="F2F2F2"/>
+        <w:spacing w:before="0" w:after="0" w:line="240" w:lineRule="auto"/>
         <w:rPr>
           <w:sz w:val="18"/>
         </w:rPr>
@@ -1570,6 +2135,7 @@
       <w:pPr>
         <w:pStyle w:val="CodeBlock"/>
         <w:shd w:val="clear" w:color="auto" w:fill="F2F2F2"/>
+        <w:spacing w:before="0" w:after="0" w:line="240" w:lineRule="auto"/>
         <w:rPr>
           <w:sz w:val="18"/>
         </w:rPr>
@@ -1579,36 +2145,83 @@
       <w:pPr>
         <w:pStyle w:val="CodeBlock"/>
         <w:shd w:val="clear" w:color="auto" w:fill="F2F2F2"/>
-        <w:rPr>
-          <w:sz w:val="18"/>
-        </w:rPr>
-      </w:pPr>
-      <w:r>
-        <w:rPr>
-          <w:sz w:val="18"/>
-        </w:rPr>
-        <w:t>skinparam DefaultFontColor black</w:t>
+        <w:spacing w:before="0" w:after="0" w:line="240" w:lineRule="auto"/>
+        <w:rPr>
+          <w:sz w:val="18"/>
+        </w:rPr>
+      </w:pPr>
+      <w:proofErr w:type="spellStart"/>
+      <w:r>
+        <w:rPr>
+          <w:sz w:val="18"/>
+        </w:rPr>
+        <w:t>skinparam</w:t>
+      </w:r>
+      <w:proofErr w:type="spellEnd"/>
+      <w:r>
+        <w:rPr>
+          <w:sz w:val="18"/>
+        </w:rPr>
+        <w:t xml:space="preserve"> </w:t>
+      </w:r>
+      <w:proofErr w:type="spellStart"/>
+      <w:r>
+        <w:rPr>
+          <w:sz w:val="18"/>
+        </w:rPr>
+        <w:t>DefaultFontColor</w:t>
+      </w:r>
+      <w:proofErr w:type="spellEnd"/>
+      <w:r>
+        <w:rPr>
+          <w:sz w:val="18"/>
+        </w:rPr>
+        <w:t xml:space="preserve"> black</w:t>
       </w:r>
     </w:p>
     <w:p>
       <w:pPr>
         <w:pStyle w:val="CodeBlock"/>
         <w:shd w:val="clear" w:color="auto" w:fill="F2F2F2"/>
-        <w:rPr>
-          <w:sz w:val="18"/>
-        </w:rPr>
-      </w:pPr>
-      <w:r>
-        <w:rPr>
-          <w:sz w:val="18"/>
-        </w:rPr>
-        <w:t>skinparam BackgroundColor white</w:t>
+        <w:spacing w:before="0" w:after="0" w:line="240" w:lineRule="auto"/>
+        <w:rPr>
+          <w:sz w:val="18"/>
+        </w:rPr>
+      </w:pPr>
+      <w:proofErr w:type="spellStart"/>
+      <w:r>
+        <w:rPr>
+          <w:sz w:val="18"/>
+        </w:rPr>
+        <w:t>skinparam</w:t>
+      </w:r>
+      <w:proofErr w:type="spellEnd"/>
+      <w:r>
+        <w:rPr>
+          <w:sz w:val="18"/>
+        </w:rPr>
+        <w:t xml:space="preserve"> </w:t>
+      </w:r>
+      <w:proofErr w:type="spellStart"/>
+      <w:r>
+        <w:rPr>
+          <w:sz w:val="18"/>
+        </w:rPr>
+        <w:t>BackgroundColor</w:t>
+      </w:r>
+      <w:proofErr w:type="spellEnd"/>
+      <w:r>
+        <w:rPr>
+          <w:sz w:val="18"/>
+        </w:rPr>
+        <w:t xml:space="preserve"> white</w:t>
       </w:r>
     </w:p>
     <w:p>
       <w:pPr>
         <w:pStyle w:val="CodeBlock"/>
         <w:shd w:val="clear" w:color="auto" w:fill="F2F2F2"/>
+        <w:spacing w:before="0" w:after="0" w:line="240" w:lineRule="auto"/>
         <w:rPr>
           <w:sz w:val="18"/>
         </w:rPr>
@@ -1618,23 +2231,41 @@
       <w:pPr>
         <w:pStyle w:val="CodeBlock"/>
         <w:shd w:val="clear" w:color="auto" w:fill="F2F2F2"/>
-        <w:rPr>
-          <w:sz w:val="18"/>
-          <w:lang w:val="es-EC"/>
-        </w:rPr>
-      </w:pPr>
-      <w:r>
-        <w:rPr>
-          <w:sz w:val="18"/>
-          <w:lang w:val="es-EC"/>
-        </w:rPr>
-        <w:t>actor "Jefe Operativo/Logística" as Jefe</w:t>
+        <w:spacing w:before="0" w:after="0" w:line="240" w:lineRule="auto"/>
+        <w:rPr>
+          <w:sz w:val="18"/>
+          <w:lang w:val="es-EC"/>
+        </w:rPr>
+      </w:pPr>
+      <w:r>
+        <w:rPr>
+          <w:sz w:val="18"/>
+          <w:lang w:val="es-EC"/>
+        </w:rPr>
+        <w:t>actor "</w:t>
+      </w:r>
+      <w:proofErr w:type="gramStart"/>
+      <w:r>
+        <w:rPr>
+          <w:sz w:val="18"/>
+          <w:lang w:val="es-EC"/>
+        </w:rPr>
+        <w:t>Jefe</w:t>
+      </w:r>
+      <w:proofErr w:type="gramEnd"/>
+      <w:r>
+        <w:rPr>
+          <w:sz w:val="18"/>
+          <w:lang w:val="es-EC"/>
+        </w:rPr>
+        <w:t xml:space="preserve"> Operativo/Logística" as Jefe</w:t>
       </w:r>
     </w:p>
     <w:p>
       <w:pPr>
         <w:pStyle w:val="CodeBlock"/>
         <w:shd w:val="clear" w:color="auto" w:fill="F2F2F2"/>
+        <w:spacing w:before="0" w:after="0" w:line="240" w:lineRule="auto"/>
         <w:rPr>
           <w:sz w:val="18"/>
           <w:lang w:val="es-EC"/>
@@ -1645,23 +2276,199 @@
       <w:pPr>
         <w:pStyle w:val="CodeBlock"/>
         <w:shd w:val="clear" w:color="auto" w:fill="F2F2F2"/>
-        <w:rPr>
-          <w:sz w:val="18"/>
-          <w:lang w:val="es-EC"/>
-        </w:rPr>
-      </w:pPr>
-      <w:r>
-        <w:rPr>
-          <w:sz w:val="18"/>
-          <w:lang w:val="es-EC"/>
-        </w:rPr>
-        <w:t>rectangle "SNAAR - GESTIONAR EMPLEADOS (GE)" #White {</w:t>
+        <w:spacing w:before="0" w:after="0" w:line="240" w:lineRule="auto"/>
+        <w:rPr>
+          <w:sz w:val="18"/>
+          <w:lang w:val="es-EC"/>
+        </w:rPr>
+      </w:pPr>
+      <w:proofErr w:type="spellStart"/>
+      <w:r>
+        <w:rPr>
+          <w:sz w:val="18"/>
+          <w:lang w:val="es-EC"/>
+        </w:rPr>
+        <w:t>rectangle</w:t>
+      </w:r>
+      <w:proofErr w:type="spellEnd"/>
+      <w:r>
+        <w:rPr>
+          <w:sz w:val="18"/>
+          <w:lang w:val="es-EC"/>
+        </w:rPr>
+        <w:t xml:space="preserve"> "SNAAR - GESTIONAR EMPLEADOS (GE)" #White {</w:t>
       </w:r>
     </w:p>
     <w:p>
       <w:pPr>
         <w:pStyle w:val="CodeBlock"/>
         <w:shd w:val="clear" w:color="auto" w:fill="F2F2F2"/>
+        <w:spacing w:before="0" w:after="0" w:line="240" w:lineRule="auto"/>
+        <w:rPr>
+          <w:sz w:val="18"/>
+          <w:lang w:val="es-EC"/>
+        </w:rPr>
+      </w:pPr>
+      <w:r>
+        <w:rPr>
+          <w:sz w:val="18"/>
+          <w:lang w:val="es-EC"/>
+        </w:rPr>
+        <w:t xml:space="preserve">    </w:t>
+      </w:r>
+    </w:p>
+    <w:p>
+      <w:pPr>
+        <w:pStyle w:val="CodeBlock"/>
+        <w:shd w:val="clear" w:color="auto" w:fill="F2F2F2"/>
+        <w:spacing w:before="0" w:after="0" w:line="240" w:lineRule="auto"/>
+        <w:rPr>
+          <w:sz w:val="18"/>
+          <w:lang w:val="es-EC"/>
+        </w:rPr>
+      </w:pPr>
+      <w:r>
+        <w:rPr>
+          <w:sz w:val="18"/>
+          <w:lang w:val="es-EC"/>
+        </w:rPr>
+        <w:t xml:space="preserve">    </w:t>
+      </w:r>
+    </w:p>
+    <w:p>
+      <w:pPr>
+        <w:pStyle w:val="CodeBlock"/>
+        <w:shd w:val="clear" w:color="auto" w:fill="F2F2F2"/>
+        <w:spacing w:before="0" w:after="0" w:line="240" w:lineRule="auto"/>
+        <w:rPr>
+          <w:sz w:val="18"/>
+          <w:lang w:val="es-EC"/>
+        </w:rPr>
+      </w:pPr>
+      <w:r>
+        <w:rPr>
+          <w:sz w:val="18"/>
+          <w:lang w:val="es-EC"/>
+        </w:rPr>
+        <w:t xml:space="preserve">    </w:t>
+      </w:r>
+      <w:proofErr w:type="spellStart"/>
+      <w:r>
+        <w:rPr>
+          <w:sz w:val="18"/>
+          <w:lang w:val="es-EC"/>
+        </w:rPr>
+        <w:t>usecase</w:t>
+      </w:r>
+      <w:proofErr w:type="spellEnd"/>
+      <w:r>
+        <w:rPr>
+          <w:sz w:val="18"/>
+          <w:lang w:val="es-EC"/>
+        </w:rPr>
+        <w:t xml:space="preserve"> "Crear Empleado" as </w:t>
+      </w:r>
+      <w:proofErr w:type="spellStart"/>
+      <w:r>
+        <w:rPr>
+          <w:sz w:val="18"/>
+          <w:lang w:val="es-EC"/>
+        </w:rPr>
+        <w:t>UC_Crear</w:t>
+      </w:r>
+      <w:proofErr w:type="spellEnd"/>
+    </w:p>
+    <w:p>
+      <w:pPr>
+        <w:pStyle w:val="CodeBlock"/>
+        <w:shd w:val="clear" w:color="auto" w:fill="F2F2F2"/>
+        <w:spacing w:before="0" w:after="0" w:line="240" w:lineRule="auto"/>
+        <w:rPr>
+          <w:sz w:val="18"/>
+          <w:lang w:val="es-EC"/>
+        </w:rPr>
+      </w:pPr>
+      <w:r>
+        <w:rPr>
+          <w:sz w:val="18"/>
+          <w:lang w:val="es-EC"/>
+        </w:rPr>
+        <w:t xml:space="preserve">    </w:t>
+      </w:r>
+      <w:proofErr w:type="spellStart"/>
+      <w:r>
+        <w:rPr>
+          <w:sz w:val="18"/>
+          <w:lang w:val="es-EC"/>
+        </w:rPr>
+        <w:t>usecase</w:t>
+      </w:r>
+      <w:proofErr w:type="spellEnd"/>
+      <w:r>
+        <w:rPr>
+          <w:sz w:val="18"/>
+          <w:lang w:val="es-EC"/>
+        </w:rPr>
+        <w:t xml:space="preserve"> "Generar Credenciales de Acceso" as </w:t>
+      </w:r>
+      <w:proofErr w:type="spellStart"/>
+      <w:r>
+        <w:rPr>
+          <w:sz w:val="18"/>
+          <w:lang w:val="es-EC"/>
+        </w:rPr>
+        <w:t>UC_Generar</w:t>
+      </w:r>
+      <w:proofErr w:type="spellEnd"/>
+    </w:p>
+    <w:p>
+      <w:pPr>
+        <w:pStyle w:val="CodeBlock"/>
+        <w:shd w:val="clear" w:color="auto" w:fill="F2F2F2"/>
+        <w:spacing w:before="0" w:after="0" w:line="240" w:lineRule="auto"/>
+        <w:rPr>
+          <w:sz w:val="18"/>
+          <w:lang w:val="es-EC"/>
+        </w:rPr>
+      </w:pPr>
+      <w:r>
+        <w:rPr>
+          <w:sz w:val="18"/>
+          <w:lang w:val="es-EC"/>
+        </w:rPr>
+        <w:t xml:space="preserve">    </w:t>
+      </w:r>
+      <w:proofErr w:type="spellStart"/>
+      <w:r>
+        <w:rPr>
+          <w:sz w:val="18"/>
+          <w:lang w:val="es-EC"/>
+        </w:rPr>
+        <w:t>usecase</w:t>
+      </w:r>
+      <w:proofErr w:type="spellEnd"/>
+      <w:r>
+        <w:rPr>
+          <w:sz w:val="18"/>
+          <w:lang w:val="es-EC"/>
+        </w:rPr>
+        <w:t xml:space="preserve"> "Asignar relaciones laborales" as </w:t>
+      </w:r>
+      <w:proofErr w:type="spellStart"/>
+      <w:r>
+        <w:rPr>
+          <w:sz w:val="18"/>
+          <w:lang w:val="es-EC"/>
+        </w:rPr>
+        <w:t>UC_Asignar</w:t>
+      </w:r>
+      <w:proofErr w:type="spellEnd"/>
+    </w:p>
+    <w:p>
+      <w:pPr>
+        <w:pStyle w:val="CodeBlock"/>
+        <w:shd w:val="clear" w:color="auto" w:fill="F2F2F2"/>
+        <w:spacing w:before="0" w:after="0" w:line="240" w:lineRule="auto"/>
         <w:rPr>
           <w:sz w:val="18"/>
           <w:lang w:val="es-EC"/>
@@ -1675,11 +2482,37 @@
         <w:lastRenderedPageBreak/>
         <w:t xml:space="preserve">    </w:t>
       </w:r>
+      <w:proofErr w:type="spellStart"/>
+      <w:r>
+        <w:rPr>
+          <w:sz w:val="18"/>
+          <w:lang w:val="es-EC"/>
+        </w:rPr>
+        <w:t>usecase</w:t>
+      </w:r>
+      <w:proofErr w:type="spellEnd"/>
+      <w:r>
+        <w:rPr>
+          <w:sz w:val="18"/>
+          <w:lang w:val="es-EC"/>
+        </w:rPr>
+        <w:t xml:space="preserve"> "Habilitar chat de mensajería" as </w:t>
+      </w:r>
+      <w:proofErr w:type="spellStart"/>
+      <w:r>
+        <w:rPr>
+          <w:sz w:val="18"/>
+          <w:lang w:val="es-EC"/>
+        </w:rPr>
+        <w:t>UC_Habilitar</w:t>
+      </w:r>
+      <w:proofErr w:type="spellEnd"/>
     </w:p>
     <w:p>
       <w:pPr>
         <w:pStyle w:val="CodeBlock"/>
         <w:shd w:val="clear" w:color="auto" w:fill="F2F2F2"/>
+        <w:spacing w:before="0" w:after="0" w:line="240" w:lineRule="auto"/>
         <w:rPr>
           <w:sz w:val="18"/>
           <w:lang w:val="es-EC"/>
@@ -1692,167 +2525,257 @@
         </w:rPr>
         <w:t xml:space="preserve">    </w:t>
       </w:r>
+      <w:proofErr w:type="spellStart"/>
+      <w:r>
+        <w:rPr>
+          <w:sz w:val="18"/>
+          <w:lang w:val="es-EC"/>
+        </w:rPr>
+        <w:t>usecase</w:t>
+      </w:r>
+      <w:proofErr w:type="spellEnd"/>
+      <w:r>
+        <w:rPr>
+          <w:sz w:val="18"/>
+          <w:lang w:val="es-EC"/>
+        </w:rPr>
+        <w:t xml:space="preserve"> "Editar Empleado" as </w:t>
+      </w:r>
+      <w:proofErr w:type="spellStart"/>
+      <w:r>
+        <w:rPr>
+          <w:sz w:val="18"/>
+          <w:lang w:val="es-EC"/>
+        </w:rPr>
+        <w:t>UC_Editar</w:t>
+      </w:r>
+      <w:proofErr w:type="spellEnd"/>
     </w:p>
     <w:p>
       <w:pPr>
         <w:pStyle w:val="CodeBlock"/>
         <w:shd w:val="clear" w:color="auto" w:fill="F2F2F2"/>
-        <w:rPr>
-          <w:sz w:val="18"/>
-          <w:lang w:val="es-EC"/>
-        </w:rPr>
-      </w:pPr>
-      <w:r>
-        <w:rPr>
-          <w:sz w:val="18"/>
-          <w:lang w:val="es-EC"/>
-        </w:rPr>
-        <w:t xml:space="preserve">    usecase "Crear Empleado" as UC_Crear</w:t>
-      </w:r>
+        <w:spacing w:before="0" w:after="0" w:line="240" w:lineRule="auto"/>
+        <w:rPr>
+          <w:sz w:val="18"/>
+          <w:lang w:val="es-EC"/>
+        </w:rPr>
+      </w:pPr>
+      <w:r>
+        <w:rPr>
+          <w:sz w:val="18"/>
+          <w:lang w:val="es-EC"/>
+        </w:rPr>
+        <w:t xml:space="preserve">    </w:t>
+      </w:r>
+      <w:proofErr w:type="spellStart"/>
+      <w:r>
+        <w:rPr>
+          <w:sz w:val="18"/>
+          <w:lang w:val="es-EC"/>
+        </w:rPr>
+        <w:t>usecase</w:t>
+      </w:r>
+      <w:proofErr w:type="spellEnd"/>
+      <w:r>
+        <w:rPr>
+          <w:sz w:val="18"/>
+          <w:lang w:val="es-EC"/>
+        </w:rPr>
+        <w:t xml:space="preserve"> "Eliminar Empleado" as </w:t>
+      </w:r>
+      <w:proofErr w:type="spellStart"/>
+      <w:r>
+        <w:rPr>
+          <w:sz w:val="18"/>
+          <w:lang w:val="es-EC"/>
+        </w:rPr>
+        <w:t>UC_Eliminar</w:t>
+      </w:r>
+      <w:proofErr w:type="spellEnd"/>
     </w:p>
     <w:p>
       <w:pPr>
         <w:pStyle w:val="CodeBlock"/>
         <w:shd w:val="clear" w:color="auto" w:fill="F2F2F2"/>
-        <w:rPr>
-          <w:sz w:val="18"/>
-          <w:lang w:val="es-EC"/>
-        </w:rPr>
-      </w:pPr>
-      <w:r>
-        <w:rPr>
-          <w:sz w:val="18"/>
-          <w:lang w:val="es-EC"/>
-        </w:rPr>
-        <w:t xml:space="preserve">    usecase "Generar Credenciales de Acceso" as UC_Generar</w:t>
-      </w:r>
+        <w:spacing w:before="0" w:after="0" w:line="240" w:lineRule="auto"/>
+        <w:rPr>
+          <w:sz w:val="18"/>
+          <w:lang w:val="es-EC"/>
+        </w:rPr>
+      </w:pPr>
     </w:p>
     <w:p>
       <w:pPr>
         <w:pStyle w:val="CodeBlock"/>
         <w:shd w:val="clear" w:color="auto" w:fill="F2F2F2"/>
-        <w:rPr>
-          <w:sz w:val="18"/>
-          <w:lang w:val="es-EC"/>
-        </w:rPr>
-      </w:pPr>
-      <w:r>
-        <w:rPr>
-          <w:sz w:val="18"/>
-          <w:lang w:val="es-EC"/>
-        </w:rPr>
-        <w:t xml:space="preserve">    usecase "Asignar relaciones laborales" as UC_Asignar</w:t>
+        <w:spacing w:before="0" w:after="0" w:line="240" w:lineRule="auto"/>
+        <w:rPr>
+          <w:sz w:val="18"/>
+          <w:lang w:val="es-EC"/>
+        </w:rPr>
+      </w:pPr>
+      <w:r>
+        <w:rPr>
+          <w:sz w:val="18"/>
+          <w:lang w:val="es-EC"/>
+        </w:rPr>
+        <w:t>}</w:t>
       </w:r>
     </w:p>
     <w:p>
       <w:pPr>
         <w:pStyle w:val="CodeBlock"/>
         <w:shd w:val="clear" w:color="auto" w:fill="F2F2F2"/>
-        <w:rPr>
-          <w:sz w:val="18"/>
-          <w:lang w:val="es-EC"/>
-        </w:rPr>
-      </w:pPr>
-      <w:r>
-        <w:rPr>
-          <w:sz w:val="18"/>
-          <w:lang w:val="es-EC"/>
-        </w:rPr>
-        <w:t xml:space="preserve">    usecase "Habilitar chat de mensajería" as UC_Habilitar</w:t>
-      </w:r>
+        <w:spacing w:before="0" w:after="0" w:line="240" w:lineRule="auto"/>
+        <w:rPr>
+          <w:sz w:val="18"/>
+          <w:lang w:val="es-EC"/>
+        </w:rPr>
+      </w:pPr>
     </w:p>
     <w:p>
       <w:pPr>
         <w:pStyle w:val="CodeBlock"/>
         <w:shd w:val="clear" w:color="auto" w:fill="F2F2F2"/>
-        <w:rPr>
-          <w:sz w:val="18"/>
-          <w:lang w:val="es-EC"/>
-        </w:rPr>
-      </w:pPr>
-      <w:r>
-        <w:rPr>
-          <w:sz w:val="18"/>
-          <w:lang w:val="es-EC"/>
-        </w:rPr>
-        <w:t xml:space="preserve">    usecase "Editar Empleado" as UC_Editar</w:t>
+        <w:spacing w:before="0" w:after="0" w:line="240" w:lineRule="auto"/>
+        <w:rPr>
+          <w:sz w:val="18"/>
+          <w:lang w:val="es-EC"/>
+        </w:rPr>
+      </w:pPr>
+      <w:r>
+        <w:rPr>
+          <w:sz w:val="18"/>
+          <w:lang w:val="es-EC"/>
+        </w:rPr>
+        <w:t>' Uniones de actores a casos de uso</w:t>
       </w:r>
     </w:p>
     <w:p>
       <w:pPr>
         <w:pStyle w:val="CodeBlock"/>
         <w:shd w:val="clear" w:color="auto" w:fill="F2F2F2"/>
-        <w:rPr>
-          <w:sz w:val="18"/>
-          <w:lang w:val="es-EC"/>
-        </w:rPr>
-      </w:pPr>
-      <w:r>
-        <w:rPr>
-          <w:sz w:val="18"/>
-          <w:lang w:val="es-EC"/>
-        </w:rPr>
-        <w:t xml:space="preserve">    usecase "Eliminar Empleado" as UC_Eliminar</w:t>
-      </w:r>
+        <w:spacing w:before="0" w:after="0" w:line="240" w:lineRule="auto"/>
+        <w:rPr>
+          <w:sz w:val="18"/>
+          <w:lang w:val="es-EC"/>
+        </w:rPr>
+      </w:pPr>
     </w:p>
     <w:p>
       <w:pPr>
         <w:pStyle w:val="CodeBlock"/>
         <w:shd w:val="clear" w:color="auto" w:fill="F2F2F2"/>
-        <w:rPr>
-          <w:sz w:val="18"/>
-          <w:lang w:val="es-EC"/>
-        </w:rPr>
-      </w:pPr>
+        <w:spacing w:before="0" w:after="0" w:line="240" w:lineRule="auto"/>
+        <w:rPr>
+          <w:sz w:val="18"/>
+          <w:lang w:val="es-EC"/>
+        </w:rPr>
+      </w:pPr>
+      <w:r>
+        <w:rPr>
+          <w:sz w:val="18"/>
+          <w:lang w:val="es-EC"/>
+        </w:rPr>
+        <w:t>Jefe--</w:t>
+      </w:r>
+      <w:proofErr w:type="spellStart"/>
+      <w:r>
+        <w:rPr>
+          <w:sz w:val="18"/>
+          <w:lang w:val="es-EC"/>
+        </w:rPr>
+        <w:t>UC_Crear</w:t>
+      </w:r>
+      <w:proofErr w:type="spellEnd"/>
     </w:p>
     <w:p>
       <w:pPr>
         <w:pStyle w:val="CodeBlock"/>
         <w:shd w:val="clear" w:color="auto" w:fill="F2F2F2"/>
-        <w:rPr>
-          <w:sz w:val="18"/>
-          <w:lang w:val="es-EC"/>
-        </w:rPr>
-      </w:pPr>
-      <w:r>
-        <w:rPr>
-          <w:sz w:val="18"/>
-          <w:lang w:val="es-EC"/>
-        </w:rPr>
-        <w:t>}</w:t>
-      </w:r>
+        <w:spacing w:before="0" w:after="0" w:line="240" w:lineRule="auto"/>
+        <w:rPr>
+          <w:sz w:val="18"/>
+          <w:lang w:val="es-EC"/>
+        </w:rPr>
+      </w:pPr>
+      <w:r>
+        <w:rPr>
+          <w:sz w:val="18"/>
+          <w:lang w:val="es-EC"/>
+        </w:rPr>
+        <w:t>Jefe--</w:t>
+      </w:r>
+      <w:proofErr w:type="spellStart"/>
+      <w:r>
+        <w:rPr>
+          <w:sz w:val="18"/>
+          <w:lang w:val="es-EC"/>
+        </w:rPr>
+        <w:t>UC_Asignar</w:t>
+      </w:r>
+      <w:proofErr w:type="spellEnd"/>
     </w:p>
     <w:p>
       <w:pPr>
         <w:pStyle w:val="CodeBlock"/>
         <w:shd w:val="clear" w:color="auto" w:fill="F2F2F2"/>
-        <w:rPr>
-          <w:sz w:val="18"/>
-          <w:lang w:val="es-EC"/>
-        </w:rPr>
-      </w:pPr>
+        <w:spacing w:before="0" w:after="0" w:line="240" w:lineRule="auto"/>
+        <w:rPr>
+          <w:sz w:val="18"/>
+          <w:lang w:val="es-EC"/>
+        </w:rPr>
+      </w:pPr>
+      <w:r>
+        <w:rPr>
+          <w:sz w:val="18"/>
+          <w:lang w:val="es-EC"/>
+        </w:rPr>
+        <w:t>Jefe--</w:t>
+      </w:r>
+      <w:proofErr w:type="spellStart"/>
+      <w:r>
+        <w:rPr>
+          <w:sz w:val="18"/>
+          <w:lang w:val="es-EC"/>
+        </w:rPr>
+        <w:t>UC_Editar</w:t>
+      </w:r>
+      <w:proofErr w:type="spellEnd"/>
     </w:p>
     <w:p>
       <w:pPr>
         <w:pStyle w:val="CodeBlock"/>
         <w:shd w:val="clear" w:color="auto" w:fill="F2F2F2"/>
-        <w:rPr>
-          <w:sz w:val="18"/>
-          <w:lang w:val="es-EC"/>
-        </w:rPr>
-      </w:pPr>
-      <w:r>
-        <w:rPr>
-          <w:sz w:val="18"/>
-          <w:lang w:val="es-EC"/>
-        </w:rPr>
-        <w:t>' Uniones de actores a casos de uso</w:t>
-      </w:r>
+        <w:spacing w:before="0" w:after="0" w:line="240" w:lineRule="auto"/>
+        <w:rPr>
+          <w:sz w:val="18"/>
+          <w:lang w:val="es-EC"/>
+        </w:rPr>
+      </w:pPr>
+      <w:r>
+        <w:rPr>
+          <w:sz w:val="18"/>
+          <w:lang w:val="es-EC"/>
+        </w:rPr>
+        <w:t>Jefe--</w:t>
+      </w:r>
+      <w:proofErr w:type="spellStart"/>
+      <w:r>
+        <w:rPr>
+          <w:sz w:val="18"/>
+          <w:lang w:val="es-EC"/>
+        </w:rPr>
+        <w:t>UC_Eliminar</w:t>
+      </w:r>
+      <w:proofErr w:type="spellEnd"/>
     </w:p>
     <w:p>
       <w:pPr>
         <w:pStyle w:val="CodeBlock"/>
         <w:shd w:val="clear" w:color="auto" w:fill="F2F2F2"/>
+        <w:spacing w:before="0" w:after="0" w:line="240" w:lineRule="auto"/>
         <w:rPr>
           <w:sz w:val="18"/>
           <w:lang w:val="es-EC"/>
@@ -1863,74 +2786,222 @@
       <w:pPr>
         <w:pStyle w:val="CodeBlock"/>
         <w:shd w:val="clear" w:color="auto" w:fill="F2F2F2"/>
-        <w:rPr>
-          <w:sz w:val="18"/>
-          <w:lang w:val="es-EC"/>
-        </w:rPr>
-      </w:pPr>
-      <w:r>
-        <w:rPr>
-          <w:sz w:val="18"/>
-          <w:lang w:val="es-EC"/>
-        </w:rPr>
-        <w:t>Jefe--UC_Crear</w:t>
-      </w:r>
+        <w:spacing w:before="0" w:after="0" w:line="240" w:lineRule="auto"/>
+        <w:rPr>
+          <w:sz w:val="18"/>
+          <w:lang w:val="es-EC"/>
+        </w:rPr>
+      </w:pPr>
     </w:p>
     <w:p>
       <w:pPr>
         <w:pStyle w:val="CodeBlock"/>
         <w:shd w:val="clear" w:color="auto" w:fill="F2F2F2"/>
-        <w:rPr>
-          <w:sz w:val="18"/>
-          <w:lang w:val="es-EC"/>
-        </w:rPr>
-      </w:pPr>
-      <w:r>
-        <w:rPr>
-          <w:sz w:val="18"/>
-          <w:lang w:val="es-EC"/>
-        </w:rPr>
-        <w:t>Jefe--UC_Asignar</w:t>
+        <w:spacing w:before="0" w:after="0" w:line="240" w:lineRule="auto"/>
+        <w:rPr>
+          <w:sz w:val="18"/>
+          <w:lang w:val="es-EC"/>
+        </w:rPr>
+      </w:pPr>
+      <w:proofErr w:type="spellStart"/>
+      <w:r>
+        <w:rPr>
+          <w:sz w:val="18"/>
+          <w:lang w:val="es-EC"/>
+        </w:rPr>
+        <w:t>UC_Crear</w:t>
+      </w:r>
+      <w:proofErr w:type="spellEnd"/>
+      <w:proofErr w:type="gramStart"/>
+      <w:r>
+        <w:rPr>
+          <w:sz w:val="18"/>
+          <w:lang w:val="es-EC"/>
+        </w:rPr>
+        <w:t xml:space="preserve"> ..</w:t>
+      </w:r>
+      <w:proofErr w:type="gramEnd"/>
+      <w:r>
+        <w:rPr>
+          <w:sz w:val="18"/>
+          <w:lang w:val="es-EC"/>
+        </w:rPr>
+        <w:t xml:space="preserve">&gt; </w:t>
+      </w:r>
+      <w:proofErr w:type="spellStart"/>
+      <w:r>
+        <w:rPr>
+          <w:sz w:val="18"/>
+          <w:lang w:val="es-EC"/>
+        </w:rPr>
+        <w:t>UC_Generar</w:t>
+      </w:r>
+      <w:proofErr w:type="spellEnd"/>
+      <w:r>
+        <w:rPr>
+          <w:sz w:val="18"/>
+          <w:lang w:val="es-EC"/>
+        </w:rPr>
+        <w:t xml:space="preserve"> : &lt;&lt;</w:t>
+      </w:r>
+      <w:proofErr w:type="spellStart"/>
+      <w:r>
+        <w:rPr>
+          <w:sz w:val="18"/>
+          <w:lang w:val="es-EC"/>
+        </w:rPr>
+        <w:t>include</w:t>
+      </w:r>
+      <w:proofErr w:type="spellEnd"/>
+      <w:r>
+        <w:rPr>
+          <w:sz w:val="18"/>
+          <w:lang w:val="es-EC"/>
+        </w:rPr>
+        <w:t>&gt;&gt;</w:t>
       </w:r>
     </w:p>
     <w:p>
       <w:pPr>
         <w:pStyle w:val="CodeBlock"/>
         <w:shd w:val="clear" w:color="auto" w:fill="F2F2F2"/>
-        <w:rPr>
-          <w:sz w:val="18"/>
-          <w:lang w:val="es-EC"/>
-        </w:rPr>
-      </w:pPr>
-      <w:r>
-        <w:rPr>
-          <w:sz w:val="18"/>
-          <w:lang w:val="es-EC"/>
-        </w:rPr>
-        <w:t>Jefe--UC_Editar</w:t>
+        <w:spacing w:before="0" w:after="0" w:line="240" w:lineRule="auto"/>
+        <w:rPr>
+          <w:sz w:val="18"/>
+          <w:lang w:val="es-EC"/>
+        </w:rPr>
+      </w:pPr>
+      <w:proofErr w:type="spellStart"/>
+      <w:r>
+        <w:rPr>
+          <w:sz w:val="18"/>
+          <w:lang w:val="es-EC"/>
+        </w:rPr>
+        <w:t>UC_Crear</w:t>
+      </w:r>
+      <w:proofErr w:type="spellEnd"/>
+      <w:proofErr w:type="gramStart"/>
+      <w:r>
+        <w:rPr>
+          <w:sz w:val="18"/>
+          <w:lang w:val="es-EC"/>
+        </w:rPr>
+        <w:t xml:space="preserve"> ..</w:t>
+      </w:r>
+      <w:proofErr w:type="gramEnd"/>
+      <w:r>
+        <w:rPr>
+          <w:sz w:val="18"/>
+          <w:lang w:val="es-EC"/>
+        </w:rPr>
+        <w:t xml:space="preserve">&gt; </w:t>
+      </w:r>
+      <w:proofErr w:type="spellStart"/>
+      <w:r>
+        <w:rPr>
+          <w:sz w:val="18"/>
+          <w:lang w:val="es-EC"/>
+        </w:rPr>
+        <w:t>UC_Asignar</w:t>
+      </w:r>
+      <w:proofErr w:type="spellEnd"/>
+      <w:r>
+        <w:rPr>
+          <w:sz w:val="18"/>
+          <w:lang w:val="es-EC"/>
+        </w:rPr>
+        <w:t xml:space="preserve"> : &lt;&lt;</w:t>
+      </w:r>
+      <w:proofErr w:type="spellStart"/>
+      <w:r>
+        <w:rPr>
+          <w:sz w:val="18"/>
+          <w:lang w:val="es-EC"/>
+        </w:rPr>
+        <w:t>include</w:t>
+      </w:r>
+      <w:proofErr w:type="spellEnd"/>
+      <w:r>
+        <w:rPr>
+          <w:sz w:val="18"/>
+          <w:lang w:val="es-EC"/>
+        </w:rPr>
+        <w:t>&gt;&gt;</w:t>
       </w:r>
     </w:p>
     <w:p>
       <w:pPr>
         <w:pStyle w:val="CodeBlock"/>
         <w:shd w:val="clear" w:color="auto" w:fill="F2F2F2"/>
-        <w:rPr>
-          <w:sz w:val="18"/>
-          <w:lang w:val="es-EC"/>
-        </w:rPr>
-      </w:pPr>
-      <w:r>
-        <w:rPr>
-          <w:sz w:val="18"/>
-          <w:lang w:val="es-EC"/>
-        </w:rPr>
-        <w:t>Jefe--UC_Eliminar</w:t>
+        <w:spacing w:before="0" w:after="0" w:line="240" w:lineRule="auto"/>
+        <w:rPr>
+          <w:sz w:val="18"/>
+          <w:lang w:val="es-EC"/>
+        </w:rPr>
+      </w:pPr>
+      <w:proofErr w:type="spellStart"/>
+      <w:r>
+        <w:rPr>
+          <w:sz w:val="18"/>
+          <w:lang w:val="es-EC"/>
+        </w:rPr>
+        <w:t>UC_Asignar</w:t>
+      </w:r>
+      <w:proofErr w:type="spellEnd"/>
+      <w:proofErr w:type="gramStart"/>
+      <w:r>
+        <w:rPr>
+          <w:sz w:val="18"/>
+          <w:lang w:val="es-EC"/>
+        </w:rPr>
+        <w:t xml:space="preserve"> ..</w:t>
+      </w:r>
+      <w:proofErr w:type="gramEnd"/>
+      <w:r>
+        <w:rPr>
+          <w:sz w:val="18"/>
+          <w:lang w:val="es-EC"/>
+        </w:rPr>
+        <w:t xml:space="preserve">&gt; </w:t>
+      </w:r>
+      <w:proofErr w:type="spellStart"/>
+      <w:r>
+        <w:rPr>
+          <w:sz w:val="18"/>
+          <w:lang w:val="es-EC"/>
+        </w:rPr>
+        <w:t>UC_Habilitar</w:t>
+      </w:r>
+      <w:proofErr w:type="spellEnd"/>
+      <w:r>
+        <w:rPr>
+          <w:sz w:val="18"/>
+          <w:lang w:val="es-EC"/>
+        </w:rPr>
+        <w:t xml:space="preserve"> : &lt;&lt;</w:t>
+      </w:r>
+      <w:proofErr w:type="spellStart"/>
+      <w:r>
+        <w:rPr>
+          <w:sz w:val="18"/>
+          <w:lang w:val="es-EC"/>
+        </w:rPr>
+        <w:t>include</w:t>
+      </w:r>
+      <w:proofErr w:type="spellEnd"/>
+      <w:r>
+        <w:rPr>
+          <w:sz w:val="18"/>
+          <w:lang w:val="es-EC"/>
+        </w:rPr>
+        <w:t>&gt;&gt;</w:t>
       </w:r>
     </w:p>
     <w:p>
       <w:pPr>
         <w:pStyle w:val="CodeBlock"/>
         <w:shd w:val="clear" w:color="auto" w:fill="F2F2F2"/>
+        <w:spacing w:before="0" w:after="0" w:line="240" w:lineRule="auto"/>
         <w:rPr>
           <w:sz w:val="18"/>
           <w:lang w:val="es-EC"/>
@@ -1941,244 +3012,232 @@
       <w:pPr>
         <w:pStyle w:val="CodeBlock"/>
         <w:shd w:val="clear" w:color="auto" w:fill="F2F2F2"/>
-        <w:rPr>
-          <w:sz w:val="18"/>
-          <w:lang w:val="es-EC"/>
-        </w:rPr>
-      </w:pPr>
+        <w:spacing w:before="0" w:after="0" w:line="240" w:lineRule="auto"/>
+        <w:rPr>
+          <w:sz w:val="18"/>
+          <w:lang w:val="es-EC"/>
+        </w:rPr>
+      </w:pPr>
+      <w:r>
+        <w:rPr>
+          <w:sz w:val="18"/>
+          <w:lang w:val="es-EC"/>
+        </w:rPr>
+        <w:t xml:space="preserve">'Elaborado David Pilaguano - 2026-05-05 </w:t>
+      </w:r>
     </w:p>
     <w:p>
       <w:pPr>
         <w:pStyle w:val="CodeBlock"/>
         <w:shd w:val="clear" w:color="auto" w:fill="F2F2F2"/>
-        <w:rPr>
-          <w:sz w:val="18"/>
-          <w:lang w:val="es-EC"/>
-        </w:rPr>
-      </w:pPr>
-      <w:r>
-        <w:rPr>
-          <w:sz w:val="18"/>
-          <w:lang w:val="es-EC"/>
-        </w:rPr>
-        <w:t>UC_Crear ..&gt; UC_Generar : &lt;&lt;include&gt;&gt;</w:t>
-      </w:r>
+        <w:spacing w:before="0" w:after="0" w:line="240" w:lineRule="auto"/>
+        <w:rPr>
+          <w:sz w:val="18"/>
+          <w:lang w:val="es-EC"/>
+        </w:rPr>
+      </w:pPr>
+      <w:r>
+        <w:rPr>
+          <w:sz w:val="18"/>
+          <w:lang w:val="es-EC"/>
+        </w:rPr>
+        <w:t xml:space="preserve">note </w:t>
+      </w:r>
+      <w:proofErr w:type="spellStart"/>
+      <w:r>
+        <w:rPr>
+          <w:sz w:val="18"/>
+          <w:lang w:val="es-EC"/>
+        </w:rPr>
+        <w:t>right</w:t>
+      </w:r>
+      <w:proofErr w:type="spellEnd"/>
+      <w:r>
+        <w:rPr>
+          <w:sz w:val="18"/>
+          <w:lang w:val="es-EC"/>
+        </w:rPr>
+        <w:t xml:space="preserve"> </w:t>
+      </w:r>
+      <w:proofErr w:type="spellStart"/>
+      <w:r>
+        <w:rPr>
+          <w:sz w:val="18"/>
+          <w:lang w:val="es-EC"/>
+        </w:rPr>
+        <w:t>of</w:t>
+      </w:r>
+      <w:proofErr w:type="spellEnd"/>
+      <w:r>
+        <w:rPr>
+          <w:sz w:val="18"/>
+          <w:lang w:val="es-EC"/>
+        </w:rPr>
+        <w:t xml:space="preserve"> </w:t>
+      </w:r>
+      <w:proofErr w:type="spellStart"/>
+      <w:r>
+        <w:rPr>
+          <w:sz w:val="18"/>
+          <w:lang w:val="es-EC"/>
+        </w:rPr>
+        <w:t>UC_Crear</w:t>
+      </w:r>
+      <w:proofErr w:type="spellEnd"/>
     </w:p>
     <w:p>
       <w:pPr>
         <w:pStyle w:val="CodeBlock"/>
         <w:shd w:val="clear" w:color="auto" w:fill="F2F2F2"/>
-        <w:rPr>
-          <w:sz w:val="18"/>
-          <w:lang w:val="es-EC"/>
-        </w:rPr>
-      </w:pPr>
-      <w:r>
-        <w:rPr>
-          <w:sz w:val="18"/>
-          <w:lang w:val="es-EC"/>
-        </w:rPr>
-        <w:t>UC_Crear ..&gt; UC_Asignar : &lt;&lt;include&gt;&gt;</w:t>
+        <w:spacing w:before="0" w:after="0" w:line="240" w:lineRule="auto"/>
+        <w:rPr>
+          <w:sz w:val="18"/>
+          <w:lang w:val="es-EC"/>
+        </w:rPr>
+      </w:pPr>
+      <w:r>
+        <w:rPr>
+          <w:sz w:val="18"/>
+          <w:lang w:val="es-EC"/>
+        </w:rPr>
+        <w:t>Datos mínimos según interfaz:</w:t>
       </w:r>
     </w:p>
     <w:p>
       <w:pPr>
         <w:pStyle w:val="CodeBlock"/>
         <w:shd w:val="clear" w:color="auto" w:fill="F2F2F2"/>
-        <w:rPr>
-          <w:sz w:val="18"/>
-          <w:lang w:val="es-EC"/>
-        </w:rPr>
-      </w:pPr>
-      <w:r>
-        <w:rPr>
-          <w:sz w:val="18"/>
-          <w:lang w:val="es-EC"/>
-        </w:rPr>
-        <w:t>UC_Asignar ..&gt; UC_Habilitar : &lt;&lt;include&gt;&gt;</w:t>
+        <w:spacing w:before="0" w:after="0" w:line="240" w:lineRule="auto"/>
+        <w:rPr>
+          <w:sz w:val="18"/>
+          <w:lang w:val="es-EC"/>
+        </w:rPr>
+      </w:pPr>
+      <w:r>
+        <w:rPr>
+          <w:sz w:val="18"/>
+          <w:lang w:val="es-EC"/>
+        </w:rPr>
+        <w:t>- Cedula</w:t>
       </w:r>
     </w:p>
     <w:p>
       <w:pPr>
         <w:pStyle w:val="CodeBlock"/>
         <w:shd w:val="clear" w:color="auto" w:fill="F2F2F2"/>
-        <w:rPr>
-          <w:sz w:val="18"/>
-          <w:lang w:val="es-EC"/>
-        </w:rPr>
-      </w:pPr>
+        <w:spacing w:before="0" w:after="0" w:line="240" w:lineRule="auto"/>
+        <w:rPr>
+          <w:sz w:val="18"/>
+          <w:lang w:val="es-EC"/>
+        </w:rPr>
+      </w:pPr>
+      <w:r>
+        <w:rPr>
+          <w:sz w:val="18"/>
+          <w:lang w:val="es-EC"/>
+        </w:rPr>
+        <w:t>- Nombre</w:t>
+      </w:r>
     </w:p>
     <w:p>
       <w:pPr>
         <w:pStyle w:val="CodeBlock"/>
         <w:shd w:val="clear" w:color="auto" w:fill="F2F2F2"/>
-        <w:rPr>
-          <w:sz w:val="18"/>
-          <w:lang w:val="es-EC"/>
-        </w:rPr>
-      </w:pPr>
-      <w:r>
-        <w:rPr>
-          <w:sz w:val="18"/>
-          <w:lang w:val="es-EC"/>
-        </w:rPr>
-        <w:t xml:space="preserve">'Elaborado David Pilaguano - 2026-05-05 </w:t>
+        <w:spacing w:before="0" w:after="0" w:line="240" w:lineRule="auto"/>
+        <w:rPr>
+          <w:sz w:val="18"/>
+          <w:lang w:val="es-EC"/>
+        </w:rPr>
+      </w:pPr>
+      <w:r>
+        <w:rPr>
+          <w:sz w:val="18"/>
+          <w:lang w:val="es-EC"/>
+        </w:rPr>
+        <w:t>- Edad</w:t>
       </w:r>
     </w:p>
     <w:p>
       <w:pPr>
         <w:pStyle w:val="CodeBlock"/>
         <w:shd w:val="clear" w:color="auto" w:fill="F2F2F2"/>
-        <w:rPr>
-          <w:sz w:val="18"/>
-          <w:lang w:val="es-EC"/>
-        </w:rPr>
-      </w:pPr>
-      <w:r>
-        <w:rPr>
-          <w:sz w:val="18"/>
-          <w:lang w:val="es-EC"/>
-        </w:rPr>
-        <w:t>note right of UC_Crear</w:t>
+        <w:spacing w:before="0" w:after="0" w:line="240" w:lineRule="auto"/>
+        <w:rPr>
+          <w:sz w:val="18"/>
+          <w:lang w:val="es-EC"/>
+        </w:rPr>
+      </w:pPr>
+      <w:r>
+        <w:rPr>
+          <w:sz w:val="18"/>
+          <w:lang w:val="es-EC"/>
+        </w:rPr>
+        <w:t>- Correo</w:t>
       </w:r>
     </w:p>
     <w:p>
       <w:pPr>
         <w:pStyle w:val="CodeBlock"/>
         <w:shd w:val="clear" w:color="auto" w:fill="F2F2F2"/>
-        <w:rPr>
-          <w:sz w:val="18"/>
-          <w:lang w:val="es-EC"/>
-        </w:rPr>
-      </w:pPr>
-      <w:r>
-        <w:rPr>
-          <w:sz w:val="18"/>
-          <w:lang w:val="es-EC"/>
-        </w:rPr>
-        <w:t>Datos mínimos según interfaz:</w:t>
-      </w:r>
+        <w:spacing w:before="0" w:after="0" w:line="240" w:lineRule="auto"/>
+        <w:rPr>
+          <w:sz w:val="18"/>
+          <w:lang w:val="es-EC"/>
+        </w:rPr>
+      </w:pPr>
     </w:p>
     <w:p>
       <w:pPr>
         <w:pStyle w:val="CodeBlock"/>
         <w:shd w:val="clear" w:color="auto" w:fill="F2F2F2"/>
-        <w:rPr>
-          <w:sz w:val="18"/>
-          <w:lang w:val="es-EC"/>
-        </w:rPr>
-      </w:pPr>
-      <w:r>
-        <w:rPr>
-          <w:sz w:val="18"/>
-          <w:lang w:val="es-EC"/>
-        </w:rPr>
-        <w:t>- Cedula</w:t>
+        <w:spacing w:before="0" w:after="0" w:line="240" w:lineRule="auto"/>
+        <w:rPr>
+          <w:lang w:val="es-EC"/>
+        </w:rPr>
+      </w:pPr>
+      <w:proofErr w:type="spellStart"/>
+      <w:r>
+        <w:rPr>
+          <w:sz w:val="18"/>
+          <w:lang w:val="es-EC"/>
+        </w:rPr>
+        <w:t>end</w:t>
+      </w:r>
+      <w:proofErr w:type="spellEnd"/>
+      <w:r>
+        <w:rPr>
+          <w:sz w:val="18"/>
+          <w:lang w:val="es-EC"/>
+        </w:rPr>
+        <w:t xml:space="preserve"> note</w:t>
+      </w:r>
+      <w:r>
+        <w:rPr>
+          <w:sz w:val="18"/>
+          <w:lang w:val="es-EC"/>
+        </w:rPr>
+        <w:br/>
+        <w:t>@enduml</w:t>
       </w:r>
     </w:p>
     <w:p>
       <w:pPr>
-        <w:pStyle w:val="CodeBlock"/>
-        <w:shd w:val="clear" w:color="auto" w:fill="F2F2F2"/>
-        <w:rPr>
-          <w:sz w:val="18"/>
-          <w:lang w:val="es-EC"/>
-        </w:rPr>
-      </w:pPr>
-      <w:r>
-        <w:rPr>
-          <w:sz w:val="18"/>
-          <w:lang w:val="es-EC"/>
-        </w:rPr>
-        <w:t>- Nombre</w:t>
-      </w:r>
+        <w:spacing w:after="120" w:line="252" w:lineRule="auto"/>
+        <w:rPr>
+          <w:lang w:val="es-EC"/>
+        </w:rPr>
+      </w:pPr>
     </w:p>
     <w:p>
       <w:pPr>
-        <w:pStyle w:val="CodeBlock"/>
-        <w:shd w:val="clear" w:color="auto" w:fill="F2F2F2"/>
-        <w:rPr>
-          <w:sz w:val="18"/>
-          <w:lang w:val="es-EC"/>
-        </w:rPr>
-      </w:pPr>
-      <w:r>
-        <w:rPr>
-          <w:sz w:val="18"/>
-          <w:lang w:val="es-EC"/>
-        </w:rPr>
-        <w:t>- Edad</w:t>
-      </w:r>
+        <w:spacing w:after="120" w:line="252" w:lineRule="auto"/>
+        <w:rPr>
+          <w:lang w:val="es-EC"/>
+        </w:rPr>
+      </w:pPr>
     </w:p>
     <w:p>
       <w:pPr>
-        <w:pStyle w:val="CodeBlock"/>
-        <w:shd w:val="clear" w:color="auto" w:fill="F2F2F2"/>
-        <w:rPr>
-          <w:sz w:val="18"/>
-          <w:lang w:val="es-EC"/>
-        </w:rPr>
-      </w:pPr>
-      <w:r>
-        <w:rPr>
-          <w:sz w:val="18"/>
-          <w:lang w:val="es-EC"/>
-        </w:rPr>
-        <w:t>- Correo</w:t>
-      </w:r>
-    </w:p>
-    <w:p>
-      <w:pPr>
-        <w:pStyle w:val="CodeBlock"/>
-        <w:shd w:val="clear" w:color="auto" w:fill="F2F2F2"/>
-        <w:rPr>
-          <w:sz w:val="18"/>
-          <w:lang w:val="es-EC"/>
-        </w:rPr>
-      </w:pPr>
-    </w:p>
-    <w:p>
-      <w:pPr>
-        <w:pStyle w:val="CodeBlock"/>
-        <w:shd w:val="clear" w:color="auto" w:fill="F2F2F2"/>
-        <w:rPr>
-          <w:lang w:val="es-EC"/>
-        </w:rPr>
-      </w:pPr>
-      <w:r>
-        <w:rPr>
-          <w:sz w:val="18"/>
-          <w:lang w:val="es-EC"/>
-        </w:rPr>
-        <w:t>end note</w:t>
-      </w:r>
-      <w:r>
-        <w:rPr>
-          <w:sz w:val="18"/>
-          <w:lang w:val="es-EC"/>
-        </w:rPr>
-        <w:br/>
-        <w:t>@enduml</w:t>
-      </w:r>
-    </w:p>
-    <w:p>
-      <w:pPr>
-        <w:spacing w:after="120" w:line="252" w:lineRule="auto"/>
-        <w:rPr>
-          <w:lang w:val="es-EC"/>
-        </w:rPr>
-      </w:pPr>
-    </w:p>
-    <w:p>
-      <w:pPr>
-        <w:spacing w:after="120" w:line="252" w:lineRule="auto"/>
-        <w:rPr>
-          <w:lang w:val="es-EC"/>
-        </w:rPr>
-      </w:pPr>
-    </w:p>
-    <w:p>
-      <w:pPr>
         <w:spacing w:after="120" w:line="252" w:lineRule="auto"/>
         <w:jc w:val="center"/>
         <w:rPr>
@@ -2187,6 +3246,7 @@
       </w:pPr>
       <w:r>
         <w:rPr>
+          <w:noProof/>
           <w:lang w:val="es-EC"/>
         </w:rPr>
         <w:drawing>
@@ -2238,7 +3298,6 @@
         <w:rPr>
           <w:lang w:val="es-EC"/>
         </w:rPr>
-        <w:lastRenderedPageBreak/>
         <w:t>7</w:t>
       </w:r>
       <w:r>
@@ -2274,8 +3333,13 @@
           </w:tcPr>
           <w:p>
             <w:r>
-              <w:t>Caso de uso</w:t>
-            </w:r>
+              <w:t xml:space="preserve">Caso de </w:t>
+            </w:r>
+            <w:proofErr w:type="spellStart"/>
+            <w:r>
+              <w:t>uso</w:t>
+            </w:r>
+            <w:proofErr w:type="spellEnd"/>
           </w:p>
         </w:tc>
         <w:tc>
@@ -2295,9 +3359,11 @@
             <w:shd w:val="clear" w:color="auto" w:fill="1F4E79"/>
           </w:tcPr>
           <w:p>
+            <w:proofErr w:type="spellStart"/>
             <w:r>
               <w:t>Precondición</w:t>
             </w:r>
+            <w:proofErr w:type="spellEnd"/>
           </w:p>
         </w:tc>
         <w:tc>
@@ -2306,9 +3372,19 @@
             <w:shd w:val="clear" w:color="auto" w:fill="1F4E79"/>
           </w:tcPr>
           <w:p>
-            <w:r>
-              <w:t>Flujo principal resumido</w:t>
-            </w:r>
+            <w:proofErr w:type="spellStart"/>
+            <w:r>
+              <w:t>Flujo</w:t>
+            </w:r>
+            <w:proofErr w:type="spellEnd"/>
+            <w:r>
+              <w:t xml:space="preserve"> principal </w:t>
+            </w:r>
+            <w:proofErr w:type="spellStart"/>
+            <w:r>
+              <w:t>resumido</w:t>
+            </w:r>
+            <w:proofErr w:type="spellEnd"/>
           </w:p>
         </w:tc>
         <w:tc>
@@ -2317,9 +3393,19 @@
             <w:shd w:val="clear" w:color="auto" w:fill="1F4E79"/>
           </w:tcPr>
           <w:p>
-            <w:r>
-              <w:t>Resultado esperado</w:t>
-            </w:r>
+            <w:proofErr w:type="spellStart"/>
+            <w:r>
+              <w:t>Resultado</w:t>
+            </w:r>
+            <w:proofErr w:type="spellEnd"/>
+            <w:r>
+              <w:t xml:space="preserve"> </w:t>
+            </w:r>
+            <w:proofErr w:type="spellStart"/>
+            <w:r>
+              <w:t>esperado</w:t>
+            </w:r>
+            <w:proofErr w:type="spellEnd"/>
           </w:p>
         </w:tc>
       </w:tr>
@@ -2333,9 +3419,19 @@
             <w:tcW w:w="1987" w:type="dxa"/>
           </w:tcPr>
           <w:p>
-            <w:r>
-              <w:t>Crear empleado</w:t>
-            </w:r>
+            <w:proofErr w:type="spellStart"/>
+            <w:r>
+              <w:t>Crear</w:t>
+            </w:r>
+            <w:proofErr w:type="spellEnd"/>
+            <w:r>
+              <w:t xml:space="preserve"> </w:t>
+            </w:r>
+            <w:proofErr w:type="spellStart"/>
+            <w:r>
+              <w:t>empleado</w:t>
+            </w:r>
+            <w:proofErr w:type="spellEnd"/>
           </w:p>
         </w:tc>
         <w:tc>
@@ -2344,8 +3440,13 @@
           </w:tcPr>
           <w:p>
             <w:r>
-              <w:t>Jefe de Logística</w:t>
-            </w:r>
+              <w:t xml:space="preserve">Jefe de </w:t>
+            </w:r>
+            <w:proofErr w:type="spellStart"/>
+            <w:r>
+              <w:t>Logística</w:t>
+            </w:r>
+            <w:proofErr w:type="spellEnd"/>
           </w:p>
         </w:tc>
         <w:tc>
@@ -2389,8 +3490,29 @@
             <w:tcW w:w="1987" w:type="dxa"/>
           </w:tcPr>
           <w:p>
-            <w:r>
-              <w:t>Empleado registrado con éxito.</w:t>
+            <w:proofErr w:type="spellStart"/>
+            <w:r>
+              <w:t>Empleado</w:t>
+            </w:r>
+            <w:proofErr w:type="spellEnd"/>
+            <w:r>
+              <w:t xml:space="preserve"> </w:t>
+            </w:r>
+            <w:proofErr w:type="spellStart"/>
+            <w:r>
+              <w:t>registrado</w:t>
+            </w:r>
+            <w:proofErr w:type="spellEnd"/>
+            <w:r>
+              <w:t xml:space="preserve"> con </w:t>
+            </w:r>
+            <w:proofErr w:type="spellStart"/>
+            <w:r>
+              <w:t>éxito</w:t>
+            </w:r>
+            <w:proofErr w:type="spellEnd"/>
+            <w:r>
+              <w:t>.</w:t>
             </w:r>
           </w:p>
         </w:tc>
@@ -2405,9 +3527,19 @@
             <w:tcW w:w="1987" w:type="dxa"/>
           </w:tcPr>
           <w:p>
-            <w:r>
-              <w:t>Editar empleado</w:t>
-            </w:r>
+            <w:proofErr w:type="spellStart"/>
+            <w:r>
+              <w:t>Editar</w:t>
+            </w:r>
+            <w:proofErr w:type="spellEnd"/>
+            <w:r>
+              <w:t xml:space="preserve"> </w:t>
+            </w:r>
+            <w:proofErr w:type="spellStart"/>
+            <w:r>
+              <w:t>empleado</w:t>
+            </w:r>
+            <w:proofErr w:type="spellEnd"/>
           </w:p>
         </w:tc>
         <w:tc>
@@ -2416,8 +3548,13 @@
           </w:tcPr>
           <w:p>
             <w:r>
-              <w:t>Jefe de Logística</w:t>
-            </w:r>
+              <w:t xml:space="preserve">Jefe de </w:t>
+            </w:r>
+            <w:proofErr w:type="spellStart"/>
+            <w:r>
+              <w:t>Logística</w:t>
+            </w:r>
+            <w:proofErr w:type="spellEnd"/>
           </w:p>
         </w:tc>
         <w:tc>
@@ -2461,8 +3598,21 @@
             <w:tcW w:w="1987" w:type="dxa"/>
           </w:tcPr>
           <w:p>
-            <w:r>
-              <w:t>Información actualizada.</w:t>
+            <w:proofErr w:type="spellStart"/>
+            <w:r>
+              <w:t>Información</w:t>
+            </w:r>
+            <w:proofErr w:type="spellEnd"/>
+            <w:r>
+              <w:t xml:space="preserve"> </w:t>
+            </w:r>
+            <w:proofErr w:type="spellStart"/>
+            <w:r>
+              <w:t>actualizada</w:t>
+            </w:r>
+            <w:proofErr w:type="spellEnd"/>
+            <w:r>
+              <w:t>.</w:t>
             </w:r>
           </w:p>
         </w:tc>
@@ -2477,9 +3627,20 @@
             <w:tcW w:w="1987" w:type="dxa"/>
           </w:tcPr>
           <w:p>
-            <w:r>
-              <w:t>Eliminar empleado</w:t>
-            </w:r>
+            <w:proofErr w:type="spellStart"/>
+            <w:r>
+              <w:lastRenderedPageBreak/>
+              <w:t>Eliminar</w:t>
+            </w:r>
+            <w:proofErr w:type="spellEnd"/>
+            <w:r>
+              <w:t xml:space="preserve"> </w:t>
+            </w:r>
+            <w:proofErr w:type="spellStart"/>
+            <w:r>
+              <w:t>empleado</w:t>
+            </w:r>
+            <w:proofErr w:type="spellEnd"/>
           </w:p>
         </w:tc>
         <w:tc>
@@ -2488,8 +3649,13 @@
           </w:tcPr>
           <w:p>
             <w:r>
-              <w:t>Jefe de Logística</w:t>
-            </w:r>
+              <w:t xml:space="preserve">Jefe de </w:t>
+            </w:r>
+            <w:proofErr w:type="spellStart"/>
+            <w:r>
+              <w:t>Logística</w:t>
+            </w:r>
+            <w:proofErr w:type="spellEnd"/>
           </w:p>
         </w:tc>
         <w:tc>
@@ -2557,9 +3723,19 @@
             <w:tcW w:w="1987" w:type="dxa"/>
           </w:tcPr>
           <w:p>
-            <w:r>
-              <w:t>Mostrar todo</w:t>
-            </w:r>
+            <w:proofErr w:type="spellStart"/>
+            <w:r>
+              <w:t>Mostrar</w:t>
+            </w:r>
+            <w:proofErr w:type="spellEnd"/>
+            <w:r>
+              <w:t xml:space="preserve"> </w:t>
+            </w:r>
+            <w:proofErr w:type="spellStart"/>
+            <w:r>
+              <w:t>todo</w:t>
+            </w:r>
+            <w:proofErr w:type="spellEnd"/>
           </w:p>
         </w:tc>
         <w:tc>
@@ -2568,8 +3744,13 @@
           </w:tcPr>
           <w:p>
             <w:r>
-              <w:t>Jefe de Logística</w:t>
-            </w:r>
+              <w:t xml:space="preserve">Jefe de </w:t>
+            </w:r>
+            <w:proofErr w:type="spellStart"/>
+            <w:r>
+              <w:t>Logística</w:t>
+            </w:r>
+            <w:proofErr w:type="spellEnd"/>
           </w:p>
         </w:tc>
         <w:tc>
@@ -2674,25 +3855,6 @@
           <w:lang w:val="es-EC"/>
         </w:rPr>
       </w:pPr>
-      <w:r>
-        <w:rPr>
-          <w:lang w:val="es-EC"/>
-        </w:rPr>
-        <w:t xml:space="preserve">Aunque esta guía se enfoca en casos de uso, los documentos base indican que el análisis orientado a objetos puede continuar </w:t>
-      </w:r>
-      <w:r>
-        <w:rPr>
-          <w:highlight w:val="yellow"/>
-          <w:lang w:val="es-EC"/>
-        </w:rPr>
-        <w:t>identificando clases de frontera, control y entidad</w:t>
-      </w:r>
-      <w:r>
-        <w:rPr>
-          <w:lang w:val="es-EC"/>
-        </w:rPr>
-        <w:t>. Esto ayuda a preparar el paso hacia U1T2 y U1T3.</w:t>
-      </w:r>
     </w:p>
     <w:tbl>
       <w:tblPr>
@@ -2727,8 +3889,18 @@
                 <w:color w:val="FFFFFF"/>
                 <w:sz w:val="18"/>
               </w:rPr>
-              <w:t>Tipo de clase</w:t>
-            </w:r>
+              <w:t xml:space="preserve">Tipo de </w:t>
+            </w:r>
+            <w:proofErr w:type="spellStart"/>
+            <w:r>
+              <w:rPr>
+                <w:b/>
+                <w:color w:val="FFFFFF"/>
+                <w:sz w:val="18"/>
+              </w:rPr>
+              <w:t>clase</w:t>
+            </w:r>
+            <w:proofErr w:type="spellEnd"/>
           </w:p>
         </w:tc>
         <w:tc>
@@ -2740,14 +3912,52 @@
             <w:pPr>
               <w:spacing w:after="40"/>
             </w:pPr>
+            <w:proofErr w:type="spellStart"/>
             <w:r>
               <w:rPr>
                 <w:b/>
                 <w:color w:val="FFFFFF"/>
                 <w:sz w:val="18"/>
               </w:rPr>
-              <w:t>Propósito en análisis</w:t>
-            </w:r>
+              <w:t>Propósito</w:t>
+            </w:r>
+            <w:proofErr w:type="spellEnd"/>
+            <w:r>
+              <w:rPr>
+                <w:b/>
+                <w:color w:val="FFFFFF"/>
+                <w:sz w:val="18"/>
+              </w:rPr>
+              <w:t xml:space="preserve"> </w:t>
+            </w:r>
+            <w:proofErr w:type="spellStart"/>
+            <w:r>
+              <w:rPr>
+                <w:b/>
+                <w:color w:val="FFFFFF"/>
+                <w:sz w:val="18"/>
+              </w:rPr>
+              <w:t>en</w:t>
+            </w:r>
+            <w:proofErr w:type="spellEnd"/>
+            <w:r>
+              <w:rPr>
+                <w:b/>
+                <w:color w:val="FFFFFF"/>
+                <w:sz w:val="18"/>
+              </w:rPr>
+              <w:t xml:space="preserve"> </w:t>
+            </w:r>
+            <w:proofErr w:type="spellStart"/>
+            <w:r>
+              <w:rPr>
+                <w:b/>
+                <w:color w:val="FFFFFF"/>
+                <w:sz w:val="18"/>
+              </w:rPr>
+              <w:t>análisis</w:t>
+            </w:r>
+            <w:proofErr w:type="spellEnd"/>
           </w:p>
         </w:tc>
         <w:tc>
@@ -2759,14 +3969,52 @@
             <w:pPr>
               <w:spacing w:after="40"/>
             </w:pPr>
+            <w:proofErr w:type="spellStart"/>
             <w:r>
               <w:rPr>
                 <w:b/>
                 <w:color w:val="FFFFFF"/>
                 <w:sz w:val="18"/>
               </w:rPr>
-              <w:t>Ejemplo para CRUD Estudiante</w:t>
-            </w:r>
+              <w:t>Ejemplo</w:t>
+            </w:r>
+            <w:proofErr w:type="spellEnd"/>
+            <w:r>
+              <w:rPr>
+                <w:b/>
+                <w:color w:val="FFFFFF"/>
+                <w:sz w:val="18"/>
+              </w:rPr>
+              <w:t xml:space="preserve"> </w:t>
+            </w:r>
+            <w:proofErr w:type="gramStart"/>
+            <w:r>
+              <w:rPr>
+                <w:b/>
+                <w:color w:val="FFFFFF"/>
+                <w:sz w:val="18"/>
+              </w:rPr>
+              <w:t>para CRUD</w:t>
+            </w:r>
+            <w:proofErr w:type="gramEnd"/>
+            <w:r>
+              <w:rPr>
+                <w:b/>
+                <w:color w:val="FFFFFF"/>
+                <w:sz w:val="18"/>
+              </w:rPr>
+              <w:t xml:space="preserve"> </w:t>
+            </w:r>
+            <w:proofErr w:type="spellStart"/>
+            <w:r>
+              <w:rPr>
+                <w:b/>
+                <w:color w:val="FFFFFF"/>
+                <w:sz w:val="18"/>
+              </w:rPr>
+              <w:t>Estudiante</w:t>
+            </w:r>
+            <w:proofErr w:type="spellEnd"/>
           </w:p>
         </w:tc>
         <w:tc>
@@ -2778,14 +4026,52 @@
             <w:pPr>
               <w:spacing w:after="40"/>
             </w:pPr>
+            <w:proofErr w:type="spellStart"/>
             <w:r>
               <w:rPr>
                 <w:b/>
                 <w:color w:val="FFFFFF"/>
                 <w:sz w:val="18"/>
               </w:rPr>
-              <w:t>Sintaxis PlantUML sugerida</w:t>
-            </w:r>
+              <w:t>Sintaxis</w:t>
+            </w:r>
+            <w:proofErr w:type="spellEnd"/>
+            <w:r>
+              <w:rPr>
+                <w:b/>
+                <w:color w:val="FFFFFF"/>
+                <w:sz w:val="18"/>
+              </w:rPr>
+              <w:t xml:space="preserve"> </w:t>
+            </w:r>
+            <w:proofErr w:type="spellStart"/>
+            <w:r>
+              <w:rPr>
+                <w:b/>
+                <w:color w:val="FFFFFF"/>
+                <w:sz w:val="18"/>
+              </w:rPr>
+              <w:t>PlantUML</w:t>
+            </w:r>
+            <w:proofErr w:type="spellEnd"/>
+            <w:r>
+              <w:rPr>
+                <w:b/>
+                <w:color w:val="FFFFFF"/>
+                <w:sz w:val="18"/>
+              </w:rPr>
+              <w:t xml:space="preserve"> </w:t>
+            </w:r>
+            <w:proofErr w:type="spellStart"/>
+            <w:r>
+              <w:rPr>
+                <w:b/>
+                <w:color w:val="FFFFFF"/>
+                <w:sz w:val="18"/>
+              </w:rPr>
+              <w:t>sugerida</w:t>
+            </w:r>
+            <w:proofErr w:type="spellEnd"/>
           </w:p>
         </w:tc>
       </w:tr>
@@ -2826,7 +4112,23 @@
                 <w:sz w:val="18"/>
                 <w:lang w:val="es-EC"/>
               </w:rPr>
-              <w:t>Interacción con el Jefe de Logística.</w:t>
+              <w:t xml:space="preserve">Interacción con el </w:t>
+            </w:r>
+            <w:proofErr w:type="gramStart"/>
+            <w:r>
+              <w:rPr>
+                <w:sz w:val="18"/>
+                <w:lang w:val="es-EC"/>
+              </w:rPr>
+              <w:t>Jefe</w:t>
+            </w:r>
+            <w:proofErr w:type="gramEnd"/>
+            <w:r>
+              <w:rPr>
+                <w:sz w:val="18"/>
+                <w:lang w:val="es-EC"/>
+              </w:rPr>
+              <w:t xml:space="preserve"> de Logística.</w:t>
             </w:r>
           </w:p>
         </w:tc>
@@ -2835,9 +4137,11 @@
             <w:tcW w:w="2484" w:type="dxa"/>
           </w:tcPr>
           <w:p>
+            <w:proofErr w:type="spellStart"/>
             <w:r>
               <w:t>FormularioGestionEmpleados</w:t>
             </w:r>
+            <w:proofErr w:type="spellEnd"/>
           </w:p>
         </w:tc>
         <w:tc>
@@ -2850,11 +4154,19 @@
                 <w:lang w:val="es-EC"/>
               </w:rPr>
             </w:pPr>
+            <w:proofErr w:type="spellStart"/>
             <w:r>
               <w:rPr>
                 <w:lang w:val="es-EC"/>
               </w:rPr>
-              <w:t>boundary "Formulario Gestión Empleados" as UI</w:t>
+              <w:t>boundary</w:t>
+            </w:r>
+            <w:proofErr w:type="spellEnd"/>
+            <w:r>
+              <w:rPr>
+                <w:lang w:val="es-EC"/>
+              </w:rPr>
+              <w:t xml:space="preserve"> "Formulario Gestión Empleados" as UI</w:t>
             </w:r>
           </w:p>
         </w:tc>
@@ -2908,12 +4220,14 @@
             <w:pPr>
               <w:spacing w:after="40"/>
             </w:pPr>
+            <w:proofErr w:type="spellStart"/>
             <w:r>
               <w:rPr>
                 <w:sz w:val="18"/>
               </w:rPr>
               <w:t>ControlEmpleado</w:t>
             </w:r>
+            <w:proofErr w:type="spellEnd"/>
           </w:p>
         </w:tc>
         <w:tc>
@@ -2932,8 +4246,17 @@
                 <w:sz w:val="18"/>
                 <w:lang w:val="es-EC"/>
               </w:rPr>
-              <w:t>control "Control Empleado" as Ctrl</w:t>
-            </w:r>
+              <w:t xml:space="preserve">control "Control Empleado" as </w:t>
+            </w:r>
+            <w:proofErr w:type="spellStart"/>
+            <w:r>
+              <w:rPr>
+                <w:sz w:val="18"/>
+                <w:lang w:val="es-EC"/>
+              </w:rPr>
+              <w:t>Ctrl</w:t>
+            </w:r>
+            <w:proofErr w:type="spellEnd"/>
           </w:p>
         </w:tc>
       </w:tr>
@@ -2950,11 +4273,19 @@
             <w:pPr>
               <w:spacing w:after="40"/>
             </w:pPr>
+            <w:proofErr w:type="spellStart"/>
             <w:r>
               <w:rPr>
                 <w:sz w:val="18"/>
               </w:rPr>
-              <w:t>Entidad / Entity</w:t>
+              <w:t>Entidad</w:t>
+            </w:r>
+            <w:proofErr w:type="spellEnd"/>
+            <w:r>
+              <w:rPr>
+                <w:sz w:val="18"/>
+              </w:rPr>
+              <w:t xml:space="preserve"> / Entity</w:t>
             </w:r>
           </w:p>
         </w:tc>
@@ -2986,12 +4317,14 @@
             <w:pPr>
               <w:spacing w:after="40"/>
             </w:pPr>
+            <w:proofErr w:type="spellStart"/>
             <w:r>
               <w:rPr>
                 <w:sz w:val="18"/>
               </w:rPr>
               <w:t>Empleado</w:t>
             </w:r>
+            <w:proofErr w:type="spellEnd"/>
           </w:p>
         </w:tc>
         <w:tc>
@@ -3000,7 +4333,15 @@
           </w:tcPr>
           <w:p>
             <w:r>
-              <w:t>entity "Empleado" as Emp</w:t>
+              <w:t>entity "</w:t>
+            </w:r>
+            <w:proofErr w:type="spellStart"/>
+            <w:r>
+              <w:t>Empleado</w:t>
+            </w:r>
+            <w:proofErr w:type="spellEnd"/>
+            <w:r>
+              <w:t>" as Emp</w:t>
             </w:r>
           </w:p>
         </w:tc>
@@ -3032,8 +4373,16 @@
         <w:rPr>
           <w:sz w:val="18"/>
         </w:rPr>
-        <w:t>@startuml</w:t>
-      </w:r>
+        <w:t>@</w:t>
+      </w:r>
+      <w:proofErr w:type="gramStart"/>
+      <w:r>
+        <w:rPr>
+          <w:sz w:val="18"/>
+        </w:rPr>
+        <w:t>startuml</w:t>
+      </w:r>
+      <w:proofErr w:type="gramEnd"/>
     </w:p>
     <w:p>
       <w:pPr>
@@ -3056,15 +4405,21 @@
         <w:shd w:val="clear" w:color="auto" w:fill="F2F2F2"/>
         <w:rPr>
           <w:sz w:val="18"/>
-          <w:lang w:val="es-EC"/>
-        </w:rPr>
-      </w:pPr>
-      <w:r>
-        <w:rPr>
-          <w:sz w:val="18"/>
-          <w:lang w:val="es-EC"/>
-        </w:rPr>
-        <w:t>skinparam shadowing false</w:t>
+        </w:rPr>
+      </w:pPr>
+      <w:proofErr w:type="spellStart"/>
+      <w:r>
+        <w:rPr>
+          <w:sz w:val="18"/>
+        </w:rPr>
+        <w:t>skinparam</w:t>
+      </w:r>
+      <w:proofErr w:type="spellEnd"/>
+      <w:r>
+        <w:rPr>
+          <w:sz w:val="18"/>
+        </w:rPr>
+        <w:t xml:space="preserve"> shadowing false</w:t>
       </w:r>
     </w:p>
     <w:p>
@@ -3073,7 +4428,6 @@
         <w:shd w:val="clear" w:color="auto" w:fill="F2F2F2"/>
         <w:rPr>
           <w:sz w:val="18"/>
-          <w:lang w:val="es-EC"/>
         </w:rPr>
       </w:pPr>
     </w:p>
@@ -3091,7 +4445,23 @@
           <w:sz w:val="18"/>
           <w:lang w:val="es-EC"/>
         </w:rPr>
-        <w:t>actor "Jefe de Logística" as Jefe</w:t>
+        <w:t>actor "</w:t>
+      </w:r>
+      <w:proofErr w:type="gramStart"/>
+      <w:r>
+        <w:rPr>
+          <w:sz w:val="18"/>
+          <w:lang w:val="es-EC"/>
+        </w:rPr>
+        <w:t>Jefe</w:t>
+      </w:r>
+      <w:proofErr w:type="gramEnd"/>
+      <w:r>
+        <w:rPr>
+          <w:sz w:val="18"/>
+          <w:lang w:val="es-EC"/>
+        </w:rPr>
+        <w:t xml:space="preserve"> de Logística" as Jefe</w:t>
       </w:r>
     </w:p>
     <w:p>
@@ -3103,12 +4473,21 @@
           <w:lang w:val="es-EC"/>
         </w:rPr>
       </w:pPr>
-      <w:r>
-        <w:rPr>
-          <w:sz w:val="18"/>
-          <w:lang w:val="es-EC"/>
-        </w:rPr>
-        <w:t>boundary "Pantalla Gestión Empleados" as UI</w:t>
+      <w:proofErr w:type="spellStart"/>
+      <w:r>
+        <w:rPr>
+          <w:sz w:val="18"/>
+          <w:lang w:val="es-EC"/>
+        </w:rPr>
+        <w:t>boundary</w:t>
+      </w:r>
+      <w:proofErr w:type="spellEnd"/>
+      <w:r>
+        <w:rPr>
+          <w:sz w:val="18"/>
+          <w:lang w:val="es-EC"/>
+        </w:rPr>
+        <w:t xml:space="preserve"> "Pantalla Gestión Empleados" as UI</w:t>
       </w:r>
     </w:p>
     <w:p>
@@ -3125,8 +4504,17 @@
           <w:sz w:val="18"/>
           <w:lang w:val="es-EC"/>
         </w:rPr>
-        <w:t>control "Control Empleado" as Ctrl</w:t>
-      </w:r>
+        <w:t xml:space="preserve">control "Control Empleado" as </w:t>
+      </w:r>
+      <w:proofErr w:type="spellStart"/>
+      <w:r>
+        <w:rPr>
+          <w:sz w:val="18"/>
+          <w:lang w:val="es-EC"/>
+        </w:rPr>
+        <w:t>Ctrl</w:t>
+      </w:r>
+      <w:proofErr w:type="spellEnd"/>
     </w:p>
     <w:p>
       <w:pPr>
@@ -3137,13 +4525,31 @@
           <w:lang w:val="es-EC"/>
         </w:rPr>
       </w:pPr>
-      <w:r>
-        <w:rPr>
-          <w:sz w:val="18"/>
-          <w:lang w:val="es-EC"/>
-        </w:rPr>
-        <w:t>entity "Empleado" as Emp</w:t>
-      </w:r>
+      <w:proofErr w:type="spellStart"/>
+      <w:r>
+        <w:rPr>
+          <w:sz w:val="18"/>
+          <w:lang w:val="es-EC"/>
+        </w:rPr>
+        <w:t>entity</w:t>
+      </w:r>
+      <w:proofErr w:type="spellEnd"/>
+      <w:r>
+        <w:rPr>
+          <w:sz w:val="18"/>
+          <w:lang w:val="es-EC"/>
+        </w:rPr>
+        <w:t xml:space="preserve"> "Empleado" as </w:t>
+      </w:r>
+      <w:proofErr w:type="spellStart"/>
+      <w:r>
+        <w:rPr>
+          <w:sz w:val="18"/>
+          <w:lang w:val="es-EC"/>
+        </w:rPr>
+        <w:t>Emp</w:t>
+      </w:r>
+      <w:proofErr w:type="spellEnd"/>
     </w:p>
     <w:p>
       <w:pPr>
@@ -3169,7 +4575,23 @@
           <w:sz w:val="18"/>
           <w:lang w:val="es-EC"/>
         </w:rPr>
-        <w:t>Jefe --&gt; UI : selecciona Crear/Editar/Eliminar</w:t>
+        <w:t xml:space="preserve">Jefe --&gt; </w:t>
+      </w:r>
+      <w:proofErr w:type="gramStart"/>
+      <w:r>
+        <w:rPr>
+          <w:sz w:val="18"/>
+          <w:lang w:val="es-EC"/>
+        </w:rPr>
+        <w:t>UI :</w:t>
+      </w:r>
+      <w:proofErr w:type="gramEnd"/>
+      <w:r>
+        <w:rPr>
+          <w:sz w:val="18"/>
+          <w:lang w:val="es-EC"/>
+        </w:rPr>
+        <w:t xml:space="preserve"> selecciona Crear/Editar/Eliminar</w:t>
       </w:r>
     </w:p>
     <w:p>
@@ -3186,7 +4608,32 @@
           <w:sz w:val="18"/>
           <w:lang w:val="es-EC"/>
         </w:rPr>
-        <w:t>UI --&gt; Ctrl : envía Cédula, Nombre, Rol y Correo</w:t>
+        <w:t xml:space="preserve">UI --&gt; </w:t>
+      </w:r>
+      <w:proofErr w:type="spellStart"/>
+      <w:proofErr w:type="gramStart"/>
+      <w:r>
+        <w:rPr>
+          <w:sz w:val="18"/>
+          <w:lang w:val="es-EC"/>
+        </w:rPr>
+        <w:t>Ctrl</w:t>
+      </w:r>
+      <w:proofErr w:type="spellEnd"/>
+      <w:r>
+        <w:rPr>
+          <w:sz w:val="18"/>
+          <w:lang w:val="es-EC"/>
+        </w:rPr>
+        <w:t xml:space="preserve"> :</w:t>
+      </w:r>
+      <w:proofErr w:type="gramEnd"/>
+      <w:r>
+        <w:rPr>
+          <w:sz w:val="18"/>
+          <w:lang w:val="es-EC"/>
+        </w:rPr>
+        <w:t xml:space="preserve"> envía Cédula, Nombre, Rol y Correo</w:t>
       </w:r>
     </w:p>
     <w:p>
@@ -3198,12 +4645,46 @@
           <w:lang w:val="es-EC"/>
         </w:rPr>
       </w:pPr>
-      <w:r>
-        <w:rPr>
-          <w:sz w:val="18"/>
-          <w:lang w:val="es-EC"/>
-        </w:rPr>
-        <w:t>Ctrl --&gt; Emp : persiste/actualiza datos del empleado</w:t>
+      <w:proofErr w:type="spellStart"/>
+      <w:r>
+        <w:rPr>
+          <w:sz w:val="18"/>
+          <w:lang w:val="es-EC"/>
+        </w:rPr>
+        <w:t>Ctrl</w:t>
+      </w:r>
+      <w:proofErr w:type="spellEnd"/>
+      <w:r>
+        <w:rPr>
+          <w:sz w:val="18"/>
+          <w:lang w:val="es-EC"/>
+        </w:rPr>
+        <w:t xml:space="preserve"> --&gt; </w:t>
+      </w:r>
+      <w:proofErr w:type="spellStart"/>
+      <w:proofErr w:type="gramStart"/>
+      <w:r>
+        <w:rPr>
+          <w:sz w:val="18"/>
+          <w:lang w:val="es-EC"/>
+        </w:rPr>
+        <w:t>Emp</w:t>
+      </w:r>
+      <w:proofErr w:type="spellEnd"/>
+      <w:r>
+        <w:rPr>
+          <w:sz w:val="18"/>
+          <w:lang w:val="es-EC"/>
+        </w:rPr>
+        <w:t xml:space="preserve"> :</w:t>
+      </w:r>
+      <w:proofErr w:type="gramEnd"/>
+      <w:r>
+        <w:rPr>
+          <w:sz w:val="18"/>
+          <w:lang w:val="es-EC"/>
+        </w:rPr>
+        <w:t xml:space="preserve"> persiste/actualiza datos del empleado</w:t>
       </w:r>
     </w:p>
     <w:p>
@@ -3215,12 +4696,37 @@
           <w:lang w:val="es-EC"/>
         </w:rPr>
       </w:pPr>
-      <w:r>
-        <w:rPr>
-          <w:sz w:val="18"/>
-          <w:lang w:val="es-EC"/>
-        </w:rPr>
-        <w:t>Ctrl --&gt; UI : confirma éxito y muestra credenciales</w:t>
+      <w:proofErr w:type="spellStart"/>
+      <w:r>
+        <w:rPr>
+          <w:sz w:val="18"/>
+          <w:lang w:val="es-EC"/>
+        </w:rPr>
+        <w:t>Ctrl</w:t>
+      </w:r>
+      <w:proofErr w:type="spellEnd"/>
+      <w:r>
+        <w:rPr>
+          <w:sz w:val="18"/>
+          <w:lang w:val="es-EC"/>
+        </w:rPr>
+        <w:t xml:space="preserve"> --&gt; </w:t>
+      </w:r>
+      <w:proofErr w:type="gramStart"/>
+      <w:r>
+        <w:rPr>
+          <w:sz w:val="18"/>
+          <w:lang w:val="es-EC"/>
+        </w:rPr>
+        <w:t>UI :</w:t>
+      </w:r>
+      <w:proofErr w:type="gramEnd"/>
+      <w:r>
+        <w:rPr>
+          <w:sz w:val="18"/>
+          <w:lang w:val="es-EC"/>
+        </w:rPr>
+        <w:t xml:space="preserve"> confirma éxito y muestra credenciales</w:t>
       </w:r>
     </w:p>
     <w:p>
@@ -3248,9 +4754,9 @@
       </w:pPr>
       <w:r>
         <w:rPr>
-          <w:lang w:val="es-EC"/>
-        </w:rPr>
-        <w:lastRenderedPageBreak/>
+          <w:noProof/>
+          <w:lang w:val="es-EC"/>
+        </w:rPr>
         <w:drawing>
           <wp:inline distT="0" distB="0" distL="0" distR="0" wp14:anchorId="021F0105" wp14:editId="5C6ADFBD">
             <wp:extent cx="6309360" cy="454025"/>
@@ -3299,7 +4805,21 @@
         <w:rPr>
           <w:lang w:val="es-EC"/>
         </w:rPr>
-        <w:t>Descripción de los componentes (Análisis TekMess)</w:t>
+        <w:t xml:space="preserve">Descripción de los componentes (Análisis </w:t>
+      </w:r>
+      <w:proofErr w:type="spellStart"/>
+      <w:r>
+        <w:rPr>
+          <w:lang w:val="es-EC"/>
+        </w:rPr>
+        <w:t>TekMess</w:t>
+      </w:r>
+      <w:proofErr w:type="spellEnd"/>
+      <w:r>
+        <w:rPr>
+          <w:lang w:val="es-EC"/>
+        </w:rPr>
+        <w:t>)</w:t>
       </w:r>
     </w:p>
     <w:p>
@@ -3318,7 +4838,35 @@
         <w:rPr>
           <w:lang w:val="es-EC"/>
         </w:rPr>
-        <w:t>Frontera (Boundary): Representa la interfaz donde el Jefe de Logística ingresa los datos de los guardias o supervisores</w:t>
+        <w:t>Frontera (</w:t>
+      </w:r>
+      <w:proofErr w:type="spellStart"/>
+      <w:r>
+        <w:rPr>
+          <w:lang w:val="es-EC"/>
+        </w:rPr>
+        <w:t>Boundary</w:t>
+      </w:r>
+      <w:proofErr w:type="spellEnd"/>
+      <w:r>
+        <w:rPr>
+          <w:lang w:val="es-EC"/>
+        </w:rPr>
+        <w:t xml:space="preserve">): Representa la interfaz donde el </w:t>
+      </w:r>
+      <w:proofErr w:type="gramStart"/>
+      <w:r>
+        <w:rPr>
+          <w:lang w:val="es-EC"/>
+        </w:rPr>
+        <w:t>Jefe</w:t>
+      </w:r>
+      <w:proofErr w:type="gramEnd"/>
+      <w:r>
+        <w:rPr>
+          <w:lang w:val="es-EC"/>
+        </w:rPr>
+        <w:t xml:space="preserve"> de Logística ingresa los datos de los guardias o supervisores</w:t>
       </w:r>
     </w:p>
     <w:p>
@@ -3356,7 +4904,21 @@
         <w:rPr>
           <w:lang w:val="es-EC"/>
         </w:rPr>
-        <w:t>Entidad (Entity): Representa el objeto Empleado que se almacena en la base de datos PostgreSQL con sus atributos de identificación y rol</w:t>
+        <w:t>Entidad (</w:t>
+      </w:r>
+      <w:proofErr w:type="spellStart"/>
+      <w:r>
+        <w:rPr>
+          <w:lang w:val="es-EC"/>
+        </w:rPr>
+        <w:t>Entity</w:t>
+      </w:r>
+      <w:proofErr w:type="spellEnd"/>
+      <w:r>
+        <w:rPr>
+          <w:lang w:val="es-EC"/>
+        </w:rPr>
+        <w:t>): Representa el objeto Empleado que se almacena en la base de datos PostgreSQL con sus atributos de identificación y rol</w:t>
       </w:r>
     </w:p>
     <w:p>
@@ -3371,6 +4933,7 @@
         <w:rPr>
           <w:lang w:val="es-EC"/>
         </w:rPr>
+        <w:lastRenderedPageBreak/>
         <w:t>9</w:t>
       </w:r>
       <w:r>
@@ -3418,8 +4981,13 @@
           </w:tcPr>
           <w:p>
             <w:r>
-              <w:t>Caso de uso</w:t>
-            </w:r>
+              <w:t xml:space="preserve">Caso de </w:t>
+            </w:r>
+            <w:proofErr w:type="spellStart"/>
+            <w:r>
+              <w:t>uso</w:t>
+            </w:r>
+            <w:proofErr w:type="spellEnd"/>
           </w:p>
         </w:tc>
         <w:tc>
@@ -3439,9 +5007,11 @@
             <w:shd w:val="clear" w:color="auto" w:fill="1F4E79"/>
           </w:tcPr>
           <w:p>
+            <w:proofErr w:type="spellStart"/>
             <w:r>
               <w:t>Prioridad</w:t>
             </w:r>
+            <w:proofErr w:type="spellEnd"/>
           </w:p>
         </w:tc>
         <w:tc>
@@ -3450,9 +5020,19 @@
             <w:shd w:val="clear" w:color="auto" w:fill="1F4E79"/>
           </w:tcPr>
           <w:p>
-            <w:r>
-              <w:t>Criterio de aceptación</w:t>
-            </w:r>
+            <w:proofErr w:type="spellStart"/>
+            <w:r>
+              <w:t>Criterio</w:t>
+            </w:r>
+            <w:proofErr w:type="spellEnd"/>
+            <w:r>
+              <w:t xml:space="preserve"> de </w:t>
+            </w:r>
+            <w:proofErr w:type="spellStart"/>
+            <w:r>
+              <w:t>aceptación</w:t>
+            </w:r>
+            <w:proofErr w:type="spellEnd"/>
           </w:p>
         </w:tc>
         <w:tc>
@@ -3461,9 +5041,19 @@
             <w:shd w:val="clear" w:color="auto" w:fill="1F4E79"/>
           </w:tcPr>
           <w:p>
-            <w:r>
-              <w:t>Evidencia PlantUML</w:t>
-            </w:r>
+            <w:proofErr w:type="spellStart"/>
+            <w:r>
+              <w:t>Evidencia</w:t>
+            </w:r>
+            <w:proofErr w:type="spellEnd"/>
+            <w:r>
+              <w:t xml:space="preserve"> </w:t>
+            </w:r>
+            <w:proofErr w:type="spellStart"/>
+            <w:r>
+              <w:t>PlantUML</w:t>
+            </w:r>
+            <w:proofErr w:type="spellEnd"/>
           </w:p>
         </w:tc>
       </w:tr>
@@ -3487,9 +5077,19 @@
             <w:tcW w:w="1655" w:type="dxa"/>
           </w:tcPr>
           <w:p>
-            <w:r>
-              <w:t>Crear empleado</w:t>
-            </w:r>
+            <w:proofErr w:type="spellStart"/>
+            <w:r>
+              <w:t>Crear</w:t>
+            </w:r>
+            <w:proofErr w:type="spellEnd"/>
+            <w:r>
+              <w:t xml:space="preserve"> </w:t>
+            </w:r>
+            <w:proofErr w:type="spellStart"/>
+            <w:r>
+              <w:t>empleado</w:t>
+            </w:r>
+            <w:proofErr w:type="spellEnd"/>
           </w:p>
         </w:tc>
         <w:tc>
@@ -3498,8 +5098,13 @@
           </w:tcPr>
           <w:p>
             <w:r>
-              <w:t>Jefe de Logística</w:t>
-            </w:r>
+              <w:t xml:space="preserve">Jefe de </w:t>
+            </w:r>
+            <w:proofErr w:type="spellStart"/>
+            <w:r>
+              <w:t>Logística</w:t>
+            </w:r>
+            <w:proofErr w:type="spellEnd"/>
           </w:p>
         </w:tc>
         <w:tc>
@@ -3561,9 +5166,19 @@
             <w:tcW w:w="1655" w:type="dxa"/>
           </w:tcPr>
           <w:p>
-            <w:r>
-              <w:t>Editar empleado</w:t>
-            </w:r>
+            <w:proofErr w:type="spellStart"/>
+            <w:r>
+              <w:t>Editar</w:t>
+            </w:r>
+            <w:proofErr w:type="spellEnd"/>
+            <w:r>
+              <w:t xml:space="preserve"> </w:t>
+            </w:r>
+            <w:proofErr w:type="spellStart"/>
+            <w:r>
+              <w:t>empleado</w:t>
+            </w:r>
+            <w:proofErr w:type="spellEnd"/>
           </w:p>
         </w:tc>
         <w:tc>
@@ -3572,8 +5187,13 @@
           </w:tcPr>
           <w:p>
             <w:r>
-              <w:t>Jefe de Logística</w:t>
-            </w:r>
+              <w:t xml:space="preserve">Jefe de </w:t>
+            </w:r>
+            <w:proofErr w:type="spellStart"/>
+            <w:r>
+              <w:t>Logística</w:t>
+            </w:r>
+            <w:proofErr w:type="spellEnd"/>
           </w:p>
         </w:tc>
         <w:tc>
@@ -3635,9 +5255,19 @@
             <w:tcW w:w="1655" w:type="dxa"/>
           </w:tcPr>
           <w:p>
-            <w:r>
-              <w:t>Eliminar empleado</w:t>
-            </w:r>
+            <w:proofErr w:type="spellStart"/>
+            <w:r>
+              <w:t>Eliminar</w:t>
+            </w:r>
+            <w:proofErr w:type="spellEnd"/>
+            <w:r>
+              <w:t xml:space="preserve"> </w:t>
+            </w:r>
+            <w:proofErr w:type="spellStart"/>
+            <w:r>
+              <w:t>empleado</w:t>
+            </w:r>
+            <w:proofErr w:type="spellEnd"/>
           </w:p>
         </w:tc>
         <w:tc>
@@ -3646,8 +5276,13 @@
           </w:tcPr>
           <w:p>
             <w:r>
-              <w:t>Jefe de Logística</w:t>
-            </w:r>
+              <w:t xml:space="preserve">Jefe de </w:t>
+            </w:r>
+            <w:proofErr w:type="spellStart"/>
+            <w:r>
+              <w:t>Logística</w:t>
+            </w:r>
+            <w:proofErr w:type="spellEnd"/>
           </w:p>
         </w:tc>
         <w:tc>
@@ -3710,8 +5345,13 @@
           </w:tcPr>
           <w:p>
             <w:r>
-              <w:t>Validar identidad</w:t>
-            </w:r>
+              <w:t xml:space="preserve">Validar </w:t>
+            </w:r>
+            <w:proofErr w:type="spellStart"/>
+            <w:r>
+              <w:t>identidad</w:t>
+            </w:r>
+            <w:proofErr w:type="spellEnd"/>
           </w:p>
         </w:tc>
         <w:tc>
@@ -3770,14 +5410,21 @@
         <w:spacing w:after="120" w:line="252" w:lineRule="auto"/>
       </w:pPr>
       <w:r>
-        <w:t>1</w:t>
-      </w:r>
-      <w:r>
-        <w:t>0</w:t>
-      </w:r>
-      <w:r>
-        <w:t>. Fuentes internas consultadas</w:t>
-      </w:r>
+        <w:t xml:space="preserve">10. Fuentes </w:t>
+      </w:r>
+      <w:proofErr w:type="spellStart"/>
+      <w:r>
+        <w:t>internas</w:t>
+      </w:r>
+      <w:proofErr w:type="spellEnd"/>
+      <w:r>
+        <w:t xml:space="preserve"> </w:t>
+      </w:r>
+      <w:proofErr w:type="spellStart"/>
+      <w:r>
+        <w:t>consultadas</w:t>
+      </w:r>
+      <w:proofErr w:type="spellEnd"/>
     </w:p>
     <w:p>
       <w:pPr>
@@ -3931,16 +5578,36 @@
         <w:sz w:val="16"/>
         <w:lang w:val="es-EC"/>
       </w:rPr>
-      <w:t xml:space="preserve">Guía PlantUML | Casos de uso de análisis | </w:t>
+      <w:t xml:space="preserve">Guía </w:t>
     </w:r>
+    <w:proofErr w:type="spellStart"/>
     <w:r>
       <w:rPr>
         <w:color w:val="646464"/>
         <w:sz w:val="16"/>
         <w:lang w:val="es-EC"/>
       </w:rPr>
+      <w:t>PlantUML</w:t>
+    </w:r>
+    <w:proofErr w:type="spellEnd"/>
+    <w:r>
+      <w:rPr>
+        <w:color w:val="646464"/>
+        <w:sz w:val="16"/>
+        <w:lang w:val="es-EC"/>
+      </w:rPr>
+      <w:t xml:space="preserve"> | Casos de uso de análisis | </w:t>
+    </w:r>
+    <w:proofErr w:type="spellStart"/>
+    <w:r>
+      <w:rPr>
+        <w:color w:val="646464"/>
+        <w:sz w:val="16"/>
+        <w:lang w:val="es-EC"/>
+      </w:rPr>
       <w:t>TeKMess</w:t>
     </w:r>
+    <w:proofErr w:type="spellEnd"/>
   </w:p>
 </w:hdr>
 </file>
